--- a/Python Microservices Basics HOL.docx
+++ b/Python Microservices Basics HOL.docx
@@ -1971,6 +1971,9 @@
         <w:t xml:space="preserve"> </w:t>
       </w:r>
       <w:r>
+        <w:rPr>
+          <w:noProof/>
+        </w:rPr>
         <w:drawing>
           <wp:inline distT="0" distB="0" distL="0" distR="0" wp14:anchorId="2EF57A38" wp14:editId="1A5E718A">
             <wp:extent cx="2299767" cy="2299767"/>
@@ -2022,7 +2025,15 @@
         </w:numPr>
       </w:pPr>
       <w:r>
-        <w:t xml:space="preserve">Create RESTful microservices using FastAPI </w:t>
+        <w:t xml:space="preserve">Create RESTful microservices using </w:t>
+      </w:r>
+      <w:proofErr w:type="spellStart"/>
+      <w:r>
+        <w:t>FastAPI</w:t>
+      </w:r>
+      <w:proofErr w:type="spellEnd"/>
+      <w:r>
+        <w:t xml:space="preserve"> </w:t>
       </w:r>
     </w:p>
     <w:p>
@@ -2034,7 +2045,23 @@
         </w:numPr>
       </w:pPr>
       <w:r>
-        <w:t xml:space="preserve">Implement input validation (Pydantic) and OpenAPI docs </w:t>
+        <w:t>Implement input validation (</w:t>
+      </w:r>
+      <w:proofErr w:type="spellStart"/>
+      <w:r>
+        <w:t>Pydantic</w:t>
+      </w:r>
+      <w:proofErr w:type="spellEnd"/>
+      <w:r>
+        <w:t xml:space="preserve">) and </w:t>
+      </w:r>
+      <w:proofErr w:type="spellStart"/>
+      <w:r>
+        <w:t>OpenAPI</w:t>
+      </w:r>
+      <w:proofErr w:type="spellEnd"/>
+      <w:r>
+        <w:t xml:space="preserve"> docs </w:t>
       </w:r>
     </w:p>
     <w:p>
@@ -2058,7 +2085,15 @@
         </w:numPr>
       </w:pPr>
       <w:r>
-        <w:t xml:space="preserve">Implement inter-service communication via HTTP/gRPC </w:t>
+        <w:t>Implement inter-service communication via HTTP/</w:t>
+      </w:r>
+      <w:proofErr w:type="spellStart"/>
+      <w:r>
+        <w:t>gRPC</w:t>
+      </w:r>
+      <w:proofErr w:type="spellEnd"/>
+      <w:r>
+        <w:t xml:space="preserve"> </w:t>
       </w:r>
     </w:p>
     <w:p>
@@ -2161,8 +2196,30 @@
         <w:rPr>
           <w:rFonts w:ascii="Cascadia Code" w:hAnsi="Cascadia Code" w:cs="Cascadia Code"/>
         </w:rPr>
-        <w:t>python -m venv .venv</w:t>
-      </w:r>
+        <w:t xml:space="preserve">python -m </w:t>
+      </w:r>
+      <w:proofErr w:type="spellStart"/>
+      <w:r>
+        <w:rPr>
+          <w:rFonts w:ascii="Cascadia Code" w:hAnsi="Cascadia Code" w:cs="Cascadia Code"/>
+        </w:rPr>
+        <w:t>venv</w:t>
+      </w:r>
+      <w:proofErr w:type="spellEnd"/>
+      <w:r>
+        <w:rPr>
+          <w:rFonts w:ascii="Cascadia Code" w:hAnsi="Cascadia Code" w:cs="Cascadia Code"/>
+        </w:rPr>
+        <w:t xml:space="preserve"> .</w:t>
+      </w:r>
+      <w:proofErr w:type="spellStart"/>
+      <w:r>
+        <w:rPr>
+          <w:rFonts w:ascii="Cascadia Code" w:hAnsi="Cascadia Code" w:cs="Cascadia Code"/>
+        </w:rPr>
+        <w:t>venv</w:t>
+      </w:r>
+      <w:proofErr w:type="spellEnd"/>
     </w:p>
     <w:p>
       <w:pPr>
@@ -2201,7 +2258,21 @@
         <w:rPr>
           <w:rFonts w:ascii="Cascadia Code" w:hAnsi="Cascadia Code" w:cs="Cascadia Code"/>
         </w:rPr>
-        <w:t>.venv\Scripts\Activate.ps1</w:t>
+        <w:t>.</w:t>
+      </w:r>
+      <w:proofErr w:type="spellStart"/>
+      <w:r>
+        <w:rPr>
+          <w:rFonts w:ascii="Cascadia Code" w:hAnsi="Cascadia Code" w:cs="Cascadia Code"/>
+        </w:rPr>
+        <w:t>venv</w:t>
+      </w:r>
+      <w:proofErr w:type="spellEnd"/>
+      <w:r>
+        <w:rPr>
+          <w:rFonts w:ascii="Cascadia Code" w:hAnsi="Cascadia Code" w:cs="Cascadia Code"/>
+        </w:rPr>
+        <w:t>\Scripts\Activate.ps1</w:t>
       </w:r>
     </w:p>
     <w:p>
@@ -2226,8 +2297,44 @@
         <w:rPr>
           <w:rFonts w:ascii="Cascadia Code" w:hAnsi="Cascadia Code" w:cs="Cascadia Code"/>
         </w:rPr>
-        <w:t>Set-ExecutionPolicy RemoteSigned -Scope CurrentUser</w:t>
-      </w:r>
+        <w:t>Set-</w:t>
+      </w:r>
+      <w:proofErr w:type="spellStart"/>
+      <w:r>
+        <w:rPr>
+          <w:rFonts w:ascii="Cascadia Code" w:hAnsi="Cascadia Code" w:cs="Cascadia Code"/>
+        </w:rPr>
+        <w:t>ExecutionPolicy</w:t>
+      </w:r>
+      <w:proofErr w:type="spellEnd"/>
+      <w:r>
+        <w:rPr>
+          <w:rFonts w:ascii="Cascadia Code" w:hAnsi="Cascadia Code" w:cs="Cascadia Code"/>
+        </w:rPr>
+        <w:t xml:space="preserve"> </w:t>
+      </w:r>
+      <w:proofErr w:type="spellStart"/>
+      <w:r>
+        <w:rPr>
+          <w:rFonts w:ascii="Cascadia Code" w:hAnsi="Cascadia Code" w:cs="Cascadia Code"/>
+        </w:rPr>
+        <w:t>RemoteSigned</w:t>
+      </w:r>
+      <w:proofErr w:type="spellEnd"/>
+      <w:r>
+        <w:rPr>
+          <w:rFonts w:ascii="Cascadia Code" w:hAnsi="Cascadia Code" w:cs="Cascadia Code"/>
+        </w:rPr>
+        <w:t xml:space="preserve"> -Scope </w:t>
+      </w:r>
+      <w:proofErr w:type="spellStart"/>
+      <w:r>
+        <w:rPr>
+          <w:rFonts w:ascii="Cascadia Code" w:hAnsi="Cascadia Code" w:cs="Cascadia Code"/>
+        </w:rPr>
+        <w:t>CurrentUser</w:t>
+      </w:r>
+      <w:proofErr w:type="spellEnd"/>
     </w:p>
     <w:p>
       <w:pPr>
@@ -2243,10 +2350,15 @@
       <w:bookmarkStart w:id="4" w:name="_Toc218864557"/>
       <w:bookmarkStart w:id="5" w:name="_Toc218933558"/>
       <w:r>
-        <w:t>LAB-1 — Create RESTful Microservices using FastAPI</w:t>
+        <w:t xml:space="preserve">LAB-1 — Create RESTful Microservices using </w:t>
+      </w:r>
+      <w:proofErr w:type="spellStart"/>
+      <w:r>
+        <w:t>FastAPI</w:t>
       </w:r>
       <w:bookmarkEnd w:id="4"/>
       <w:bookmarkEnd w:id="5"/>
+      <w:proofErr w:type="spellEnd"/>
     </w:p>
     <w:p>
       <w:pPr>
@@ -2264,6 +2376,7 @@
       <w:r>
         <w:t xml:space="preserve">Learn how to build independent microservices exposing REST APIs using </w:t>
       </w:r>
+      <w:proofErr w:type="spellStart"/>
       <w:r>
         <w:rPr>
           <w:b/>
@@ -2271,6 +2384,7 @@
         </w:rPr>
         <w:t>FastAPI</w:t>
       </w:r>
+      <w:proofErr w:type="spellEnd"/>
       <w:r>
         <w:t>.</w:t>
       </w:r>
@@ -2305,8 +2419,30 @@
         <w:rPr>
           <w:rFonts w:ascii="Cascadia Code" w:hAnsi="Cascadia Code" w:cs="Cascadia Code"/>
         </w:rPr>
-        <w:t>pip install fastapi uvicorn</w:t>
-      </w:r>
+        <w:t xml:space="preserve">pip install </w:t>
+      </w:r>
+      <w:proofErr w:type="spellStart"/>
+      <w:r>
+        <w:rPr>
+          <w:rFonts w:ascii="Cascadia Code" w:hAnsi="Cascadia Code" w:cs="Cascadia Code"/>
+        </w:rPr>
+        <w:t>fastapi</w:t>
+      </w:r>
+      <w:proofErr w:type="spellEnd"/>
+      <w:r>
+        <w:rPr>
+          <w:rFonts w:ascii="Cascadia Code" w:hAnsi="Cascadia Code" w:cs="Cascadia Code"/>
+        </w:rPr>
+        <w:t xml:space="preserve"> </w:t>
+      </w:r>
+      <w:proofErr w:type="spellStart"/>
+      <w:r>
+        <w:rPr>
+          <w:rFonts w:ascii="Cascadia Code" w:hAnsi="Cascadia Code" w:cs="Cascadia Code"/>
+        </w:rPr>
+        <w:t>uvicorn</w:t>
+      </w:r>
+      <w:proofErr w:type="spellEnd"/>
     </w:p>
     <w:p>
       <w:pPr>
@@ -2357,95 +2493,181 @@
         <w:rPr>
           <w:rFonts w:ascii="Cascadia Code" w:hAnsi="Cascadia Code" w:cs="Cascadia Code"/>
         </w:rPr>
-        <w:t>from fastapi import FastAPI, HTTPException</w:t>
-      </w:r>
-    </w:p>
-    <w:p>
-      <w:pPr>
-        <w:pBdr>
-          <w:top w:val="single" w:sz="4" w:space="1" w:color="auto"/>
-          <w:left w:val="single" w:sz="4" w:space="4" w:color="auto"/>
-          <w:bottom w:val="single" w:sz="4" w:space="1" w:color="auto"/>
-          <w:right w:val="single" w:sz="4" w:space="4" w:color="auto"/>
-        </w:pBdr>
-        <w:spacing w:after="0" w:line="240" w:lineRule="auto"/>
-        <w:rPr>
-          <w:rFonts w:ascii="Cascadia Code" w:hAnsi="Cascadia Code" w:cs="Cascadia Code"/>
-        </w:rPr>
-      </w:pPr>
-      <w:r>
-        <w:rPr>
-          <w:rFonts w:ascii="Cascadia Code" w:hAnsi="Cascadia Code" w:cs="Cascadia Code"/>
-        </w:rPr>
-        <w:t>from typing import Dict</w:t>
-      </w:r>
-    </w:p>
-    <w:p>
-      <w:pPr>
-        <w:pBdr>
-          <w:top w:val="single" w:sz="4" w:space="1" w:color="auto"/>
-          <w:left w:val="single" w:sz="4" w:space="4" w:color="auto"/>
-          <w:bottom w:val="single" w:sz="4" w:space="1" w:color="auto"/>
-          <w:right w:val="single" w:sz="4" w:space="4" w:color="auto"/>
-        </w:pBdr>
-        <w:spacing w:after="0" w:line="240" w:lineRule="auto"/>
-        <w:rPr>
-          <w:rFonts w:ascii="Cascadia Code" w:hAnsi="Cascadia Code" w:cs="Cascadia Code"/>
-        </w:rPr>
-      </w:pPr>
-    </w:p>
-    <w:p>
-      <w:pPr>
-        <w:pBdr>
-          <w:top w:val="single" w:sz="4" w:space="1" w:color="auto"/>
-          <w:left w:val="single" w:sz="4" w:space="4" w:color="auto"/>
-          <w:bottom w:val="single" w:sz="4" w:space="1" w:color="auto"/>
-          <w:right w:val="single" w:sz="4" w:space="4" w:color="auto"/>
-        </w:pBdr>
-        <w:spacing w:after="0" w:line="240" w:lineRule="auto"/>
-        <w:rPr>
-          <w:rFonts w:ascii="Cascadia Code" w:hAnsi="Cascadia Code" w:cs="Cascadia Code"/>
-        </w:rPr>
-      </w:pPr>
-      <w:r>
-        <w:rPr>
-          <w:rFonts w:ascii="Cascadia Code" w:hAnsi="Cascadia Code" w:cs="Cascadia Code"/>
-        </w:rPr>
-        <w:t>app = FastAPI(title="Product Service")</w:t>
-      </w:r>
-    </w:p>
-    <w:p>
-      <w:pPr>
-        <w:pBdr>
-          <w:top w:val="single" w:sz="4" w:space="1" w:color="auto"/>
-          <w:left w:val="single" w:sz="4" w:space="4" w:color="auto"/>
-          <w:bottom w:val="single" w:sz="4" w:space="1" w:color="auto"/>
-          <w:right w:val="single" w:sz="4" w:space="4" w:color="auto"/>
-        </w:pBdr>
-        <w:spacing w:after="0" w:line="240" w:lineRule="auto"/>
-        <w:rPr>
-          <w:rFonts w:ascii="Cascadia Code" w:hAnsi="Cascadia Code" w:cs="Cascadia Code"/>
-        </w:rPr>
-      </w:pPr>
-    </w:p>
-    <w:p>
-      <w:pPr>
-        <w:pBdr>
-          <w:top w:val="single" w:sz="4" w:space="1" w:color="auto"/>
-          <w:left w:val="single" w:sz="4" w:space="4" w:color="auto"/>
-          <w:bottom w:val="single" w:sz="4" w:space="1" w:color="auto"/>
-          <w:right w:val="single" w:sz="4" w:space="4" w:color="auto"/>
-        </w:pBdr>
-        <w:spacing w:after="0" w:line="240" w:lineRule="auto"/>
-        <w:rPr>
-          <w:rFonts w:ascii="Cascadia Code" w:hAnsi="Cascadia Code" w:cs="Cascadia Code"/>
-        </w:rPr>
-      </w:pPr>
-      <w:r>
-        <w:rPr>
-          <w:rFonts w:ascii="Cascadia Code" w:hAnsi="Cascadia Code" w:cs="Cascadia Code"/>
-        </w:rPr>
-        <w:t>products: Dict[int, dict] = {</w:t>
+        <w:t xml:space="preserve">from </w:t>
+      </w:r>
+      <w:proofErr w:type="spellStart"/>
+      <w:r>
+        <w:rPr>
+          <w:rFonts w:ascii="Cascadia Code" w:hAnsi="Cascadia Code" w:cs="Cascadia Code"/>
+        </w:rPr>
+        <w:t>fastapi</w:t>
+      </w:r>
+      <w:proofErr w:type="spellEnd"/>
+      <w:r>
+        <w:rPr>
+          <w:rFonts w:ascii="Cascadia Code" w:hAnsi="Cascadia Code" w:cs="Cascadia Code"/>
+        </w:rPr>
+        <w:t xml:space="preserve"> import </w:t>
+      </w:r>
+      <w:proofErr w:type="spellStart"/>
+      <w:r>
+        <w:rPr>
+          <w:rFonts w:ascii="Cascadia Code" w:hAnsi="Cascadia Code" w:cs="Cascadia Code"/>
+        </w:rPr>
+        <w:t>FastAPI</w:t>
+      </w:r>
+      <w:proofErr w:type="spellEnd"/>
+      <w:r>
+        <w:rPr>
+          <w:rFonts w:ascii="Cascadia Code" w:hAnsi="Cascadia Code" w:cs="Cascadia Code"/>
+        </w:rPr>
+        <w:t xml:space="preserve">, </w:t>
+      </w:r>
+      <w:proofErr w:type="spellStart"/>
+      <w:r>
+        <w:rPr>
+          <w:rFonts w:ascii="Cascadia Code" w:hAnsi="Cascadia Code" w:cs="Cascadia Code"/>
+        </w:rPr>
+        <w:t>HTTPException</w:t>
+      </w:r>
+      <w:proofErr w:type="spellEnd"/>
+    </w:p>
+    <w:p>
+      <w:pPr>
+        <w:pBdr>
+          <w:top w:val="single" w:sz="4" w:space="1" w:color="auto"/>
+          <w:left w:val="single" w:sz="4" w:space="4" w:color="auto"/>
+          <w:bottom w:val="single" w:sz="4" w:space="1" w:color="auto"/>
+          <w:right w:val="single" w:sz="4" w:space="4" w:color="auto"/>
+        </w:pBdr>
+        <w:spacing w:after="0" w:line="240" w:lineRule="auto"/>
+        <w:rPr>
+          <w:rFonts w:ascii="Cascadia Code" w:hAnsi="Cascadia Code" w:cs="Cascadia Code"/>
+        </w:rPr>
+      </w:pPr>
+      <w:r>
+        <w:rPr>
+          <w:rFonts w:ascii="Cascadia Code" w:hAnsi="Cascadia Code" w:cs="Cascadia Code"/>
+        </w:rPr>
+        <w:t xml:space="preserve">from typing import </w:t>
+      </w:r>
+      <w:proofErr w:type="spellStart"/>
+      <w:r>
+        <w:rPr>
+          <w:rFonts w:ascii="Cascadia Code" w:hAnsi="Cascadia Code" w:cs="Cascadia Code"/>
+        </w:rPr>
+        <w:t>Dict</w:t>
+      </w:r>
+      <w:proofErr w:type="spellEnd"/>
+    </w:p>
+    <w:p>
+      <w:pPr>
+        <w:pBdr>
+          <w:top w:val="single" w:sz="4" w:space="1" w:color="auto"/>
+          <w:left w:val="single" w:sz="4" w:space="4" w:color="auto"/>
+          <w:bottom w:val="single" w:sz="4" w:space="1" w:color="auto"/>
+          <w:right w:val="single" w:sz="4" w:space="4" w:color="auto"/>
+        </w:pBdr>
+        <w:spacing w:after="0" w:line="240" w:lineRule="auto"/>
+        <w:rPr>
+          <w:rFonts w:ascii="Cascadia Code" w:hAnsi="Cascadia Code" w:cs="Cascadia Code"/>
+        </w:rPr>
+      </w:pPr>
+    </w:p>
+    <w:p>
+      <w:pPr>
+        <w:pBdr>
+          <w:top w:val="single" w:sz="4" w:space="1" w:color="auto"/>
+          <w:left w:val="single" w:sz="4" w:space="4" w:color="auto"/>
+          <w:bottom w:val="single" w:sz="4" w:space="1" w:color="auto"/>
+          <w:right w:val="single" w:sz="4" w:space="4" w:color="auto"/>
+        </w:pBdr>
+        <w:spacing w:after="0" w:line="240" w:lineRule="auto"/>
+        <w:rPr>
+          <w:rFonts w:ascii="Cascadia Code" w:hAnsi="Cascadia Code" w:cs="Cascadia Code"/>
+        </w:rPr>
+      </w:pPr>
+      <w:r>
+        <w:rPr>
+          <w:rFonts w:ascii="Cascadia Code" w:hAnsi="Cascadia Code" w:cs="Cascadia Code"/>
+        </w:rPr>
+        <w:t xml:space="preserve">app = </w:t>
+      </w:r>
+      <w:proofErr w:type="spellStart"/>
+      <w:r>
+        <w:rPr>
+          <w:rFonts w:ascii="Cascadia Code" w:hAnsi="Cascadia Code" w:cs="Cascadia Code"/>
+        </w:rPr>
+        <w:t>FastAPI</w:t>
+      </w:r>
+      <w:proofErr w:type="spellEnd"/>
+      <w:r>
+        <w:rPr>
+          <w:rFonts w:ascii="Cascadia Code" w:hAnsi="Cascadia Code" w:cs="Cascadia Code"/>
+        </w:rPr>
+        <w:t>(title="Product Service")</w:t>
+      </w:r>
+    </w:p>
+    <w:p>
+      <w:pPr>
+        <w:pBdr>
+          <w:top w:val="single" w:sz="4" w:space="1" w:color="auto"/>
+          <w:left w:val="single" w:sz="4" w:space="4" w:color="auto"/>
+          <w:bottom w:val="single" w:sz="4" w:space="1" w:color="auto"/>
+          <w:right w:val="single" w:sz="4" w:space="4" w:color="auto"/>
+        </w:pBdr>
+        <w:spacing w:after="0" w:line="240" w:lineRule="auto"/>
+        <w:rPr>
+          <w:rFonts w:ascii="Cascadia Code" w:hAnsi="Cascadia Code" w:cs="Cascadia Code"/>
+        </w:rPr>
+      </w:pPr>
+    </w:p>
+    <w:p>
+      <w:pPr>
+        <w:pBdr>
+          <w:top w:val="single" w:sz="4" w:space="1" w:color="auto"/>
+          <w:left w:val="single" w:sz="4" w:space="4" w:color="auto"/>
+          <w:bottom w:val="single" w:sz="4" w:space="1" w:color="auto"/>
+          <w:right w:val="single" w:sz="4" w:space="4" w:color="auto"/>
+        </w:pBdr>
+        <w:spacing w:after="0" w:line="240" w:lineRule="auto"/>
+        <w:rPr>
+          <w:rFonts w:ascii="Cascadia Code" w:hAnsi="Cascadia Code" w:cs="Cascadia Code"/>
+        </w:rPr>
+      </w:pPr>
+      <w:r>
+        <w:rPr>
+          <w:rFonts w:ascii="Cascadia Code" w:hAnsi="Cascadia Code" w:cs="Cascadia Code"/>
+        </w:rPr>
+        <w:t xml:space="preserve">products: </w:t>
+      </w:r>
+      <w:proofErr w:type="spellStart"/>
+      <w:r>
+        <w:rPr>
+          <w:rFonts w:ascii="Cascadia Code" w:hAnsi="Cascadia Code" w:cs="Cascadia Code"/>
+        </w:rPr>
+        <w:t>Dict</w:t>
+      </w:r>
+      <w:proofErr w:type="spellEnd"/>
+      <w:r>
+        <w:rPr>
+          <w:rFonts w:ascii="Cascadia Code" w:hAnsi="Cascadia Code" w:cs="Cascadia Code"/>
+        </w:rPr>
+        <w:t xml:space="preserve">[int, </w:t>
+      </w:r>
+      <w:proofErr w:type="spellStart"/>
+      <w:r>
+        <w:rPr>
+          <w:rFonts w:ascii="Cascadia Code" w:hAnsi="Cascadia Code" w:cs="Cascadia Code"/>
+        </w:rPr>
+        <w:t>dict</w:t>
+      </w:r>
+      <w:proofErr w:type="spellEnd"/>
+      <w:r>
+        <w:rPr>
+          <w:rFonts w:ascii="Cascadia Code" w:hAnsi="Cascadia Code" w:cs="Cascadia Code"/>
+        </w:rPr>
+        <w:t>] = {</w:t>
       </w:r>
     </w:p>
     <w:p>
@@ -2559,27 +2781,55 @@
         <w:rPr>
           <w:rFonts w:ascii="Cascadia Code" w:hAnsi="Cascadia Code" w:cs="Cascadia Code"/>
         </w:rPr>
-        <w:t>def get_products():</w:t>
-      </w:r>
-    </w:p>
-    <w:p>
-      <w:pPr>
-        <w:pBdr>
-          <w:top w:val="single" w:sz="4" w:space="1" w:color="auto"/>
-          <w:left w:val="single" w:sz="4" w:space="4" w:color="auto"/>
-          <w:bottom w:val="single" w:sz="4" w:space="1" w:color="auto"/>
-          <w:right w:val="single" w:sz="4" w:space="4" w:color="auto"/>
-        </w:pBdr>
-        <w:spacing w:after="0" w:line="240" w:lineRule="auto"/>
-        <w:rPr>
-          <w:rFonts w:ascii="Cascadia Code" w:hAnsi="Cascadia Code" w:cs="Cascadia Code"/>
-        </w:rPr>
-      </w:pPr>
-      <w:r>
-        <w:rPr>
-          <w:rFonts w:ascii="Cascadia Code" w:hAnsi="Cascadia Code" w:cs="Cascadia Code"/>
-        </w:rPr>
-        <w:t xml:space="preserve">    return list(products.values())</w:t>
+        <w:t xml:space="preserve">def </w:t>
+      </w:r>
+      <w:proofErr w:type="spellStart"/>
+      <w:r>
+        <w:rPr>
+          <w:rFonts w:ascii="Cascadia Code" w:hAnsi="Cascadia Code" w:cs="Cascadia Code"/>
+        </w:rPr>
+        <w:t>get_products</w:t>
+      </w:r>
+      <w:proofErr w:type="spellEnd"/>
+      <w:r>
+        <w:rPr>
+          <w:rFonts w:ascii="Cascadia Code" w:hAnsi="Cascadia Code" w:cs="Cascadia Code"/>
+        </w:rPr>
+        <w:t>():</w:t>
+      </w:r>
+    </w:p>
+    <w:p>
+      <w:pPr>
+        <w:pBdr>
+          <w:top w:val="single" w:sz="4" w:space="1" w:color="auto"/>
+          <w:left w:val="single" w:sz="4" w:space="4" w:color="auto"/>
+          <w:bottom w:val="single" w:sz="4" w:space="1" w:color="auto"/>
+          <w:right w:val="single" w:sz="4" w:space="4" w:color="auto"/>
+        </w:pBdr>
+        <w:spacing w:after="0" w:line="240" w:lineRule="auto"/>
+        <w:rPr>
+          <w:rFonts w:ascii="Cascadia Code" w:hAnsi="Cascadia Code" w:cs="Cascadia Code"/>
+        </w:rPr>
+      </w:pPr>
+      <w:r>
+        <w:rPr>
+          <w:rFonts w:ascii="Cascadia Code" w:hAnsi="Cascadia Code" w:cs="Cascadia Code"/>
+        </w:rPr>
+        <w:t xml:space="preserve">    return list(</w:t>
+      </w:r>
+      <w:proofErr w:type="spellStart"/>
+      <w:r>
+        <w:rPr>
+          <w:rFonts w:ascii="Cascadia Code" w:hAnsi="Cascadia Code" w:cs="Cascadia Code"/>
+        </w:rPr>
+        <w:t>products.values</w:t>
+      </w:r>
+      <w:proofErr w:type="spellEnd"/>
+      <w:r>
+        <w:rPr>
+          <w:rFonts w:ascii="Cascadia Code" w:hAnsi="Cascadia Code" w:cs="Cascadia Code"/>
+        </w:rPr>
+        <w:t>())</w:t>
       </w:r>
     </w:p>
     <w:p>
@@ -2633,67 +2883,151 @@
         <w:rPr>
           <w:rFonts w:ascii="Cascadia Code" w:hAnsi="Cascadia Code" w:cs="Cascadia Code"/>
         </w:rPr>
-        <w:t>def get_product(product_id: int):</w:t>
-      </w:r>
-    </w:p>
-    <w:p>
-      <w:pPr>
-        <w:pBdr>
-          <w:top w:val="single" w:sz="4" w:space="1" w:color="auto"/>
-          <w:left w:val="single" w:sz="4" w:space="4" w:color="auto"/>
-          <w:bottom w:val="single" w:sz="4" w:space="1" w:color="auto"/>
-          <w:right w:val="single" w:sz="4" w:space="4" w:color="auto"/>
-        </w:pBdr>
-        <w:spacing w:after="0" w:line="240" w:lineRule="auto"/>
-        <w:rPr>
-          <w:rFonts w:ascii="Cascadia Code" w:hAnsi="Cascadia Code" w:cs="Cascadia Code"/>
-        </w:rPr>
-      </w:pPr>
-      <w:r>
-        <w:rPr>
-          <w:rFonts w:ascii="Cascadia Code" w:hAnsi="Cascadia Code" w:cs="Cascadia Code"/>
-        </w:rPr>
-        <w:t xml:space="preserve">    if product_id not in products:</w:t>
-      </w:r>
-    </w:p>
-    <w:p>
-      <w:pPr>
-        <w:pBdr>
-          <w:top w:val="single" w:sz="4" w:space="1" w:color="auto"/>
-          <w:left w:val="single" w:sz="4" w:space="4" w:color="auto"/>
-          <w:bottom w:val="single" w:sz="4" w:space="1" w:color="auto"/>
-          <w:right w:val="single" w:sz="4" w:space="4" w:color="auto"/>
-        </w:pBdr>
-        <w:spacing w:after="0" w:line="240" w:lineRule="auto"/>
-        <w:rPr>
-          <w:rFonts w:ascii="Cascadia Code" w:hAnsi="Cascadia Code" w:cs="Cascadia Code"/>
-        </w:rPr>
-      </w:pPr>
-      <w:r>
-        <w:rPr>
-          <w:rFonts w:ascii="Cascadia Code" w:hAnsi="Cascadia Code" w:cs="Cascadia Code"/>
-        </w:rPr>
-        <w:t xml:space="preserve">        raise HTTPException(status_code=404, detail="Product Not Found")</w:t>
-      </w:r>
-    </w:p>
-    <w:p>
-      <w:pPr>
-        <w:pBdr>
-          <w:top w:val="single" w:sz="4" w:space="1" w:color="auto"/>
-          <w:left w:val="single" w:sz="4" w:space="4" w:color="auto"/>
-          <w:bottom w:val="single" w:sz="4" w:space="1" w:color="auto"/>
-          <w:right w:val="single" w:sz="4" w:space="4" w:color="auto"/>
-        </w:pBdr>
-        <w:spacing w:after="0" w:line="240" w:lineRule="auto"/>
-        <w:rPr>
-          <w:rFonts w:ascii="Cascadia Code" w:hAnsi="Cascadia Code" w:cs="Cascadia Code"/>
-        </w:rPr>
-      </w:pPr>
-      <w:r>
-        <w:rPr>
-          <w:rFonts w:ascii="Cascadia Code" w:hAnsi="Cascadia Code" w:cs="Cascadia Code"/>
-        </w:rPr>
-        <w:t xml:space="preserve">    return products[product_id]</w:t>
+        <w:t xml:space="preserve">def </w:t>
+      </w:r>
+      <w:proofErr w:type="spellStart"/>
+      <w:r>
+        <w:rPr>
+          <w:rFonts w:ascii="Cascadia Code" w:hAnsi="Cascadia Code" w:cs="Cascadia Code"/>
+        </w:rPr>
+        <w:t>get_product</w:t>
+      </w:r>
+      <w:proofErr w:type="spellEnd"/>
+      <w:r>
+        <w:rPr>
+          <w:rFonts w:ascii="Cascadia Code" w:hAnsi="Cascadia Code" w:cs="Cascadia Code"/>
+        </w:rPr>
+        <w:t>(</w:t>
+      </w:r>
+      <w:proofErr w:type="spellStart"/>
+      <w:r>
+        <w:rPr>
+          <w:rFonts w:ascii="Cascadia Code" w:hAnsi="Cascadia Code" w:cs="Cascadia Code"/>
+        </w:rPr>
+        <w:t>product_id</w:t>
+      </w:r>
+      <w:proofErr w:type="spellEnd"/>
+      <w:r>
+        <w:rPr>
+          <w:rFonts w:ascii="Cascadia Code" w:hAnsi="Cascadia Code" w:cs="Cascadia Code"/>
+        </w:rPr>
+        <w:t>: int):</w:t>
+      </w:r>
+    </w:p>
+    <w:p>
+      <w:pPr>
+        <w:pBdr>
+          <w:top w:val="single" w:sz="4" w:space="1" w:color="auto"/>
+          <w:left w:val="single" w:sz="4" w:space="4" w:color="auto"/>
+          <w:bottom w:val="single" w:sz="4" w:space="1" w:color="auto"/>
+          <w:right w:val="single" w:sz="4" w:space="4" w:color="auto"/>
+        </w:pBdr>
+        <w:spacing w:after="0" w:line="240" w:lineRule="auto"/>
+        <w:rPr>
+          <w:rFonts w:ascii="Cascadia Code" w:hAnsi="Cascadia Code" w:cs="Cascadia Code"/>
+        </w:rPr>
+      </w:pPr>
+      <w:r>
+        <w:rPr>
+          <w:rFonts w:ascii="Cascadia Code" w:hAnsi="Cascadia Code" w:cs="Cascadia Code"/>
+        </w:rPr>
+        <w:t xml:space="preserve">    if </w:t>
+      </w:r>
+      <w:proofErr w:type="spellStart"/>
+      <w:r>
+        <w:rPr>
+          <w:rFonts w:ascii="Cascadia Code" w:hAnsi="Cascadia Code" w:cs="Cascadia Code"/>
+        </w:rPr>
+        <w:t>product_id</w:t>
+      </w:r>
+      <w:proofErr w:type="spellEnd"/>
+      <w:r>
+        <w:rPr>
+          <w:rFonts w:ascii="Cascadia Code" w:hAnsi="Cascadia Code" w:cs="Cascadia Code"/>
+        </w:rPr>
+        <w:t xml:space="preserve"> not in products:</w:t>
+      </w:r>
+    </w:p>
+    <w:p>
+      <w:pPr>
+        <w:pBdr>
+          <w:top w:val="single" w:sz="4" w:space="1" w:color="auto"/>
+          <w:left w:val="single" w:sz="4" w:space="4" w:color="auto"/>
+          <w:bottom w:val="single" w:sz="4" w:space="1" w:color="auto"/>
+          <w:right w:val="single" w:sz="4" w:space="4" w:color="auto"/>
+        </w:pBdr>
+        <w:spacing w:after="0" w:line="240" w:lineRule="auto"/>
+        <w:rPr>
+          <w:rFonts w:ascii="Cascadia Code" w:hAnsi="Cascadia Code" w:cs="Cascadia Code"/>
+        </w:rPr>
+      </w:pPr>
+      <w:r>
+        <w:rPr>
+          <w:rFonts w:ascii="Cascadia Code" w:hAnsi="Cascadia Code" w:cs="Cascadia Code"/>
+        </w:rPr>
+        <w:t xml:space="preserve">        raise </w:t>
+      </w:r>
+      <w:proofErr w:type="spellStart"/>
+      <w:r>
+        <w:rPr>
+          <w:rFonts w:ascii="Cascadia Code" w:hAnsi="Cascadia Code" w:cs="Cascadia Code"/>
+        </w:rPr>
+        <w:t>HTTPException</w:t>
+      </w:r>
+      <w:proofErr w:type="spellEnd"/>
+      <w:r>
+        <w:rPr>
+          <w:rFonts w:ascii="Cascadia Code" w:hAnsi="Cascadia Code" w:cs="Cascadia Code"/>
+        </w:rPr>
+        <w:t>(</w:t>
+      </w:r>
+      <w:proofErr w:type="spellStart"/>
+      <w:r>
+        <w:rPr>
+          <w:rFonts w:ascii="Cascadia Code" w:hAnsi="Cascadia Code" w:cs="Cascadia Code"/>
+        </w:rPr>
+        <w:t>status_code</w:t>
+      </w:r>
+      <w:proofErr w:type="spellEnd"/>
+      <w:r>
+        <w:rPr>
+          <w:rFonts w:ascii="Cascadia Code" w:hAnsi="Cascadia Code" w:cs="Cascadia Code"/>
+        </w:rPr>
+        <w:t>=404, detail="Product Not Found")</w:t>
+      </w:r>
+    </w:p>
+    <w:p>
+      <w:pPr>
+        <w:pBdr>
+          <w:top w:val="single" w:sz="4" w:space="1" w:color="auto"/>
+          <w:left w:val="single" w:sz="4" w:space="4" w:color="auto"/>
+          <w:bottom w:val="single" w:sz="4" w:space="1" w:color="auto"/>
+          <w:right w:val="single" w:sz="4" w:space="4" w:color="auto"/>
+        </w:pBdr>
+        <w:spacing w:after="0" w:line="240" w:lineRule="auto"/>
+        <w:rPr>
+          <w:rFonts w:ascii="Cascadia Code" w:hAnsi="Cascadia Code" w:cs="Cascadia Code"/>
+        </w:rPr>
+      </w:pPr>
+      <w:r>
+        <w:rPr>
+          <w:rFonts w:ascii="Cascadia Code" w:hAnsi="Cascadia Code" w:cs="Cascadia Code"/>
+        </w:rPr>
+        <w:t xml:space="preserve">    return products[</w:t>
+      </w:r>
+      <w:proofErr w:type="spellStart"/>
+      <w:r>
+        <w:rPr>
+          <w:rFonts w:ascii="Cascadia Code" w:hAnsi="Cascadia Code" w:cs="Cascadia Code"/>
+        </w:rPr>
+        <w:t>product_id</w:t>
+      </w:r>
+      <w:proofErr w:type="spellEnd"/>
+      <w:r>
+        <w:rPr>
+          <w:rFonts w:ascii="Cascadia Code" w:hAnsi="Cascadia Code" w:cs="Cascadia Code"/>
+        </w:rPr>
+        <w:t>]</w:t>
       </w:r>
     </w:p>
     <w:p>
@@ -2714,11 +3048,33 @@
           <w:rFonts w:ascii="Cascadia Code" w:hAnsi="Cascadia Code" w:cs="Cascadia Code"/>
         </w:rPr>
       </w:pPr>
-      <w:r>
-        <w:rPr>
-          <w:rFonts w:ascii="Cascadia Code" w:hAnsi="Cascadia Code" w:cs="Cascadia Code"/>
-        </w:rPr>
-        <w:t>uvicorn product_service:app --reload --port 8000</w:t>
+      <w:proofErr w:type="spellStart"/>
+      <w:r>
+        <w:rPr>
+          <w:rFonts w:ascii="Cascadia Code" w:hAnsi="Cascadia Code" w:cs="Cascadia Code"/>
+        </w:rPr>
+        <w:t>uvicorn</w:t>
+      </w:r>
+      <w:proofErr w:type="spellEnd"/>
+      <w:r>
+        <w:rPr>
+          <w:rFonts w:ascii="Cascadia Code" w:hAnsi="Cascadia Code" w:cs="Cascadia Code"/>
+        </w:rPr>
+        <w:t xml:space="preserve"> </w:t>
+      </w:r>
+      <w:proofErr w:type="spellStart"/>
+      <w:r>
+        <w:rPr>
+          <w:rFonts w:ascii="Cascadia Code" w:hAnsi="Cascadia Code" w:cs="Cascadia Code"/>
+        </w:rPr>
+        <w:t>product_service:app</w:t>
+      </w:r>
+      <w:proofErr w:type="spellEnd"/>
+      <w:r>
+        <w:rPr>
+          <w:rFonts w:ascii="Cascadia Code" w:hAnsi="Cascadia Code" w:cs="Cascadia Code"/>
+        </w:rPr>
+        <w:t xml:space="preserve"> --reload --port 8000</w:t>
       </w:r>
     </w:p>
     <w:p>
@@ -2770,41 +3126,77 @@
         <w:rPr>
           <w:rFonts w:ascii="Cascadia Code" w:hAnsi="Cascadia Code" w:cs="Cascadia Code"/>
         </w:rPr>
-        <w:t>from fastapi import FastAPI</w:t>
-      </w:r>
-    </w:p>
-    <w:p>
-      <w:pPr>
-        <w:pBdr>
-          <w:top w:val="single" w:sz="4" w:space="1" w:color="auto"/>
-          <w:left w:val="single" w:sz="4" w:space="4" w:color="auto"/>
-          <w:bottom w:val="single" w:sz="4" w:space="1" w:color="auto"/>
-          <w:right w:val="single" w:sz="4" w:space="4" w:color="auto"/>
-        </w:pBdr>
-        <w:spacing w:after="0" w:line="240" w:lineRule="auto"/>
-        <w:rPr>
-          <w:rFonts w:ascii="Cascadia Code" w:hAnsi="Cascadia Code" w:cs="Cascadia Code"/>
-        </w:rPr>
-      </w:pPr>
-    </w:p>
-    <w:p>
-      <w:pPr>
-        <w:pBdr>
-          <w:top w:val="single" w:sz="4" w:space="1" w:color="auto"/>
-          <w:left w:val="single" w:sz="4" w:space="4" w:color="auto"/>
-          <w:bottom w:val="single" w:sz="4" w:space="1" w:color="auto"/>
-          <w:right w:val="single" w:sz="4" w:space="4" w:color="auto"/>
-        </w:pBdr>
-        <w:spacing w:after="0" w:line="240" w:lineRule="auto"/>
-        <w:rPr>
-          <w:rFonts w:ascii="Cascadia Code" w:hAnsi="Cascadia Code" w:cs="Cascadia Code"/>
-        </w:rPr>
-      </w:pPr>
-      <w:r>
-        <w:rPr>
-          <w:rFonts w:ascii="Cascadia Code" w:hAnsi="Cascadia Code" w:cs="Cascadia Code"/>
-        </w:rPr>
-        <w:t>app = FastAPI(title="Order Service")</w:t>
+        <w:t xml:space="preserve">from </w:t>
+      </w:r>
+      <w:proofErr w:type="spellStart"/>
+      <w:r>
+        <w:rPr>
+          <w:rFonts w:ascii="Cascadia Code" w:hAnsi="Cascadia Code" w:cs="Cascadia Code"/>
+        </w:rPr>
+        <w:t>fastapi</w:t>
+      </w:r>
+      <w:proofErr w:type="spellEnd"/>
+      <w:r>
+        <w:rPr>
+          <w:rFonts w:ascii="Cascadia Code" w:hAnsi="Cascadia Code" w:cs="Cascadia Code"/>
+        </w:rPr>
+        <w:t xml:space="preserve"> import </w:t>
+      </w:r>
+      <w:proofErr w:type="spellStart"/>
+      <w:r>
+        <w:rPr>
+          <w:rFonts w:ascii="Cascadia Code" w:hAnsi="Cascadia Code" w:cs="Cascadia Code"/>
+        </w:rPr>
+        <w:t>FastAPI</w:t>
+      </w:r>
+      <w:proofErr w:type="spellEnd"/>
+    </w:p>
+    <w:p>
+      <w:pPr>
+        <w:pBdr>
+          <w:top w:val="single" w:sz="4" w:space="1" w:color="auto"/>
+          <w:left w:val="single" w:sz="4" w:space="4" w:color="auto"/>
+          <w:bottom w:val="single" w:sz="4" w:space="1" w:color="auto"/>
+          <w:right w:val="single" w:sz="4" w:space="4" w:color="auto"/>
+        </w:pBdr>
+        <w:spacing w:after="0" w:line="240" w:lineRule="auto"/>
+        <w:rPr>
+          <w:rFonts w:ascii="Cascadia Code" w:hAnsi="Cascadia Code" w:cs="Cascadia Code"/>
+        </w:rPr>
+      </w:pPr>
+    </w:p>
+    <w:p>
+      <w:pPr>
+        <w:pBdr>
+          <w:top w:val="single" w:sz="4" w:space="1" w:color="auto"/>
+          <w:left w:val="single" w:sz="4" w:space="4" w:color="auto"/>
+          <w:bottom w:val="single" w:sz="4" w:space="1" w:color="auto"/>
+          <w:right w:val="single" w:sz="4" w:space="4" w:color="auto"/>
+        </w:pBdr>
+        <w:spacing w:after="0" w:line="240" w:lineRule="auto"/>
+        <w:rPr>
+          <w:rFonts w:ascii="Cascadia Code" w:hAnsi="Cascadia Code" w:cs="Cascadia Code"/>
+        </w:rPr>
+      </w:pPr>
+      <w:r>
+        <w:rPr>
+          <w:rFonts w:ascii="Cascadia Code" w:hAnsi="Cascadia Code" w:cs="Cascadia Code"/>
+        </w:rPr>
+        <w:t xml:space="preserve">app = </w:t>
+      </w:r>
+      <w:proofErr w:type="spellStart"/>
+      <w:r>
+        <w:rPr>
+          <w:rFonts w:ascii="Cascadia Code" w:hAnsi="Cascadia Code" w:cs="Cascadia Code"/>
+        </w:rPr>
+        <w:t>FastAPI</w:t>
+      </w:r>
+      <w:proofErr w:type="spellEnd"/>
+      <w:r>
+        <w:rPr>
+          <w:rFonts w:ascii="Cascadia Code" w:hAnsi="Cascadia Code" w:cs="Cascadia Code"/>
+        </w:rPr>
+        <w:t>(title="Order Service")</w:t>
       </w:r>
     </w:p>
     <w:p>
@@ -2858,27 +3250,83 @@
         <w:rPr>
           <w:rFonts w:ascii="Cascadia Code" w:hAnsi="Cascadia Code" w:cs="Cascadia Code"/>
         </w:rPr>
-        <w:t xml:space="preserve">    {"order_id": 101, "product_id": 1, "qty": 2},</w:t>
-      </w:r>
-    </w:p>
-    <w:p>
-      <w:pPr>
-        <w:pBdr>
-          <w:top w:val="single" w:sz="4" w:space="1" w:color="auto"/>
-          <w:left w:val="single" w:sz="4" w:space="4" w:color="auto"/>
-          <w:bottom w:val="single" w:sz="4" w:space="1" w:color="auto"/>
-          <w:right w:val="single" w:sz="4" w:space="4" w:color="auto"/>
-        </w:pBdr>
-        <w:spacing w:after="0" w:line="240" w:lineRule="auto"/>
-        <w:rPr>
-          <w:rFonts w:ascii="Cascadia Code" w:hAnsi="Cascadia Code" w:cs="Cascadia Code"/>
-        </w:rPr>
-      </w:pPr>
-      <w:r>
-        <w:rPr>
-          <w:rFonts w:ascii="Cascadia Code" w:hAnsi="Cascadia Code" w:cs="Cascadia Code"/>
-        </w:rPr>
-        <w:t xml:space="preserve">    {"order_id": 102, "product_id": 2, "qty": 1},</w:t>
+        <w:t xml:space="preserve">    {"</w:t>
+      </w:r>
+      <w:proofErr w:type="spellStart"/>
+      <w:r>
+        <w:rPr>
+          <w:rFonts w:ascii="Cascadia Code" w:hAnsi="Cascadia Code" w:cs="Cascadia Code"/>
+        </w:rPr>
+        <w:t>order_id</w:t>
+      </w:r>
+      <w:proofErr w:type="spellEnd"/>
+      <w:r>
+        <w:rPr>
+          <w:rFonts w:ascii="Cascadia Code" w:hAnsi="Cascadia Code" w:cs="Cascadia Code"/>
+        </w:rPr>
+        <w:t>": 101, "</w:t>
+      </w:r>
+      <w:proofErr w:type="spellStart"/>
+      <w:r>
+        <w:rPr>
+          <w:rFonts w:ascii="Cascadia Code" w:hAnsi="Cascadia Code" w:cs="Cascadia Code"/>
+        </w:rPr>
+        <w:t>product_id</w:t>
+      </w:r>
+      <w:proofErr w:type="spellEnd"/>
+      <w:r>
+        <w:rPr>
+          <w:rFonts w:ascii="Cascadia Code" w:hAnsi="Cascadia Code" w:cs="Cascadia Code"/>
+        </w:rPr>
+        <w:t>": 1, "qty": 2},</w:t>
+      </w:r>
+    </w:p>
+    <w:p>
+      <w:pPr>
+        <w:pBdr>
+          <w:top w:val="single" w:sz="4" w:space="1" w:color="auto"/>
+          <w:left w:val="single" w:sz="4" w:space="4" w:color="auto"/>
+          <w:bottom w:val="single" w:sz="4" w:space="1" w:color="auto"/>
+          <w:right w:val="single" w:sz="4" w:space="4" w:color="auto"/>
+        </w:pBdr>
+        <w:spacing w:after="0" w:line="240" w:lineRule="auto"/>
+        <w:rPr>
+          <w:rFonts w:ascii="Cascadia Code" w:hAnsi="Cascadia Code" w:cs="Cascadia Code"/>
+        </w:rPr>
+      </w:pPr>
+      <w:r>
+        <w:rPr>
+          <w:rFonts w:ascii="Cascadia Code" w:hAnsi="Cascadia Code" w:cs="Cascadia Code"/>
+        </w:rPr>
+        <w:t xml:space="preserve">    {"</w:t>
+      </w:r>
+      <w:proofErr w:type="spellStart"/>
+      <w:r>
+        <w:rPr>
+          <w:rFonts w:ascii="Cascadia Code" w:hAnsi="Cascadia Code" w:cs="Cascadia Code"/>
+        </w:rPr>
+        <w:t>order_id</w:t>
+      </w:r>
+      <w:proofErr w:type="spellEnd"/>
+      <w:r>
+        <w:rPr>
+          <w:rFonts w:ascii="Cascadia Code" w:hAnsi="Cascadia Code" w:cs="Cascadia Code"/>
+        </w:rPr>
+        <w:t>": 102, "</w:t>
+      </w:r>
+      <w:proofErr w:type="spellStart"/>
+      <w:r>
+        <w:rPr>
+          <w:rFonts w:ascii="Cascadia Code" w:hAnsi="Cascadia Code" w:cs="Cascadia Code"/>
+        </w:rPr>
+        <w:t>product_id</w:t>
+      </w:r>
+      <w:proofErr w:type="spellEnd"/>
+      <w:r>
+        <w:rPr>
+          <w:rFonts w:ascii="Cascadia Code" w:hAnsi="Cascadia Code" w:cs="Cascadia Code"/>
+        </w:rPr>
+        <w:t>": 2, "qty": 1},</w:t>
       </w:r>
     </w:p>
     <w:p>
@@ -2952,7 +3400,21 @@
         <w:rPr>
           <w:rFonts w:ascii="Cascadia Code" w:hAnsi="Cascadia Code" w:cs="Cascadia Code"/>
         </w:rPr>
-        <w:t>def get_orders():</w:t>
+        <w:t xml:space="preserve">def </w:t>
+      </w:r>
+      <w:proofErr w:type="spellStart"/>
+      <w:r>
+        <w:rPr>
+          <w:rFonts w:ascii="Cascadia Code" w:hAnsi="Cascadia Code" w:cs="Cascadia Code"/>
+        </w:rPr>
+        <w:t>get_orders</w:t>
+      </w:r>
+      <w:proofErr w:type="spellEnd"/>
+      <w:r>
+        <w:rPr>
+          <w:rFonts w:ascii="Cascadia Code" w:hAnsi="Cascadia Code" w:cs="Cascadia Code"/>
+        </w:rPr>
+        <w:t>():</w:t>
       </w:r>
     </w:p>
     <w:p>
@@ -2993,11 +3455,33 @@
           <w:rFonts w:ascii="Cascadia Code" w:hAnsi="Cascadia Code" w:cs="Cascadia Code"/>
         </w:rPr>
       </w:pPr>
-      <w:r>
-        <w:rPr>
-          <w:rFonts w:ascii="Cascadia Code" w:hAnsi="Cascadia Code" w:cs="Cascadia Code"/>
-        </w:rPr>
-        <w:t>uvicorn order_service:app --reload --port 8001</w:t>
+      <w:proofErr w:type="spellStart"/>
+      <w:r>
+        <w:rPr>
+          <w:rFonts w:ascii="Cascadia Code" w:hAnsi="Cascadia Code" w:cs="Cascadia Code"/>
+        </w:rPr>
+        <w:t>uvicorn</w:t>
+      </w:r>
+      <w:proofErr w:type="spellEnd"/>
+      <w:r>
+        <w:rPr>
+          <w:rFonts w:ascii="Cascadia Code" w:hAnsi="Cascadia Code" w:cs="Cascadia Code"/>
+        </w:rPr>
+        <w:t xml:space="preserve"> </w:t>
+      </w:r>
+      <w:proofErr w:type="spellStart"/>
+      <w:r>
+        <w:rPr>
+          <w:rFonts w:ascii="Cascadia Code" w:hAnsi="Cascadia Code" w:cs="Cascadia Code"/>
+        </w:rPr>
+        <w:t>order_service:app</w:t>
+      </w:r>
+      <w:proofErr w:type="spellEnd"/>
+      <w:r>
+        <w:rPr>
+          <w:rFonts w:ascii="Cascadia Code" w:hAnsi="Cascadia Code" w:cs="Cascadia Code"/>
+        </w:rPr>
+        <w:t xml:space="preserve"> --reload --port 8001</w:t>
       </w:r>
     </w:p>
     <w:p>
@@ -3058,15 +3542,26 @@
       <w:bookmarkStart w:id="15" w:name="_Toc218933563"/>
       <w:r>
         <w:lastRenderedPageBreak/>
-        <w:t>LAB-2 — Input Validation + OpenAPI</w:t>
+        <w:t xml:space="preserve">LAB-2 — Input Validation + </w:t>
+      </w:r>
+      <w:proofErr w:type="spellStart"/>
+      <w:r>
+        <w:t>OpenAPI</w:t>
       </w:r>
       <w:bookmarkEnd w:id="14"/>
       <w:bookmarkEnd w:id="15"/>
-    </w:p>
-    <w:p>
-      <w:r>
-        <w:t xml:space="preserve">FastAPI uses </w:t>
-      </w:r>
+      <w:proofErr w:type="spellEnd"/>
+    </w:p>
+    <w:p>
+      <w:proofErr w:type="spellStart"/>
+      <w:r>
+        <w:t>FastAPI</w:t>
+      </w:r>
+      <w:proofErr w:type="spellEnd"/>
+      <w:r>
+        <w:t xml:space="preserve"> uses </w:t>
+      </w:r>
+      <w:proofErr w:type="spellStart"/>
       <w:r>
         <w:rPr>
           <w:b/>
@@ -3074,6 +3569,7 @@
         </w:rPr>
         <w:t>Pydantic</w:t>
       </w:r>
+      <w:proofErr w:type="spellEnd"/>
       <w:r>
         <w:t xml:space="preserve"> models for validation </w:t>
       </w:r>
@@ -3101,8 +3597,16 @@
         <w:rPr>
           <w:rFonts w:ascii="Cascadia Code" w:hAnsi="Cascadia Code" w:cs="Cascadia Code"/>
         </w:rPr>
-        <w:t>pip install pydantic</w:t>
-      </w:r>
+        <w:t xml:space="preserve">pip install </w:t>
+      </w:r>
+      <w:proofErr w:type="spellStart"/>
+      <w:r>
+        <w:rPr>
+          <w:rFonts w:ascii="Cascadia Code" w:hAnsi="Cascadia Code" w:cs="Cascadia Code"/>
+        </w:rPr>
+        <w:t>pydantic</w:t>
+      </w:r>
+      <w:proofErr w:type="spellEnd"/>
     </w:p>
     <w:p>
       <w:pPr>
@@ -3153,115 +3657,209 @@
         <w:rPr>
           <w:rFonts w:ascii="Cascadia Code" w:hAnsi="Cascadia Code" w:cs="Cascadia Code"/>
         </w:rPr>
-        <w:t>from fastapi import FastAPI, HTTPException</w:t>
-      </w:r>
-    </w:p>
-    <w:p>
-      <w:pPr>
-        <w:pBdr>
-          <w:top w:val="single" w:sz="4" w:space="1" w:color="auto"/>
-          <w:left w:val="single" w:sz="4" w:space="4" w:color="auto"/>
-          <w:bottom w:val="single" w:sz="4" w:space="1" w:color="auto"/>
-          <w:right w:val="single" w:sz="4" w:space="4" w:color="auto"/>
-        </w:pBdr>
-        <w:spacing w:after="0" w:line="240" w:lineRule="auto"/>
-        <w:rPr>
-          <w:rFonts w:ascii="Cascadia Code" w:hAnsi="Cascadia Code" w:cs="Cascadia Code"/>
-        </w:rPr>
-      </w:pPr>
-      <w:r>
-        <w:rPr>
-          <w:rFonts w:ascii="Cascadia Code" w:hAnsi="Cascadia Code" w:cs="Cascadia Code"/>
-        </w:rPr>
-        <w:t>from pydantic import BaseModel</w:t>
-      </w:r>
-    </w:p>
-    <w:p>
-      <w:pPr>
-        <w:pBdr>
-          <w:top w:val="single" w:sz="4" w:space="1" w:color="auto"/>
-          <w:left w:val="single" w:sz="4" w:space="4" w:color="auto"/>
-          <w:bottom w:val="single" w:sz="4" w:space="1" w:color="auto"/>
-          <w:right w:val="single" w:sz="4" w:space="4" w:color="auto"/>
-        </w:pBdr>
-        <w:spacing w:after="0" w:line="240" w:lineRule="auto"/>
-        <w:rPr>
-          <w:rFonts w:ascii="Cascadia Code" w:hAnsi="Cascadia Code" w:cs="Cascadia Code"/>
-        </w:rPr>
-      </w:pPr>
-      <w:r>
-        <w:rPr>
-          <w:rFonts w:ascii="Cascadia Code" w:hAnsi="Cascadia Code" w:cs="Cascadia Code"/>
-        </w:rPr>
-        <w:t>from typing import Dict</w:t>
-      </w:r>
-    </w:p>
-    <w:p>
-      <w:pPr>
-        <w:pBdr>
-          <w:top w:val="single" w:sz="4" w:space="1" w:color="auto"/>
-          <w:left w:val="single" w:sz="4" w:space="4" w:color="auto"/>
-          <w:bottom w:val="single" w:sz="4" w:space="1" w:color="auto"/>
-          <w:right w:val="single" w:sz="4" w:space="4" w:color="auto"/>
-        </w:pBdr>
-        <w:spacing w:after="0" w:line="240" w:lineRule="auto"/>
-        <w:rPr>
-          <w:rFonts w:ascii="Cascadia Code" w:hAnsi="Cascadia Code" w:cs="Cascadia Code"/>
-        </w:rPr>
-      </w:pPr>
-    </w:p>
-    <w:p>
-      <w:pPr>
-        <w:pBdr>
-          <w:top w:val="single" w:sz="4" w:space="1" w:color="auto"/>
-          <w:left w:val="single" w:sz="4" w:space="4" w:color="auto"/>
-          <w:bottom w:val="single" w:sz="4" w:space="1" w:color="auto"/>
-          <w:right w:val="single" w:sz="4" w:space="4" w:color="auto"/>
-        </w:pBdr>
-        <w:spacing w:after="0" w:line="240" w:lineRule="auto"/>
-        <w:rPr>
-          <w:rFonts w:ascii="Cascadia Code" w:hAnsi="Cascadia Code" w:cs="Cascadia Code"/>
-        </w:rPr>
-      </w:pPr>
-      <w:r>
-        <w:rPr>
-          <w:rFonts w:ascii="Cascadia Code" w:hAnsi="Cascadia Code" w:cs="Cascadia Code"/>
-        </w:rPr>
-        <w:t>app = FastAPI(title="Product Service with Validation")</w:t>
-      </w:r>
-    </w:p>
-    <w:p>
-      <w:pPr>
-        <w:pBdr>
-          <w:top w:val="single" w:sz="4" w:space="1" w:color="auto"/>
-          <w:left w:val="single" w:sz="4" w:space="4" w:color="auto"/>
-          <w:bottom w:val="single" w:sz="4" w:space="1" w:color="auto"/>
-          <w:right w:val="single" w:sz="4" w:space="4" w:color="auto"/>
-        </w:pBdr>
-        <w:spacing w:after="0" w:line="240" w:lineRule="auto"/>
-        <w:rPr>
-          <w:rFonts w:ascii="Cascadia Code" w:hAnsi="Cascadia Code" w:cs="Cascadia Code"/>
-        </w:rPr>
-      </w:pPr>
-    </w:p>
-    <w:p>
-      <w:pPr>
-        <w:pBdr>
-          <w:top w:val="single" w:sz="4" w:space="1" w:color="auto"/>
-          <w:left w:val="single" w:sz="4" w:space="4" w:color="auto"/>
-          <w:bottom w:val="single" w:sz="4" w:space="1" w:color="auto"/>
-          <w:right w:val="single" w:sz="4" w:space="4" w:color="auto"/>
-        </w:pBdr>
-        <w:spacing w:after="0" w:line="240" w:lineRule="auto"/>
-        <w:rPr>
-          <w:rFonts w:ascii="Cascadia Code" w:hAnsi="Cascadia Code" w:cs="Cascadia Code"/>
-        </w:rPr>
-      </w:pPr>
-      <w:r>
-        <w:rPr>
-          <w:rFonts w:ascii="Cascadia Code" w:hAnsi="Cascadia Code" w:cs="Cascadia Code"/>
-        </w:rPr>
-        <w:t>class Product(BaseModel):</w:t>
+        <w:t xml:space="preserve">from </w:t>
+      </w:r>
+      <w:proofErr w:type="spellStart"/>
+      <w:r>
+        <w:rPr>
+          <w:rFonts w:ascii="Cascadia Code" w:hAnsi="Cascadia Code" w:cs="Cascadia Code"/>
+        </w:rPr>
+        <w:t>fastapi</w:t>
+      </w:r>
+      <w:proofErr w:type="spellEnd"/>
+      <w:r>
+        <w:rPr>
+          <w:rFonts w:ascii="Cascadia Code" w:hAnsi="Cascadia Code" w:cs="Cascadia Code"/>
+        </w:rPr>
+        <w:t xml:space="preserve"> import </w:t>
+      </w:r>
+      <w:proofErr w:type="spellStart"/>
+      <w:r>
+        <w:rPr>
+          <w:rFonts w:ascii="Cascadia Code" w:hAnsi="Cascadia Code" w:cs="Cascadia Code"/>
+        </w:rPr>
+        <w:t>FastAPI</w:t>
+      </w:r>
+      <w:proofErr w:type="spellEnd"/>
+      <w:r>
+        <w:rPr>
+          <w:rFonts w:ascii="Cascadia Code" w:hAnsi="Cascadia Code" w:cs="Cascadia Code"/>
+        </w:rPr>
+        <w:t xml:space="preserve">, </w:t>
+      </w:r>
+      <w:proofErr w:type="spellStart"/>
+      <w:r>
+        <w:rPr>
+          <w:rFonts w:ascii="Cascadia Code" w:hAnsi="Cascadia Code" w:cs="Cascadia Code"/>
+        </w:rPr>
+        <w:t>HTTPException</w:t>
+      </w:r>
+      <w:proofErr w:type="spellEnd"/>
+    </w:p>
+    <w:p>
+      <w:pPr>
+        <w:pBdr>
+          <w:top w:val="single" w:sz="4" w:space="1" w:color="auto"/>
+          <w:left w:val="single" w:sz="4" w:space="4" w:color="auto"/>
+          <w:bottom w:val="single" w:sz="4" w:space="1" w:color="auto"/>
+          <w:right w:val="single" w:sz="4" w:space="4" w:color="auto"/>
+        </w:pBdr>
+        <w:spacing w:after="0" w:line="240" w:lineRule="auto"/>
+        <w:rPr>
+          <w:rFonts w:ascii="Cascadia Code" w:hAnsi="Cascadia Code" w:cs="Cascadia Code"/>
+        </w:rPr>
+      </w:pPr>
+      <w:r>
+        <w:rPr>
+          <w:rFonts w:ascii="Cascadia Code" w:hAnsi="Cascadia Code" w:cs="Cascadia Code"/>
+        </w:rPr>
+        <w:t xml:space="preserve">from </w:t>
+      </w:r>
+      <w:proofErr w:type="spellStart"/>
+      <w:r>
+        <w:rPr>
+          <w:rFonts w:ascii="Cascadia Code" w:hAnsi="Cascadia Code" w:cs="Cascadia Code"/>
+        </w:rPr>
+        <w:t>pydantic</w:t>
+      </w:r>
+      <w:proofErr w:type="spellEnd"/>
+      <w:r>
+        <w:rPr>
+          <w:rFonts w:ascii="Cascadia Code" w:hAnsi="Cascadia Code" w:cs="Cascadia Code"/>
+        </w:rPr>
+        <w:t xml:space="preserve"> import </w:t>
+      </w:r>
+      <w:proofErr w:type="spellStart"/>
+      <w:r>
+        <w:rPr>
+          <w:rFonts w:ascii="Cascadia Code" w:hAnsi="Cascadia Code" w:cs="Cascadia Code"/>
+        </w:rPr>
+        <w:t>BaseModel</w:t>
+      </w:r>
+      <w:proofErr w:type="spellEnd"/>
+    </w:p>
+    <w:p>
+      <w:pPr>
+        <w:pBdr>
+          <w:top w:val="single" w:sz="4" w:space="1" w:color="auto"/>
+          <w:left w:val="single" w:sz="4" w:space="4" w:color="auto"/>
+          <w:bottom w:val="single" w:sz="4" w:space="1" w:color="auto"/>
+          <w:right w:val="single" w:sz="4" w:space="4" w:color="auto"/>
+        </w:pBdr>
+        <w:spacing w:after="0" w:line="240" w:lineRule="auto"/>
+        <w:rPr>
+          <w:rFonts w:ascii="Cascadia Code" w:hAnsi="Cascadia Code" w:cs="Cascadia Code"/>
+        </w:rPr>
+      </w:pPr>
+      <w:r>
+        <w:rPr>
+          <w:rFonts w:ascii="Cascadia Code" w:hAnsi="Cascadia Code" w:cs="Cascadia Code"/>
+        </w:rPr>
+        <w:t xml:space="preserve">from typing import </w:t>
+      </w:r>
+      <w:proofErr w:type="spellStart"/>
+      <w:r>
+        <w:rPr>
+          <w:rFonts w:ascii="Cascadia Code" w:hAnsi="Cascadia Code" w:cs="Cascadia Code"/>
+        </w:rPr>
+        <w:t>Dict</w:t>
+      </w:r>
+      <w:proofErr w:type="spellEnd"/>
+    </w:p>
+    <w:p>
+      <w:pPr>
+        <w:pBdr>
+          <w:top w:val="single" w:sz="4" w:space="1" w:color="auto"/>
+          <w:left w:val="single" w:sz="4" w:space="4" w:color="auto"/>
+          <w:bottom w:val="single" w:sz="4" w:space="1" w:color="auto"/>
+          <w:right w:val="single" w:sz="4" w:space="4" w:color="auto"/>
+        </w:pBdr>
+        <w:spacing w:after="0" w:line="240" w:lineRule="auto"/>
+        <w:rPr>
+          <w:rFonts w:ascii="Cascadia Code" w:hAnsi="Cascadia Code" w:cs="Cascadia Code"/>
+        </w:rPr>
+      </w:pPr>
+    </w:p>
+    <w:p>
+      <w:pPr>
+        <w:pBdr>
+          <w:top w:val="single" w:sz="4" w:space="1" w:color="auto"/>
+          <w:left w:val="single" w:sz="4" w:space="4" w:color="auto"/>
+          <w:bottom w:val="single" w:sz="4" w:space="1" w:color="auto"/>
+          <w:right w:val="single" w:sz="4" w:space="4" w:color="auto"/>
+        </w:pBdr>
+        <w:spacing w:after="0" w:line="240" w:lineRule="auto"/>
+        <w:rPr>
+          <w:rFonts w:ascii="Cascadia Code" w:hAnsi="Cascadia Code" w:cs="Cascadia Code"/>
+        </w:rPr>
+      </w:pPr>
+      <w:r>
+        <w:rPr>
+          <w:rFonts w:ascii="Cascadia Code" w:hAnsi="Cascadia Code" w:cs="Cascadia Code"/>
+        </w:rPr>
+        <w:t xml:space="preserve">app = </w:t>
+      </w:r>
+      <w:proofErr w:type="spellStart"/>
+      <w:r>
+        <w:rPr>
+          <w:rFonts w:ascii="Cascadia Code" w:hAnsi="Cascadia Code" w:cs="Cascadia Code"/>
+        </w:rPr>
+        <w:t>FastAPI</w:t>
+      </w:r>
+      <w:proofErr w:type="spellEnd"/>
+      <w:r>
+        <w:rPr>
+          <w:rFonts w:ascii="Cascadia Code" w:hAnsi="Cascadia Code" w:cs="Cascadia Code"/>
+        </w:rPr>
+        <w:t>(title="Product Service with Validation")</w:t>
+      </w:r>
+    </w:p>
+    <w:p>
+      <w:pPr>
+        <w:pBdr>
+          <w:top w:val="single" w:sz="4" w:space="1" w:color="auto"/>
+          <w:left w:val="single" w:sz="4" w:space="4" w:color="auto"/>
+          <w:bottom w:val="single" w:sz="4" w:space="1" w:color="auto"/>
+          <w:right w:val="single" w:sz="4" w:space="4" w:color="auto"/>
+        </w:pBdr>
+        <w:spacing w:after="0" w:line="240" w:lineRule="auto"/>
+        <w:rPr>
+          <w:rFonts w:ascii="Cascadia Code" w:hAnsi="Cascadia Code" w:cs="Cascadia Code"/>
+        </w:rPr>
+      </w:pPr>
+    </w:p>
+    <w:p>
+      <w:pPr>
+        <w:pBdr>
+          <w:top w:val="single" w:sz="4" w:space="1" w:color="auto"/>
+          <w:left w:val="single" w:sz="4" w:space="4" w:color="auto"/>
+          <w:bottom w:val="single" w:sz="4" w:space="1" w:color="auto"/>
+          <w:right w:val="single" w:sz="4" w:space="4" w:color="auto"/>
+        </w:pBdr>
+        <w:spacing w:after="0" w:line="240" w:lineRule="auto"/>
+        <w:rPr>
+          <w:rFonts w:ascii="Cascadia Code" w:hAnsi="Cascadia Code" w:cs="Cascadia Code"/>
+        </w:rPr>
+      </w:pPr>
+      <w:r>
+        <w:rPr>
+          <w:rFonts w:ascii="Cascadia Code" w:hAnsi="Cascadia Code" w:cs="Cascadia Code"/>
+        </w:rPr>
+        <w:t>class Product(</w:t>
+      </w:r>
+      <w:proofErr w:type="spellStart"/>
+      <w:r>
+        <w:rPr>
+          <w:rFonts w:ascii="Cascadia Code" w:hAnsi="Cascadia Code" w:cs="Cascadia Code"/>
+        </w:rPr>
+        <w:t>BaseModel</w:t>
+      </w:r>
+      <w:proofErr w:type="spellEnd"/>
+      <w:r>
+        <w:rPr>
+          <w:rFonts w:ascii="Cascadia Code" w:hAnsi="Cascadia Code" w:cs="Cascadia Code"/>
+        </w:rPr>
+        <w:t>):</w:t>
       </w:r>
     </w:p>
     <w:p>
@@ -3355,7 +3953,21 @@
         <w:rPr>
           <w:rFonts w:ascii="Cascadia Code" w:hAnsi="Cascadia Code" w:cs="Cascadia Code"/>
         </w:rPr>
-        <w:t>products: Dict[int, Product] = {}</w:t>
+        <w:t xml:space="preserve">products: </w:t>
+      </w:r>
+      <w:proofErr w:type="spellStart"/>
+      <w:r>
+        <w:rPr>
+          <w:rFonts w:ascii="Cascadia Code" w:hAnsi="Cascadia Code" w:cs="Cascadia Code"/>
+        </w:rPr>
+        <w:t>Dict</w:t>
+      </w:r>
+      <w:proofErr w:type="spellEnd"/>
+      <w:r>
+        <w:rPr>
+          <w:rFonts w:ascii="Cascadia Code" w:hAnsi="Cascadia Code" w:cs="Cascadia Code"/>
+        </w:rPr>
+        <w:t>[int, Product] = {}</w:t>
       </w:r>
     </w:p>
     <w:p>
@@ -3409,7 +4021,21 @@
         <w:rPr>
           <w:rFonts w:ascii="Cascadia Code" w:hAnsi="Cascadia Code" w:cs="Cascadia Code"/>
         </w:rPr>
-        <w:t>def create_product(product: Product):</w:t>
+        <w:t xml:space="preserve">def </w:t>
+      </w:r>
+      <w:proofErr w:type="spellStart"/>
+      <w:r>
+        <w:rPr>
+          <w:rFonts w:ascii="Cascadia Code" w:hAnsi="Cascadia Code" w:cs="Cascadia Code"/>
+        </w:rPr>
+        <w:t>create_product</w:t>
+      </w:r>
+      <w:proofErr w:type="spellEnd"/>
+      <w:r>
+        <w:rPr>
+          <w:rFonts w:ascii="Cascadia Code" w:hAnsi="Cascadia Code" w:cs="Cascadia Code"/>
+        </w:rPr>
+        <w:t>(product: Product):</w:t>
       </w:r>
     </w:p>
     <w:p>
@@ -3449,7 +4075,35 @@
         <w:rPr>
           <w:rFonts w:ascii="Cascadia Code" w:hAnsi="Cascadia Code" w:cs="Cascadia Code"/>
         </w:rPr>
-        <w:t xml:space="preserve">        raise HTTPException(status_code=400, detail="Product already exists")</w:t>
+        <w:t xml:space="preserve">        raise </w:t>
+      </w:r>
+      <w:proofErr w:type="spellStart"/>
+      <w:r>
+        <w:rPr>
+          <w:rFonts w:ascii="Cascadia Code" w:hAnsi="Cascadia Code" w:cs="Cascadia Code"/>
+        </w:rPr>
+        <w:t>HTTPException</w:t>
+      </w:r>
+      <w:proofErr w:type="spellEnd"/>
+      <w:r>
+        <w:rPr>
+          <w:rFonts w:ascii="Cascadia Code" w:hAnsi="Cascadia Code" w:cs="Cascadia Code"/>
+        </w:rPr>
+        <w:t>(</w:t>
+      </w:r>
+      <w:proofErr w:type="spellStart"/>
+      <w:r>
+        <w:rPr>
+          <w:rFonts w:ascii="Cascadia Code" w:hAnsi="Cascadia Code" w:cs="Cascadia Code"/>
+        </w:rPr>
+        <w:t>status_code</w:t>
+      </w:r>
+      <w:proofErr w:type="spellEnd"/>
+      <w:r>
+        <w:rPr>
+          <w:rFonts w:ascii="Cascadia Code" w:hAnsi="Cascadia Code" w:cs="Cascadia Code"/>
+        </w:rPr>
+        <w:t>=400, detail="Product already exists")</w:t>
       </w:r>
     </w:p>
     <w:p>
@@ -3543,67 +4197,151 @@
         <w:rPr>
           <w:rFonts w:ascii="Cascadia Code" w:hAnsi="Cascadia Code" w:cs="Cascadia Code"/>
         </w:rPr>
-        <w:t>def get_product(product_id: int):</w:t>
-      </w:r>
-    </w:p>
-    <w:p>
-      <w:pPr>
-        <w:pBdr>
-          <w:top w:val="single" w:sz="4" w:space="1" w:color="auto"/>
-          <w:left w:val="single" w:sz="4" w:space="4" w:color="auto"/>
-          <w:bottom w:val="single" w:sz="4" w:space="1" w:color="auto"/>
-          <w:right w:val="single" w:sz="4" w:space="4" w:color="auto"/>
-        </w:pBdr>
-        <w:spacing w:after="0" w:line="240" w:lineRule="auto"/>
-        <w:rPr>
-          <w:rFonts w:ascii="Cascadia Code" w:hAnsi="Cascadia Code" w:cs="Cascadia Code"/>
-        </w:rPr>
-      </w:pPr>
-      <w:r>
-        <w:rPr>
-          <w:rFonts w:ascii="Cascadia Code" w:hAnsi="Cascadia Code" w:cs="Cascadia Code"/>
-        </w:rPr>
-        <w:t xml:space="preserve">    if product_id not in products:</w:t>
-      </w:r>
-    </w:p>
-    <w:p>
-      <w:pPr>
-        <w:pBdr>
-          <w:top w:val="single" w:sz="4" w:space="1" w:color="auto"/>
-          <w:left w:val="single" w:sz="4" w:space="4" w:color="auto"/>
-          <w:bottom w:val="single" w:sz="4" w:space="1" w:color="auto"/>
-          <w:right w:val="single" w:sz="4" w:space="4" w:color="auto"/>
-        </w:pBdr>
-        <w:spacing w:after="0" w:line="240" w:lineRule="auto"/>
-        <w:rPr>
-          <w:rFonts w:ascii="Cascadia Code" w:hAnsi="Cascadia Code" w:cs="Cascadia Code"/>
-        </w:rPr>
-      </w:pPr>
-      <w:r>
-        <w:rPr>
-          <w:rFonts w:ascii="Cascadia Code" w:hAnsi="Cascadia Code" w:cs="Cascadia Code"/>
-        </w:rPr>
-        <w:t xml:space="preserve">        raise HTTPException(status_code=404, detail="Product Not Found")</w:t>
-      </w:r>
-    </w:p>
-    <w:p>
-      <w:pPr>
-        <w:pBdr>
-          <w:top w:val="single" w:sz="4" w:space="1" w:color="auto"/>
-          <w:left w:val="single" w:sz="4" w:space="4" w:color="auto"/>
-          <w:bottom w:val="single" w:sz="4" w:space="1" w:color="auto"/>
-          <w:right w:val="single" w:sz="4" w:space="4" w:color="auto"/>
-        </w:pBdr>
-        <w:spacing w:after="0" w:line="240" w:lineRule="auto"/>
-        <w:rPr>
-          <w:rFonts w:ascii="Cascadia Code" w:hAnsi="Cascadia Code" w:cs="Cascadia Code"/>
-        </w:rPr>
-      </w:pPr>
-      <w:r>
-        <w:rPr>
-          <w:rFonts w:ascii="Cascadia Code" w:hAnsi="Cascadia Code" w:cs="Cascadia Code"/>
-        </w:rPr>
-        <w:t xml:space="preserve">    return products[product_id]</w:t>
+        <w:t xml:space="preserve">def </w:t>
+      </w:r>
+      <w:proofErr w:type="spellStart"/>
+      <w:r>
+        <w:rPr>
+          <w:rFonts w:ascii="Cascadia Code" w:hAnsi="Cascadia Code" w:cs="Cascadia Code"/>
+        </w:rPr>
+        <w:t>get_product</w:t>
+      </w:r>
+      <w:proofErr w:type="spellEnd"/>
+      <w:r>
+        <w:rPr>
+          <w:rFonts w:ascii="Cascadia Code" w:hAnsi="Cascadia Code" w:cs="Cascadia Code"/>
+        </w:rPr>
+        <w:t>(</w:t>
+      </w:r>
+      <w:proofErr w:type="spellStart"/>
+      <w:r>
+        <w:rPr>
+          <w:rFonts w:ascii="Cascadia Code" w:hAnsi="Cascadia Code" w:cs="Cascadia Code"/>
+        </w:rPr>
+        <w:t>product_id</w:t>
+      </w:r>
+      <w:proofErr w:type="spellEnd"/>
+      <w:r>
+        <w:rPr>
+          <w:rFonts w:ascii="Cascadia Code" w:hAnsi="Cascadia Code" w:cs="Cascadia Code"/>
+        </w:rPr>
+        <w:t>: int):</w:t>
+      </w:r>
+    </w:p>
+    <w:p>
+      <w:pPr>
+        <w:pBdr>
+          <w:top w:val="single" w:sz="4" w:space="1" w:color="auto"/>
+          <w:left w:val="single" w:sz="4" w:space="4" w:color="auto"/>
+          <w:bottom w:val="single" w:sz="4" w:space="1" w:color="auto"/>
+          <w:right w:val="single" w:sz="4" w:space="4" w:color="auto"/>
+        </w:pBdr>
+        <w:spacing w:after="0" w:line="240" w:lineRule="auto"/>
+        <w:rPr>
+          <w:rFonts w:ascii="Cascadia Code" w:hAnsi="Cascadia Code" w:cs="Cascadia Code"/>
+        </w:rPr>
+      </w:pPr>
+      <w:r>
+        <w:rPr>
+          <w:rFonts w:ascii="Cascadia Code" w:hAnsi="Cascadia Code" w:cs="Cascadia Code"/>
+        </w:rPr>
+        <w:t xml:space="preserve">    if </w:t>
+      </w:r>
+      <w:proofErr w:type="spellStart"/>
+      <w:r>
+        <w:rPr>
+          <w:rFonts w:ascii="Cascadia Code" w:hAnsi="Cascadia Code" w:cs="Cascadia Code"/>
+        </w:rPr>
+        <w:t>product_id</w:t>
+      </w:r>
+      <w:proofErr w:type="spellEnd"/>
+      <w:r>
+        <w:rPr>
+          <w:rFonts w:ascii="Cascadia Code" w:hAnsi="Cascadia Code" w:cs="Cascadia Code"/>
+        </w:rPr>
+        <w:t xml:space="preserve"> not in products:</w:t>
+      </w:r>
+    </w:p>
+    <w:p>
+      <w:pPr>
+        <w:pBdr>
+          <w:top w:val="single" w:sz="4" w:space="1" w:color="auto"/>
+          <w:left w:val="single" w:sz="4" w:space="4" w:color="auto"/>
+          <w:bottom w:val="single" w:sz="4" w:space="1" w:color="auto"/>
+          <w:right w:val="single" w:sz="4" w:space="4" w:color="auto"/>
+        </w:pBdr>
+        <w:spacing w:after="0" w:line="240" w:lineRule="auto"/>
+        <w:rPr>
+          <w:rFonts w:ascii="Cascadia Code" w:hAnsi="Cascadia Code" w:cs="Cascadia Code"/>
+        </w:rPr>
+      </w:pPr>
+      <w:r>
+        <w:rPr>
+          <w:rFonts w:ascii="Cascadia Code" w:hAnsi="Cascadia Code" w:cs="Cascadia Code"/>
+        </w:rPr>
+        <w:t xml:space="preserve">        raise </w:t>
+      </w:r>
+      <w:proofErr w:type="spellStart"/>
+      <w:r>
+        <w:rPr>
+          <w:rFonts w:ascii="Cascadia Code" w:hAnsi="Cascadia Code" w:cs="Cascadia Code"/>
+        </w:rPr>
+        <w:t>HTTPException</w:t>
+      </w:r>
+      <w:proofErr w:type="spellEnd"/>
+      <w:r>
+        <w:rPr>
+          <w:rFonts w:ascii="Cascadia Code" w:hAnsi="Cascadia Code" w:cs="Cascadia Code"/>
+        </w:rPr>
+        <w:t>(</w:t>
+      </w:r>
+      <w:proofErr w:type="spellStart"/>
+      <w:r>
+        <w:rPr>
+          <w:rFonts w:ascii="Cascadia Code" w:hAnsi="Cascadia Code" w:cs="Cascadia Code"/>
+        </w:rPr>
+        <w:t>status_code</w:t>
+      </w:r>
+      <w:proofErr w:type="spellEnd"/>
+      <w:r>
+        <w:rPr>
+          <w:rFonts w:ascii="Cascadia Code" w:hAnsi="Cascadia Code" w:cs="Cascadia Code"/>
+        </w:rPr>
+        <w:t>=404, detail="Product Not Found")</w:t>
+      </w:r>
+    </w:p>
+    <w:p>
+      <w:pPr>
+        <w:pBdr>
+          <w:top w:val="single" w:sz="4" w:space="1" w:color="auto"/>
+          <w:left w:val="single" w:sz="4" w:space="4" w:color="auto"/>
+          <w:bottom w:val="single" w:sz="4" w:space="1" w:color="auto"/>
+          <w:right w:val="single" w:sz="4" w:space="4" w:color="auto"/>
+        </w:pBdr>
+        <w:spacing w:after="0" w:line="240" w:lineRule="auto"/>
+        <w:rPr>
+          <w:rFonts w:ascii="Cascadia Code" w:hAnsi="Cascadia Code" w:cs="Cascadia Code"/>
+        </w:rPr>
+      </w:pPr>
+      <w:r>
+        <w:rPr>
+          <w:rFonts w:ascii="Cascadia Code" w:hAnsi="Cascadia Code" w:cs="Cascadia Code"/>
+        </w:rPr>
+        <w:t xml:space="preserve">    return products[</w:t>
+      </w:r>
+      <w:proofErr w:type="spellStart"/>
+      <w:r>
+        <w:rPr>
+          <w:rFonts w:ascii="Cascadia Code" w:hAnsi="Cascadia Code" w:cs="Cascadia Code"/>
+        </w:rPr>
+        <w:t>product_id</w:t>
+      </w:r>
+      <w:proofErr w:type="spellEnd"/>
+      <w:r>
+        <w:rPr>
+          <w:rFonts w:ascii="Cascadia Code" w:hAnsi="Cascadia Code" w:cs="Cascadia Code"/>
+        </w:rPr>
+        <w:t>]</w:t>
       </w:r>
     </w:p>
     <w:p>
@@ -3624,12 +4362,21 @@
           <w:rFonts w:ascii="Cascadia Code" w:hAnsi="Cascadia Code" w:cs="Cascadia Code"/>
         </w:rPr>
       </w:pPr>
-      <w:r>
-        <w:rPr>
-          <w:rFonts w:ascii="Cascadia Code" w:hAnsi="Cascadia Code" w:cs="Cascadia Code"/>
-        </w:rPr>
-        <w:t xml:space="preserve">uvicorn </w:t>
-      </w:r>
+      <w:proofErr w:type="spellStart"/>
+      <w:r>
+        <w:rPr>
+          <w:rFonts w:ascii="Cascadia Code" w:hAnsi="Cascadia Code" w:cs="Cascadia Code"/>
+        </w:rPr>
+        <w:t>uvicorn</w:t>
+      </w:r>
+      <w:proofErr w:type="spellEnd"/>
+      <w:r>
+        <w:rPr>
+          <w:rFonts w:ascii="Cascadia Code" w:hAnsi="Cascadia Code" w:cs="Cascadia Code"/>
+        </w:rPr>
+        <w:t xml:space="preserve"> </w:t>
+      </w:r>
+      <w:proofErr w:type="spellStart"/>
       <w:r>
         <w:rPr>
           <w:rFonts w:ascii="Cascadia Code" w:hAnsi="Cascadia Code" w:cs="Cascadia Code"/>
@@ -3640,7 +4387,14 @@
         <w:rPr>
           <w:rFonts w:ascii="Cascadia Code" w:hAnsi="Cascadia Code" w:cs="Cascadia Code"/>
         </w:rPr>
-        <w:t>_service:app --reload --port 8001</w:t>
+        <w:t>_service:app</w:t>
+      </w:r>
+      <w:proofErr w:type="spellEnd"/>
+      <w:r>
+        <w:rPr>
+          <w:rFonts w:ascii="Cascadia Code" w:hAnsi="Cascadia Code" w:cs="Cascadia Code"/>
+        </w:rPr>
+        <w:t xml:space="preserve"> --reload --port 8001</w:t>
       </w:r>
     </w:p>
     <w:p>
@@ -3652,7 +4406,23 @@
           <w:i/>
           <w:iCs/>
         </w:rPr>
-        <w:t>for OpenAPI Docs URL</w:t>
+        <w:t xml:space="preserve">for </w:t>
+      </w:r>
+      <w:proofErr w:type="spellStart"/>
+      <w:r>
+        <w:rPr>
+          <w:i/>
+          <w:iCs/>
+        </w:rPr>
+        <w:t>OpenAPI</w:t>
+      </w:r>
+      <w:proofErr w:type="spellEnd"/>
+      <w:r>
+        <w:rPr>
+          <w:i/>
+          <w:iCs/>
+        </w:rPr>
+        <w:t xml:space="preserve"> Docs URL</w:t>
       </w:r>
       <w:r>
         <w:t>):</w:t>
@@ -3824,41 +4594,97 @@
         <w:rPr>
           <w:rFonts w:ascii="Cascadia Code" w:hAnsi="Cascadia Code" w:cs="Cascadia Code"/>
         </w:rPr>
-        <w:t>from fastapi import FastAPI, HTTPException, Header</w:t>
-      </w:r>
-    </w:p>
-    <w:p>
-      <w:pPr>
-        <w:pBdr>
-          <w:top w:val="single" w:sz="4" w:space="1" w:color="auto"/>
-          <w:left w:val="single" w:sz="4" w:space="4" w:color="auto"/>
-          <w:bottom w:val="single" w:sz="4" w:space="1" w:color="auto"/>
-          <w:right w:val="single" w:sz="4" w:space="4" w:color="auto"/>
-        </w:pBdr>
-        <w:spacing w:after="0" w:line="240" w:lineRule="auto"/>
-        <w:rPr>
-          <w:rFonts w:ascii="Cascadia Code" w:hAnsi="Cascadia Code" w:cs="Cascadia Code"/>
-        </w:rPr>
-      </w:pPr>
-    </w:p>
-    <w:p>
-      <w:pPr>
-        <w:pBdr>
-          <w:top w:val="single" w:sz="4" w:space="1" w:color="auto"/>
-          <w:left w:val="single" w:sz="4" w:space="4" w:color="auto"/>
-          <w:bottom w:val="single" w:sz="4" w:space="1" w:color="auto"/>
-          <w:right w:val="single" w:sz="4" w:space="4" w:color="auto"/>
-        </w:pBdr>
-        <w:spacing w:after="0" w:line="240" w:lineRule="auto"/>
-        <w:rPr>
-          <w:rFonts w:ascii="Cascadia Code" w:hAnsi="Cascadia Code" w:cs="Cascadia Code"/>
-        </w:rPr>
-      </w:pPr>
-      <w:r>
-        <w:rPr>
-          <w:rFonts w:ascii="Cascadia Code" w:hAnsi="Cascadia Code" w:cs="Cascadia Code"/>
-        </w:rPr>
-        <w:t>app = FastAPI(title="Secure Product Service")</w:t>
+        <w:t xml:space="preserve">from </w:t>
+      </w:r>
+      <w:proofErr w:type="spellStart"/>
+      <w:r>
+        <w:rPr>
+          <w:rFonts w:ascii="Cascadia Code" w:hAnsi="Cascadia Code" w:cs="Cascadia Code"/>
+        </w:rPr>
+        <w:t>fastapi</w:t>
+      </w:r>
+      <w:proofErr w:type="spellEnd"/>
+      <w:r>
+        <w:rPr>
+          <w:rFonts w:ascii="Cascadia Code" w:hAnsi="Cascadia Code" w:cs="Cascadia Code"/>
+        </w:rPr>
+        <w:t xml:space="preserve"> import </w:t>
+      </w:r>
+      <w:proofErr w:type="spellStart"/>
+      <w:r>
+        <w:rPr>
+          <w:rFonts w:ascii="Cascadia Code" w:hAnsi="Cascadia Code" w:cs="Cascadia Code"/>
+        </w:rPr>
+        <w:t>FastAPI</w:t>
+      </w:r>
+      <w:proofErr w:type="spellEnd"/>
+      <w:r>
+        <w:rPr>
+          <w:rFonts w:ascii="Cascadia Code" w:hAnsi="Cascadia Code" w:cs="Cascadia Code"/>
+        </w:rPr>
+        <w:t xml:space="preserve">, </w:t>
+      </w:r>
+      <w:proofErr w:type="spellStart"/>
+      <w:r>
+        <w:rPr>
+          <w:rFonts w:ascii="Cascadia Code" w:hAnsi="Cascadia Code" w:cs="Cascadia Code"/>
+        </w:rPr>
+        <w:t>HTTPException</w:t>
+      </w:r>
+      <w:proofErr w:type="spellEnd"/>
+      <w:r>
+        <w:rPr>
+          <w:rFonts w:ascii="Cascadia Code" w:hAnsi="Cascadia Code" w:cs="Cascadia Code"/>
+        </w:rPr>
+        <w:t>, Header</w:t>
+      </w:r>
+    </w:p>
+    <w:p>
+      <w:pPr>
+        <w:pBdr>
+          <w:top w:val="single" w:sz="4" w:space="1" w:color="auto"/>
+          <w:left w:val="single" w:sz="4" w:space="4" w:color="auto"/>
+          <w:bottom w:val="single" w:sz="4" w:space="1" w:color="auto"/>
+          <w:right w:val="single" w:sz="4" w:space="4" w:color="auto"/>
+        </w:pBdr>
+        <w:spacing w:after="0" w:line="240" w:lineRule="auto"/>
+        <w:rPr>
+          <w:rFonts w:ascii="Cascadia Code" w:hAnsi="Cascadia Code" w:cs="Cascadia Code"/>
+        </w:rPr>
+      </w:pPr>
+    </w:p>
+    <w:p>
+      <w:pPr>
+        <w:pBdr>
+          <w:top w:val="single" w:sz="4" w:space="1" w:color="auto"/>
+          <w:left w:val="single" w:sz="4" w:space="4" w:color="auto"/>
+          <w:bottom w:val="single" w:sz="4" w:space="1" w:color="auto"/>
+          <w:right w:val="single" w:sz="4" w:space="4" w:color="auto"/>
+        </w:pBdr>
+        <w:spacing w:after="0" w:line="240" w:lineRule="auto"/>
+        <w:rPr>
+          <w:rFonts w:ascii="Cascadia Code" w:hAnsi="Cascadia Code" w:cs="Cascadia Code"/>
+        </w:rPr>
+      </w:pPr>
+      <w:r>
+        <w:rPr>
+          <w:rFonts w:ascii="Cascadia Code" w:hAnsi="Cascadia Code" w:cs="Cascadia Code"/>
+        </w:rPr>
+        <w:t xml:space="preserve">app = </w:t>
+      </w:r>
+      <w:proofErr w:type="spellStart"/>
+      <w:r>
+        <w:rPr>
+          <w:rFonts w:ascii="Cascadia Code" w:hAnsi="Cascadia Code" w:cs="Cascadia Code"/>
+        </w:rPr>
+        <w:t>FastAPI</w:t>
+      </w:r>
+      <w:proofErr w:type="spellEnd"/>
+      <w:r>
+        <w:rPr>
+          <w:rFonts w:ascii="Cascadia Code" w:hAnsi="Cascadia Code" w:cs="Cascadia Code"/>
+        </w:rPr>
+        <w:t>(title="Secure Product Service")</w:t>
       </w:r>
     </w:p>
     <w:p>
@@ -3946,47 +4772,117 @@
         <w:rPr>
           <w:rFonts w:ascii="Cascadia Code" w:hAnsi="Cascadia Code" w:cs="Cascadia Code"/>
         </w:rPr>
-        <w:t>def get_products(x_api_key: str = Header(...)):</w:t>
-      </w:r>
-    </w:p>
-    <w:p>
-      <w:pPr>
-        <w:pBdr>
-          <w:top w:val="single" w:sz="4" w:space="1" w:color="auto"/>
-          <w:left w:val="single" w:sz="4" w:space="4" w:color="auto"/>
-          <w:bottom w:val="single" w:sz="4" w:space="1" w:color="auto"/>
-          <w:right w:val="single" w:sz="4" w:space="4" w:color="auto"/>
-        </w:pBdr>
-        <w:spacing w:after="0" w:line="240" w:lineRule="auto"/>
-        <w:rPr>
-          <w:rFonts w:ascii="Cascadia Code" w:hAnsi="Cascadia Code" w:cs="Cascadia Code"/>
-        </w:rPr>
-      </w:pPr>
-      <w:r>
-        <w:rPr>
-          <w:rFonts w:ascii="Cascadia Code" w:hAnsi="Cascadia Code" w:cs="Cascadia Code"/>
-        </w:rPr>
-        <w:t xml:space="preserve">    if x_api_key != API_KEY:</w:t>
-      </w:r>
-    </w:p>
-    <w:p>
-      <w:pPr>
-        <w:pBdr>
-          <w:top w:val="single" w:sz="4" w:space="1" w:color="auto"/>
-          <w:left w:val="single" w:sz="4" w:space="4" w:color="auto"/>
-          <w:bottom w:val="single" w:sz="4" w:space="1" w:color="auto"/>
-          <w:right w:val="single" w:sz="4" w:space="4" w:color="auto"/>
-        </w:pBdr>
-        <w:spacing w:after="0" w:line="240" w:lineRule="auto"/>
-        <w:rPr>
-          <w:rFonts w:ascii="Cascadia Code" w:hAnsi="Cascadia Code" w:cs="Cascadia Code"/>
-        </w:rPr>
-      </w:pPr>
-      <w:r>
-        <w:rPr>
-          <w:rFonts w:ascii="Cascadia Code" w:hAnsi="Cascadia Code" w:cs="Cascadia Code"/>
-        </w:rPr>
-        <w:t xml:space="preserve">        raise HTTPException(status_code=401, detail="Invalid API Key")</w:t>
+        <w:t xml:space="preserve">def </w:t>
+      </w:r>
+      <w:proofErr w:type="spellStart"/>
+      <w:r>
+        <w:rPr>
+          <w:rFonts w:ascii="Cascadia Code" w:hAnsi="Cascadia Code" w:cs="Cascadia Code"/>
+        </w:rPr>
+        <w:t>get_products</w:t>
+      </w:r>
+      <w:proofErr w:type="spellEnd"/>
+      <w:r>
+        <w:rPr>
+          <w:rFonts w:ascii="Cascadia Code" w:hAnsi="Cascadia Code" w:cs="Cascadia Code"/>
+        </w:rPr>
+        <w:t>(</w:t>
+      </w:r>
+      <w:proofErr w:type="spellStart"/>
+      <w:r>
+        <w:rPr>
+          <w:rFonts w:ascii="Cascadia Code" w:hAnsi="Cascadia Code" w:cs="Cascadia Code"/>
+        </w:rPr>
+        <w:t>x_api_key</w:t>
+      </w:r>
+      <w:proofErr w:type="spellEnd"/>
+      <w:r>
+        <w:rPr>
+          <w:rFonts w:ascii="Cascadia Code" w:hAnsi="Cascadia Code" w:cs="Cascadia Code"/>
+        </w:rPr>
+        <w:t>: str = Header(...)):</w:t>
+      </w:r>
+    </w:p>
+    <w:p>
+      <w:pPr>
+        <w:pBdr>
+          <w:top w:val="single" w:sz="4" w:space="1" w:color="auto"/>
+          <w:left w:val="single" w:sz="4" w:space="4" w:color="auto"/>
+          <w:bottom w:val="single" w:sz="4" w:space="1" w:color="auto"/>
+          <w:right w:val="single" w:sz="4" w:space="4" w:color="auto"/>
+        </w:pBdr>
+        <w:spacing w:after="0" w:line="240" w:lineRule="auto"/>
+        <w:rPr>
+          <w:rFonts w:ascii="Cascadia Code" w:hAnsi="Cascadia Code" w:cs="Cascadia Code"/>
+        </w:rPr>
+      </w:pPr>
+      <w:r>
+        <w:rPr>
+          <w:rFonts w:ascii="Cascadia Code" w:hAnsi="Cascadia Code" w:cs="Cascadia Code"/>
+        </w:rPr>
+        <w:t xml:space="preserve">    if </w:t>
+      </w:r>
+      <w:proofErr w:type="spellStart"/>
+      <w:r>
+        <w:rPr>
+          <w:rFonts w:ascii="Cascadia Code" w:hAnsi="Cascadia Code" w:cs="Cascadia Code"/>
+        </w:rPr>
+        <w:t>x_api_key</w:t>
+      </w:r>
+      <w:proofErr w:type="spellEnd"/>
+      <w:r>
+        <w:rPr>
+          <w:rFonts w:ascii="Cascadia Code" w:hAnsi="Cascadia Code" w:cs="Cascadia Code"/>
+        </w:rPr>
+        <w:t xml:space="preserve"> != API_KEY:</w:t>
+      </w:r>
+    </w:p>
+    <w:p>
+      <w:pPr>
+        <w:pBdr>
+          <w:top w:val="single" w:sz="4" w:space="1" w:color="auto"/>
+          <w:left w:val="single" w:sz="4" w:space="4" w:color="auto"/>
+          <w:bottom w:val="single" w:sz="4" w:space="1" w:color="auto"/>
+          <w:right w:val="single" w:sz="4" w:space="4" w:color="auto"/>
+        </w:pBdr>
+        <w:spacing w:after="0" w:line="240" w:lineRule="auto"/>
+        <w:rPr>
+          <w:rFonts w:ascii="Cascadia Code" w:hAnsi="Cascadia Code" w:cs="Cascadia Code"/>
+        </w:rPr>
+      </w:pPr>
+      <w:r>
+        <w:rPr>
+          <w:rFonts w:ascii="Cascadia Code" w:hAnsi="Cascadia Code" w:cs="Cascadia Code"/>
+        </w:rPr>
+        <w:t xml:space="preserve">        raise </w:t>
+      </w:r>
+      <w:proofErr w:type="spellStart"/>
+      <w:r>
+        <w:rPr>
+          <w:rFonts w:ascii="Cascadia Code" w:hAnsi="Cascadia Code" w:cs="Cascadia Code"/>
+        </w:rPr>
+        <w:t>HTTPException</w:t>
+      </w:r>
+      <w:proofErr w:type="spellEnd"/>
+      <w:r>
+        <w:rPr>
+          <w:rFonts w:ascii="Cascadia Code" w:hAnsi="Cascadia Code" w:cs="Cascadia Code"/>
+        </w:rPr>
+        <w:t>(</w:t>
+      </w:r>
+      <w:proofErr w:type="spellStart"/>
+      <w:r>
+        <w:rPr>
+          <w:rFonts w:ascii="Cascadia Code" w:hAnsi="Cascadia Code" w:cs="Cascadia Code"/>
+        </w:rPr>
+        <w:t>status_code</w:t>
+      </w:r>
+      <w:proofErr w:type="spellEnd"/>
+      <w:r>
+        <w:rPr>
+          <w:rFonts w:ascii="Cascadia Code" w:hAnsi="Cascadia Code" w:cs="Cascadia Code"/>
+        </w:rPr>
+        <w:t>=401, detail="Invalid API Key")</w:t>
       </w:r>
     </w:p>
     <w:p>
@@ -4110,11 +5006,33 @@
           <w:rFonts w:ascii="Cascadia Code" w:hAnsi="Cascadia Code" w:cs="Cascadia Code"/>
         </w:rPr>
       </w:pPr>
-      <w:r>
-        <w:rPr>
-          <w:rFonts w:ascii="Cascadia Code" w:hAnsi="Cascadia Code" w:cs="Cascadia Code"/>
-        </w:rPr>
-        <w:t>uvicorn secure_product_service:app --reload --port 8002</w:t>
+      <w:proofErr w:type="spellStart"/>
+      <w:r>
+        <w:rPr>
+          <w:rFonts w:ascii="Cascadia Code" w:hAnsi="Cascadia Code" w:cs="Cascadia Code"/>
+        </w:rPr>
+        <w:t>uvicorn</w:t>
+      </w:r>
+      <w:proofErr w:type="spellEnd"/>
+      <w:r>
+        <w:rPr>
+          <w:rFonts w:ascii="Cascadia Code" w:hAnsi="Cascadia Code" w:cs="Cascadia Code"/>
+        </w:rPr>
+        <w:t xml:space="preserve"> </w:t>
+      </w:r>
+      <w:proofErr w:type="spellStart"/>
+      <w:r>
+        <w:rPr>
+          <w:rFonts w:ascii="Cascadia Code" w:hAnsi="Cascadia Code" w:cs="Cascadia Code"/>
+        </w:rPr>
+        <w:t>secure_product_service:app</w:t>
+      </w:r>
+      <w:proofErr w:type="spellEnd"/>
+      <w:r>
+        <w:rPr>
+          <w:rFonts w:ascii="Cascadia Code" w:hAnsi="Cascadia Code" w:cs="Cascadia Code"/>
+        </w:rPr>
+        <w:t xml:space="preserve"> --reload --port 8002</w:t>
       </w:r>
     </w:p>
     <w:p>
@@ -4146,7 +5064,21 @@
         <w:rPr>
           <w:rFonts w:ascii="Cascadia Code" w:hAnsi="Cascadia Code" w:cs="Cascadia Code"/>
         </w:rPr>
-        <w:t>x-api-key: TRAINING123</w:t>
+        <w:t>x-</w:t>
+      </w:r>
+      <w:proofErr w:type="spellStart"/>
+      <w:r>
+        <w:rPr>
+          <w:rFonts w:ascii="Cascadia Code" w:hAnsi="Cascadia Code" w:cs="Cascadia Code"/>
+        </w:rPr>
+        <w:t>api</w:t>
+      </w:r>
+      <w:proofErr w:type="spellEnd"/>
+      <w:r>
+        <w:rPr>
+          <w:rFonts w:ascii="Cascadia Code" w:hAnsi="Cascadia Code" w:cs="Cascadia Code"/>
+        </w:rPr>
+        <w:t>-key: TRAINING123</w:t>
       </w:r>
     </w:p>
     <w:p>
@@ -4273,7 +5205,21 @@
         <w:rPr>
           <w:rFonts w:ascii="Cascadia Code" w:hAnsi="Cascadia Code" w:cs="Cascadia Code"/>
         </w:rPr>
-        <w:t>x-api-key: TRAINING123</w:t>
+        <w:t>x-</w:t>
+      </w:r>
+      <w:proofErr w:type="spellStart"/>
+      <w:r>
+        <w:rPr>
+          <w:rFonts w:ascii="Cascadia Code" w:hAnsi="Cascadia Code" w:cs="Cascadia Code"/>
+        </w:rPr>
+        <w:t>api</w:t>
+      </w:r>
+      <w:proofErr w:type="spellEnd"/>
+      <w:r>
+        <w:rPr>
+          <w:rFonts w:ascii="Cascadia Code" w:hAnsi="Cascadia Code" w:cs="Cascadia Code"/>
+        </w:rPr>
+        <w:t>-key: TRAINING123</w:t>
       </w:r>
     </w:p>
     <w:p>
@@ -4322,7 +5268,15 @@
       <w:bookmarkStart w:id="26" w:name="_Toc218864568"/>
       <w:bookmarkStart w:id="27" w:name="_Toc218933569"/>
       <w:r>
-        <w:t>Test Using cURL (Terminal)</w:t>
+        <w:t xml:space="preserve">Test Using </w:t>
+      </w:r>
+      <w:proofErr w:type="spellStart"/>
+      <w:r>
+        <w:t>cURL</w:t>
+      </w:r>
+      <w:proofErr w:type="spellEnd"/>
+      <w:r>
+        <w:t xml:space="preserve"> (Terminal)</w:t>
       </w:r>
       <w:bookmarkEnd w:id="26"/>
       <w:bookmarkEnd w:id="27"/>
@@ -4344,7 +5298,21 @@
         <w:rPr>
           <w:rFonts w:ascii="Cascadia Code" w:hAnsi="Cascadia Code" w:cs="Cascadia Code"/>
         </w:rPr>
-        <w:t>curl -H "x-api-key: TRAINING123" http://localhost:8002/v1/products</w:t>
+        <w:t>curl -H "x-</w:t>
+      </w:r>
+      <w:proofErr w:type="spellStart"/>
+      <w:r>
+        <w:rPr>
+          <w:rFonts w:ascii="Cascadia Code" w:hAnsi="Cascadia Code" w:cs="Cascadia Code"/>
+        </w:rPr>
+        <w:t>api</w:t>
+      </w:r>
+      <w:proofErr w:type="spellEnd"/>
+      <w:r>
+        <w:rPr>
+          <w:rFonts w:ascii="Cascadia Code" w:hAnsi="Cascadia Code" w:cs="Cascadia Code"/>
+        </w:rPr>
+        <w:t>-key: TRAINING123" http://localhost:8002/v1/products</w:t>
       </w:r>
     </w:p>
     <w:p>
@@ -4369,7 +5337,21 @@
         <w:rPr>
           <w:rFonts w:ascii="Cascadia Code" w:hAnsi="Cascadia Code" w:cs="Cascadia Code"/>
         </w:rPr>
-        <w:t>curl -H "x-api-key: WRONG" http://localhost:8002/v1/products</w:t>
+        <w:t>curl -H "x-</w:t>
+      </w:r>
+      <w:proofErr w:type="spellStart"/>
+      <w:r>
+        <w:rPr>
+          <w:rFonts w:ascii="Cascadia Code" w:hAnsi="Cascadia Code" w:cs="Cascadia Code"/>
+        </w:rPr>
+        <w:t>api</w:t>
+      </w:r>
+      <w:proofErr w:type="spellEnd"/>
+      <w:r>
+        <w:rPr>
+          <w:rFonts w:ascii="Cascadia Code" w:hAnsi="Cascadia Code" w:cs="Cascadia Code"/>
+        </w:rPr>
+        <w:t>-key: WRONG" http://localhost:8002/v1/products</w:t>
       </w:r>
     </w:p>
     <w:p>
@@ -4542,7 +5524,21 @@
               <w:rPr>
                 <w:rFonts w:ascii="Cascadia Code" w:hAnsi="Cascadia Code" w:cs="Cascadia Code"/>
               </w:rPr>
-              <w:t>x-api-key</w:t>
+              <w:t>x-</w:t>
+            </w:r>
+            <w:proofErr w:type="spellStart"/>
+            <w:r>
+              <w:rPr>
+                <w:rFonts w:ascii="Cascadia Code" w:hAnsi="Cascadia Code" w:cs="Cascadia Code"/>
+              </w:rPr>
+              <w:t>api</w:t>
+            </w:r>
+            <w:proofErr w:type="spellEnd"/>
+            <w:r>
+              <w:rPr>
+                <w:rFonts w:ascii="Cascadia Code" w:hAnsi="Cascadia Code" w:cs="Cascadia Code"/>
+              </w:rPr>
+              <w:t>-key</w:t>
             </w:r>
           </w:p>
         </w:tc>
@@ -4588,7 +5584,15 @@
       <w:bookmarkStart w:id="30" w:name="_Toc218864570"/>
       <w:bookmarkStart w:id="31" w:name="_Toc218933571"/>
       <w:r>
-        <w:t>LAB-4 — Inter-Service Communication (HTTP + gRPC)</w:t>
+        <w:t xml:space="preserve">LAB-4 — Inter-Service Communication (HTTP + </w:t>
+      </w:r>
+      <w:proofErr w:type="spellStart"/>
+      <w:r>
+        <w:t>gRPC</w:t>
+      </w:r>
+      <w:proofErr w:type="spellEnd"/>
+      <w:r>
+        <w:t>)</w:t>
       </w:r>
       <w:bookmarkEnd w:id="30"/>
       <w:bookmarkEnd w:id="31"/>
@@ -4627,8 +5631,16 @@
         <w:rPr>
           <w:rFonts w:ascii="Cascadia Code" w:hAnsi="Cascadia Code" w:cs="Cascadia Code"/>
         </w:rPr>
-        <w:t>pip install httpx</w:t>
-      </w:r>
+        <w:t xml:space="preserve">pip install </w:t>
+      </w:r>
+      <w:proofErr w:type="spellStart"/>
+      <w:r>
+        <w:rPr>
+          <w:rFonts w:ascii="Cascadia Code" w:hAnsi="Cascadia Code" w:cs="Cascadia Code"/>
+        </w:rPr>
+        <w:t>httpx</w:t>
+      </w:r>
+      <w:proofErr w:type="spellEnd"/>
     </w:p>
     <w:p>
       <w:pPr>
@@ -4675,115 +5687,209 @@
         <w:rPr>
           <w:rFonts w:ascii="Cascadia Code" w:hAnsi="Cascadia Code" w:cs="Cascadia Code"/>
         </w:rPr>
-        <w:t>from fastapi import FastAPI, HTTPException</w:t>
-      </w:r>
-    </w:p>
-    <w:p>
-      <w:pPr>
-        <w:pBdr>
-          <w:top w:val="single" w:sz="4" w:space="1" w:color="auto"/>
-          <w:left w:val="single" w:sz="4" w:space="4" w:color="auto"/>
-          <w:bottom w:val="single" w:sz="4" w:space="1" w:color="auto"/>
-          <w:right w:val="single" w:sz="4" w:space="4" w:color="auto"/>
-        </w:pBdr>
-        <w:spacing w:after="0" w:line="240" w:lineRule="auto"/>
-        <w:rPr>
-          <w:rFonts w:ascii="Cascadia Code" w:hAnsi="Cascadia Code" w:cs="Cascadia Code"/>
-        </w:rPr>
-      </w:pPr>
-      <w:r>
-        <w:rPr>
-          <w:rFonts w:ascii="Cascadia Code" w:hAnsi="Cascadia Code" w:cs="Cascadia Code"/>
-        </w:rPr>
-        <w:t>from pydantic import BaseModel</w:t>
-      </w:r>
-    </w:p>
-    <w:p>
-      <w:pPr>
-        <w:pBdr>
-          <w:top w:val="single" w:sz="4" w:space="1" w:color="auto"/>
-          <w:left w:val="single" w:sz="4" w:space="4" w:color="auto"/>
-          <w:bottom w:val="single" w:sz="4" w:space="1" w:color="auto"/>
-          <w:right w:val="single" w:sz="4" w:space="4" w:color="auto"/>
-        </w:pBdr>
-        <w:spacing w:after="0" w:line="240" w:lineRule="auto"/>
-        <w:rPr>
-          <w:rFonts w:ascii="Cascadia Code" w:hAnsi="Cascadia Code" w:cs="Cascadia Code"/>
-        </w:rPr>
-      </w:pPr>
-      <w:r>
-        <w:rPr>
-          <w:rFonts w:ascii="Cascadia Code" w:hAnsi="Cascadia Code" w:cs="Cascadia Code"/>
-        </w:rPr>
-        <w:t>from typing import Dict</w:t>
-      </w:r>
-    </w:p>
-    <w:p>
-      <w:pPr>
-        <w:pBdr>
-          <w:top w:val="single" w:sz="4" w:space="1" w:color="auto"/>
-          <w:left w:val="single" w:sz="4" w:space="4" w:color="auto"/>
-          <w:bottom w:val="single" w:sz="4" w:space="1" w:color="auto"/>
-          <w:right w:val="single" w:sz="4" w:space="4" w:color="auto"/>
-        </w:pBdr>
-        <w:spacing w:after="0" w:line="240" w:lineRule="auto"/>
-        <w:rPr>
-          <w:rFonts w:ascii="Cascadia Code" w:hAnsi="Cascadia Code" w:cs="Cascadia Code"/>
-        </w:rPr>
-      </w:pPr>
-    </w:p>
-    <w:p>
-      <w:pPr>
-        <w:pBdr>
-          <w:top w:val="single" w:sz="4" w:space="1" w:color="auto"/>
-          <w:left w:val="single" w:sz="4" w:space="4" w:color="auto"/>
-          <w:bottom w:val="single" w:sz="4" w:space="1" w:color="auto"/>
-          <w:right w:val="single" w:sz="4" w:space="4" w:color="auto"/>
-        </w:pBdr>
-        <w:spacing w:after="0" w:line="240" w:lineRule="auto"/>
-        <w:rPr>
-          <w:rFonts w:ascii="Cascadia Code" w:hAnsi="Cascadia Code" w:cs="Cascadia Code"/>
-        </w:rPr>
-      </w:pPr>
-      <w:r>
-        <w:rPr>
-          <w:rFonts w:ascii="Cascadia Code" w:hAnsi="Cascadia Code" w:cs="Cascadia Code"/>
-        </w:rPr>
-        <w:t>app = FastAPI(title="Product Service with Validation")</w:t>
-      </w:r>
-    </w:p>
-    <w:p>
-      <w:pPr>
-        <w:pBdr>
-          <w:top w:val="single" w:sz="4" w:space="1" w:color="auto"/>
-          <w:left w:val="single" w:sz="4" w:space="4" w:color="auto"/>
-          <w:bottom w:val="single" w:sz="4" w:space="1" w:color="auto"/>
-          <w:right w:val="single" w:sz="4" w:space="4" w:color="auto"/>
-        </w:pBdr>
-        <w:spacing w:after="0" w:line="240" w:lineRule="auto"/>
-        <w:rPr>
-          <w:rFonts w:ascii="Cascadia Code" w:hAnsi="Cascadia Code" w:cs="Cascadia Code"/>
-        </w:rPr>
-      </w:pPr>
-    </w:p>
-    <w:p>
-      <w:pPr>
-        <w:pBdr>
-          <w:top w:val="single" w:sz="4" w:space="1" w:color="auto"/>
-          <w:left w:val="single" w:sz="4" w:space="4" w:color="auto"/>
-          <w:bottom w:val="single" w:sz="4" w:space="1" w:color="auto"/>
-          <w:right w:val="single" w:sz="4" w:space="4" w:color="auto"/>
-        </w:pBdr>
-        <w:spacing w:after="0" w:line="240" w:lineRule="auto"/>
-        <w:rPr>
-          <w:rFonts w:ascii="Cascadia Code" w:hAnsi="Cascadia Code" w:cs="Cascadia Code"/>
-        </w:rPr>
-      </w:pPr>
-      <w:r>
-        <w:rPr>
-          <w:rFonts w:ascii="Cascadia Code" w:hAnsi="Cascadia Code" w:cs="Cascadia Code"/>
-        </w:rPr>
-        <w:t>class Product(BaseModel):</w:t>
+        <w:t xml:space="preserve">from </w:t>
+      </w:r>
+      <w:proofErr w:type="spellStart"/>
+      <w:r>
+        <w:rPr>
+          <w:rFonts w:ascii="Cascadia Code" w:hAnsi="Cascadia Code" w:cs="Cascadia Code"/>
+        </w:rPr>
+        <w:t>fastapi</w:t>
+      </w:r>
+      <w:proofErr w:type="spellEnd"/>
+      <w:r>
+        <w:rPr>
+          <w:rFonts w:ascii="Cascadia Code" w:hAnsi="Cascadia Code" w:cs="Cascadia Code"/>
+        </w:rPr>
+        <w:t xml:space="preserve"> import </w:t>
+      </w:r>
+      <w:proofErr w:type="spellStart"/>
+      <w:r>
+        <w:rPr>
+          <w:rFonts w:ascii="Cascadia Code" w:hAnsi="Cascadia Code" w:cs="Cascadia Code"/>
+        </w:rPr>
+        <w:t>FastAPI</w:t>
+      </w:r>
+      <w:proofErr w:type="spellEnd"/>
+      <w:r>
+        <w:rPr>
+          <w:rFonts w:ascii="Cascadia Code" w:hAnsi="Cascadia Code" w:cs="Cascadia Code"/>
+        </w:rPr>
+        <w:t xml:space="preserve">, </w:t>
+      </w:r>
+      <w:proofErr w:type="spellStart"/>
+      <w:r>
+        <w:rPr>
+          <w:rFonts w:ascii="Cascadia Code" w:hAnsi="Cascadia Code" w:cs="Cascadia Code"/>
+        </w:rPr>
+        <w:t>HTTPException</w:t>
+      </w:r>
+      <w:proofErr w:type="spellEnd"/>
+    </w:p>
+    <w:p>
+      <w:pPr>
+        <w:pBdr>
+          <w:top w:val="single" w:sz="4" w:space="1" w:color="auto"/>
+          <w:left w:val="single" w:sz="4" w:space="4" w:color="auto"/>
+          <w:bottom w:val="single" w:sz="4" w:space="1" w:color="auto"/>
+          <w:right w:val="single" w:sz="4" w:space="4" w:color="auto"/>
+        </w:pBdr>
+        <w:spacing w:after="0" w:line="240" w:lineRule="auto"/>
+        <w:rPr>
+          <w:rFonts w:ascii="Cascadia Code" w:hAnsi="Cascadia Code" w:cs="Cascadia Code"/>
+        </w:rPr>
+      </w:pPr>
+      <w:r>
+        <w:rPr>
+          <w:rFonts w:ascii="Cascadia Code" w:hAnsi="Cascadia Code" w:cs="Cascadia Code"/>
+        </w:rPr>
+        <w:t xml:space="preserve">from </w:t>
+      </w:r>
+      <w:proofErr w:type="spellStart"/>
+      <w:r>
+        <w:rPr>
+          <w:rFonts w:ascii="Cascadia Code" w:hAnsi="Cascadia Code" w:cs="Cascadia Code"/>
+        </w:rPr>
+        <w:t>pydantic</w:t>
+      </w:r>
+      <w:proofErr w:type="spellEnd"/>
+      <w:r>
+        <w:rPr>
+          <w:rFonts w:ascii="Cascadia Code" w:hAnsi="Cascadia Code" w:cs="Cascadia Code"/>
+        </w:rPr>
+        <w:t xml:space="preserve"> import </w:t>
+      </w:r>
+      <w:proofErr w:type="spellStart"/>
+      <w:r>
+        <w:rPr>
+          <w:rFonts w:ascii="Cascadia Code" w:hAnsi="Cascadia Code" w:cs="Cascadia Code"/>
+        </w:rPr>
+        <w:t>BaseModel</w:t>
+      </w:r>
+      <w:proofErr w:type="spellEnd"/>
+    </w:p>
+    <w:p>
+      <w:pPr>
+        <w:pBdr>
+          <w:top w:val="single" w:sz="4" w:space="1" w:color="auto"/>
+          <w:left w:val="single" w:sz="4" w:space="4" w:color="auto"/>
+          <w:bottom w:val="single" w:sz="4" w:space="1" w:color="auto"/>
+          <w:right w:val="single" w:sz="4" w:space="4" w:color="auto"/>
+        </w:pBdr>
+        <w:spacing w:after="0" w:line="240" w:lineRule="auto"/>
+        <w:rPr>
+          <w:rFonts w:ascii="Cascadia Code" w:hAnsi="Cascadia Code" w:cs="Cascadia Code"/>
+        </w:rPr>
+      </w:pPr>
+      <w:r>
+        <w:rPr>
+          <w:rFonts w:ascii="Cascadia Code" w:hAnsi="Cascadia Code" w:cs="Cascadia Code"/>
+        </w:rPr>
+        <w:t xml:space="preserve">from typing import </w:t>
+      </w:r>
+      <w:proofErr w:type="spellStart"/>
+      <w:r>
+        <w:rPr>
+          <w:rFonts w:ascii="Cascadia Code" w:hAnsi="Cascadia Code" w:cs="Cascadia Code"/>
+        </w:rPr>
+        <w:t>Dict</w:t>
+      </w:r>
+      <w:proofErr w:type="spellEnd"/>
+    </w:p>
+    <w:p>
+      <w:pPr>
+        <w:pBdr>
+          <w:top w:val="single" w:sz="4" w:space="1" w:color="auto"/>
+          <w:left w:val="single" w:sz="4" w:space="4" w:color="auto"/>
+          <w:bottom w:val="single" w:sz="4" w:space="1" w:color="auto"/>
+          <w:right w:val="single" w:sz="4" w:space="4" w:color="auto"/>
+        </w:pBdr>
+        <w:spacing w:after="0" w:line="240" w:lineRule="auto"/>
+        <w:rPr>
+          <w:rFonts w:ascii="Cascadia Code" w:hAnsi="Cascadia Code" w:cs="Cascadia Code"/>
+        </w:rPr>
+      </w:pPr>
+    </w:p>
+    <w:p>
+      <w:pPr>
+        <w:pBdr>
+          <w:top w:val="single" w:sz="4" w:space="1" w:color="auto"/>
+          <w:left w:val="single" w:sz="4" w:space="4" w:color="auto"/>
+          <w:bottom w:val="single" w:sz="4" w:space="1" w:color="auto"/>
+          <w:right w:val="single" w:sz="4" w:space="4" w:color="auto"/>
+        </w:pBdr>
+        <w:spacing w:after="0" w:line="240" w:lineRule="auto"/>
+        <w:rPr>
+          <w:rFonts w:ascii="Cascadia Code" w:hAnsi="Cascadia Code" w:cs="Cascadia Code"/>
+        </w:rPr>
+      </w:pPr>
+      <w:r>
+        <w:rPr>
+          <w:rFonts w:ascii="Cascadia Code" w:hAnsi="Cascadia Code" w:cs="Cascadia Code"/>
+        </w:rPr>
+        <w:t xml:space="preserve">app = </w:t>
+      </w:r>
+      <w:proofErr w:type="spellStart"/>
+      <w:r>
+        <w:rPr>
+          <w:rFonts w:ascii="Cascadia Code" w:hAnsi="Cascadia Code" w:cs="Cascadia Code"/>
+        </w:rPr>
+        <w:t>FastAPI</w:t>
+      </w:r>
+      <w:proofErr w:type="spellEnd"/>
+      <w:r>
+        <w:rPr>
+          <w:rFonts w:ascii="Cascadia Code" w:hAnsi="Cascadia Code" w:cs="Cascadia Code"/>
+        </w:rPr>
+        <w:t>(title="Product Service with Validation")</w:t>
+      </w:r>
+    </w:p>
+    <w:p>
+      <w:pPr>
+        <w:pBdr>
+          <w:top w:val="single" w:sz="4" w:space="1" w:color="auto"/>
+          <w:left w:val="single" w:sz="4" w:space="4" w:color="auto"/>
+          <w:bottom w:val="single" w:sz="4" w:space="1" w:color="auto"/>
+          <w:right w:val="single" w:sz="4" w:space="4" w:color="auto"/>
+        </w:pBdr>
+        <w:spacing w:after="0" w:line="240" w:lineRule="auto"/>
+        <w:rPr>
+          <w:rFonts w:ascii="Cascadia Code" w:hAnsi="Cascadia Code" w:cs="Cascadia Code"/>
+        </w:rPr>
+      </w:pPr>
+    </w:p>
+    <w:p>
+      <w:pPr>
+        <w:pBdr>
+          <w:top w:val="single" w:sz="4" w:space="1" w:color="auto"/>
+          <w:left w:val="single" w:sz="4" w:space="4" w:color="auto"/>
+          <w:bottom w:val="single" w:sz="4" w:space="1" w:color="auto"/>
+          <w:right w:val="single" w:sz="4" w:space="4" w:color="auto"/>
+        </w:pBdr>
+        <w:spacing w:after="0" w:line="240" w:lineRule="auto"/>
+        <w:rPr>
+          <w:rFonts w:ascii="Cascadia Code" w:hAnsi="Cascadia Code" w:cs="Cascadia Code"/>
+        </w:rPr>
+      </w:pPr>
+      <w:r>
+        <w:rPr>
+          <w:rFonts w:ascii="Cascadia Code" w:hAnsi="Cascadia Code" w:cs="Cascadia Code"/>
+        </w:rPr>
+        <w:t>class Product(</w:t>
+      </w:r>
+      <w:proofErr w:type="spellStart"/>
+      <w:r>
+        <w:rPr>
+          <w:rFonts w:ascii="Cascadia Code" w:hAnsi="Cascadia Code" w:cs="Cascadia Code"/>
+        </w:rPr>
+        <w:t>BaseModel</w:t>
+      </w:r>
+      <w:proofErr w:type="spellEnd"/>
+      <w:r>
+        <w:rPr>
+          <w:rFonts w:ascii="Cascadia Code" w:hAnsi="Cascadia Code" w:cs="Cascadia Code"/>
+        </w:rPr>
+        <w:t>):</w:t>
       </w:r>
     </w:p>
     <w:p>
@@ -4877,7 +5983,21 @@
         <w:rPr>
           <w:rFonts w:ascii="Cascadia Code" w:hAnsi="Cascadia Code" w:cs="Cascadia Code"/>
         </w:rPr>
-        <w:t>products: Dict[int, Product] = {}</w:t>
+        <w:t xml:space="preserve">products: </w:t>
+      </w:r>
+      <w:proofErr w:type="spellStart"/>
+      <w:r>
+        <w:rPr>
+          <w:rFonts w:ascii="Cascadia Code" w:hAnsi="Cascadia Code" w:cs="Cascadia Code"/>
+        </w:rPr>
+        <w:t>Dict</w:t>
+      </w:r>
+      <w:proofErr w:type="spellEnd"/>
+      <w:r>
+        <w:rPr>
+          <w:rFonts w:ascii="Cascadia Code" w:hAnsi="Cascadia Code" w:cs="Cascadia Code"/>
+        </w:rPr>
+        <w:t>[int, Product] = {}</w:t>
       </w:r>
     </w:p>
     <w:p>
@@ -4931,7 +6051,21 @@
         <w:rPr>
           <w:rFonts w:ascii="Cascadia Code" w:hAnsi="Cascadia Code" w:cs="Cascadia Code"/>
         </w:rPr>
-        <w:t>def create_product(product: Product):</w:t>
+        <w:t xml:space="preserve">def </w:t>
+      </w:r>
+      <w:proofErr w:type="spellStart"/>
+      <w:r>
+        <w:rPr>
+          <w:rFonts w:ascii="Cascadia Code" w:hAnsi="Cascadia Code" w:cs="Cascadia Code"/>
+        </w:rPr>
+        <w:t>create_product</w:t>
+      </w:r>
+      <w:proofErr w:type="spellEnd"/>
+      <w:r>
+        <w:rPr>
+          <w:rFonts w:ascii="Cascadia Code" w:hAnsi="Cascadia Code" w:cs="Cascadia Code"/>
+        </w:rPr>
+        <w:t>(product: Product):</w:t>
       </w:r>
     </w:p>
     <w:p>
@@ -4971,7 +6105,35 @@
         <w:rPr>
           <w:rFonts w:ascii="Cascadia Code" w:hAnsi="Cascadia Code" w:cs="Cascadia Code"/>
         </w:rPr>
-        <w:t>        raise HTTPException(status_code=400, detail="Product already exists")</w:t>
+        <w:t xml:space="preserve">        raise </w:t>
+      </w:r>
+      <w:proofErr w:type="spellStart"/>
+      <w:r>
+        <w:rPr>
+          <w:rFonts w:ascii="Cascadia Code" w:hAnsi="Cascadia Code" w:cs="Cascadia Code"/>
+        </w:rPr>
+        <w:t>HTTPException</w:t>
+      </w:r>
+      <w:proofErr w:type="spellEnd"/>
+      <w:r>
+        <w:rPr>
+          <w:rFonts w:ascii="Cascadia Code" w:hAnsi="Cascadia Code" w:cs="Cascadia Code"/>
+        </w:rPr>
+        <w:t>(</w:t>
+      </w:r>
+      <w:proofErr w:type="spellStart"/>
+      <w:r>
+        <w:rPr>
+          <w:rFonts w:ascii="Cascadia Code" w:hAnsi="Cascadia Code" w:cs="Cascadia Code"/>
+        </w:rPr>
+        <w:t>status_code</w:t>
+      </w:r>
+      <w:proofErr w:type="spellEnd"/>
+      <w:r>
+        <w:rPr>
+          <w:rFonts w:ascii="Cascadia Code" w:hAnsi="Cascadia Code" w:cs="Cascadia Code"/>
+        </w:rPr>
+        <w:t>=400, detail="Product already exists")</w:t>
       </w:r>
     </w:p>
     <w:p>
@@ -5065,82 +6227,152 @@
         <w:rPr>
           <w:rFonts w:ascii="Cascadia Code" w:hAnsi="Cascadia Code" w:cs="Cascadia Code"/>
         </w:rPr>
-        <w:t>def get_product(product_id: int):</w:t>
-      </w:r>
-    </w:p>
-    <w:p>
-      <w:pPr>
-        <w:pBdr>
-          <w:top w:val="single" w:sz="4" w:space="1" w:color="auto"/>
-          <w:left w:val="single" w:sz="4" w:space="4" w:color="auto"/>
-          <w:bottom w:val="single" w:sz="4" w:space="1" w:color="auto"/>
-          <w:right w:val="single" w:sz="4" w:space="4" w:color="auto"/>
-        </w:pBdr>
-        <w:spacing w:after="0" w:line="240" w:lineRule="auto"/>
-        <w:rPr>
-          <w:rFonts w:ascii="Cascadia Code" w:hAnsi="Cascadia Code" w:cs="Cascadia Code"/>
-        </w:rPr>
-      </w:pPr>
-      <w:r>
-        <w:rPr>
-          <w:rFonts w:ascii="Cascadia Code" w:hAnsi="Cascadia Code" w:cs="Cascadia Code"/>
-        </w:rPr>
-        <w:t>    if product_id not in products:</w:t>
-      </w:r>
-    </w:p>
-    <w:p>
-      <w:pPr>
-        <w:pBdr>
-          <w:top w:val="single" w:sz="4" w:space="1" w:color="auto"/>
-          <w:left w:val="single" w:sz="4" w:space="4" w:color="auto"/>
-          <w:bottom w:val="single" w:sz="4" w:space="1" w:color="auto"/>
-          <w:right w:val="single" w:sz="4" w:space="4" w:color="auto"/>
-        </w:pBdr>
-        <w:spacing w:after="0" w:line="240" w:lineRule="auto"/>
-        <w:rPr>
-          <w:rFonts w:ascii="Cascadia Code" w:hAnsi="Cascadia Code" w:cs="Cascadia Code"/>
-        </w:rPr>
-      </w:pPr>
-      <w:r>
-        <w:rPr>
-          <w:rFonts w:ascii="Cascadia Code" w:hAnsi="Cascadia Code" w:cs="Cascadia Code"/>
-        </w:rPr>
-        <w:t>        raise HTTPException(status_code=404, detail="Product Not Found")</w:t>
-      </w:r>
-    </w:p>
-    <w:p>
-      <w:pPr>
-        <w:pBdr>
-          <w:top w:val="single" w:sz="4" w:space="1" w:color="auto"/>
-          <w:left w:val="single" w:sz="4" w:space="4" w:color="auto"/>
-          <w:bottom w:val="single" w:sz="4" w:space="1" w:color="auto"/>
-          <w:right w:val="single" w:sz="4" w:space="4" w:color="auto"/>
-        </w:pBdr>
-        <w:spacing w:after="0" w:line="240" w:lineRule="auto"/>
-        <w:rPr>
-          <w:rFonts w:ascii="Cascadia Code" w:hAnsi="Cascadia Code" w:cs="Cascadia Code"/>
-        </w:rPr>
-      </w:pPr>
-      <w:r>
-        <w:rPr>
-          <w:rFonts w:ascii="Cascadia Code" w:hAnsi="Cascadia Code" w:cs="Cascadia Code"/>
-        </w:rPr>
-        <w:t>    return products[product_id]</w:t>
-      </w:r>
-    </w:p>
-    <w:p>
-      <w:pPr>
-        <w:pBdr>
-          <w:top w:val="single" w:sz="4" w:space="1" w:color="auto"/>
-          <w:left w:val="single" w:sz="4" w:space="4" w:color="auto"/>
-          <w:bottom w:val="single" w:sz="4" w:space="1" w:color="auto"/>
-          <w:right w:val="single" w:sz="4" w:space="4" w:color="auto"/>
-        </w:pBdr>
-        <w:spacing w:after="0" w:line="240" w:lineRule="auto"/>
-        <w:rPr>
-          <w:rFonts w:ascii="Cascadia Code" w:hAnsi="Cascadia Code" w:cs="Cascadia Code"/>
-        </w:rPr>
-      </w:pPr>
+        <w:t xml:space="preserve">def </w:t>
+      </w:r>
+      <w:proofErr w:type="spellStart"/>
+      <w:r>
+        <w:rPr>
+          <w:rFonts w:ascii="Cascadia Code" w:hAnsi="Cascadia Code" w:cs="Cascadia Code"/>
+        </w:rPr>
+        <w:t>get_product</w:t>
+      </w:r>
+      <w:proofErr w:type="spellEnd"/>
+      <w:r>
+        <w:rPr>
+          <w:rFonts w:ascii="Cascadia Code" w:hAnsi="Cascadia Code" w:cs="Cascadia Code"/>
+        </w:rPr>
+        <w:t>(</w:t>
+      </w:r>
+      <w:proofErr w:type="spellStart"/>
+      <w:r>
+        <w:rPr>
+          <w:rFonts w:ascii="Cascadia Code" w:hAnsi="Cascadia Code" w:cs="Cascadia Code"/>
+        </w:rPr>
+        <w:t>product_id</w:t>
+      </w:r>
+      <w:proofErr w:type="spellEnd"/>
+      <w:r>
+        <w:rPr>
+          <w:rFonts w:ascii="Cascadia Code" w:hAnsi="Cascadia Code" w:cs="Cascadia Code"/>
+        </w:rPr>
+        <w:t>: int):</w:t>
+      </w:r>
+    </w:p>
+    <w:p>
+      <w:pPr>
+        <w:pBdr>
+          <w:top w:val="single" w:sz="4" w:space="1" w:color="auto"/>
+          <w:left w:val="single" w:sz="4" w:space="4" w:color="auto"/>
+          <w:bottom w:val="single" w:sz="4" w:space="1" w:color="auto"/>
+          <w:right w:val="single" w:sz="4" w:space="4" w:color="auto"/>
+        </w:pBdr>
+        <w:spacing w:after="0" w:line="240" w:lineRule="auto"/>
+        <w:rPr>
+          <w:rFonts w:ascii="Cascadia Code" w:hAnsi="Cascadia Code" w:cs="Cascadia Code"/>
+        </w:rPr>
+      </w:pPr>
+      <w:r>
+        <w:rPr>
+          <w:rFonts w:ascii="Cascadia Code" w:hAnsi="Cascadia Code" w:cs="Cascadia Code"/>
+        </w:rPr>
+        <w:t xml:space="preserve">    if </w:t>
+      </w:r>
+      <w:proofErr w:type="spellStart"/>
+      <w:r>
+        <w:rPr>
+          <w:rFonts w:ascii="Cascadia Code" w:hAnsi="Cascadia Code" w:cs="Cascadia Code"/>
+        </w:rPr>
+        <w:t>product_id</w:t>
+      </w:r>
+      <w:proofErr w:type="spellEnd"/>
+      <w:r>
+        <w:rPr>
+          <w:rFonts w:ascii="Cascadia Code" w:hAnsi="Cascadia Code" w:cs="Cascadia Code"/>
+        </w:rPr>
+        <w:t xml:space="preserve"> not in products:</w:t>
+      </w:r>
+    </w:p>
+    <w:p>
+      <w:pPr>
+        <w:pBdr>
+          <w:top w:val="single" w:sz="4" w:space="1" w:color="auto"/>
+          <w:left w:val="single" w:sz="4" w:space="4" w:color="auto"/>
+          <w:bottom w:val="single" w:sz="4" w:space="1" w:color="auto"/>
+          <w:right w:val="single" w:sz="4" w:space="4" w:color="auto"/>
+        </w:pBdr>
+        <w:spacing w:after="0" w:line="240" w:lineRule="auto"/>
+        <w:rPr>
+          <w:rFonts w:ascii="Cascadia Code" w:hAnsi="Cascadia Code" w:cs="Cascadia Code"/>
+        </w:rPr>
+      </w:pPr>
+      <w:r>
+        <w:rPr>
+          <w:rFonts w:ascii="Cascadia Code" w:hAnsi="Cascadia Code" w:cs="Cascadia Code"/>
+        </w:rPr>
+        <w:t xml:space="preserve">        raise </w:t>
+      </w:r>
+      <w:proofErr w:type="spellStart"/>
+      <w:r>
+        <w:rPr>
+          <w:rFonts w:ascii="Cascadia Code" w:hAnsi="Cascadia Code" w:cs="Cascadia Code"/>
+        </w:rPr>
+        <w:t>HTTPException</w:t>
+      </w:r>
+      <w:proofErr w:type="spellEnd"/>
+      <w:r>
+        <w:rPr>
+          <w:rFonts w:ascii="Cascadia Code" w:hAnsi="Cascadia Code" w:cs="Cascadia Code"/>
+        </w:rPr>
+        <w:t>(</w:t>
+      </w:r>
+      <w:proofErr w:type="spellStart"/>
+      <w:r>
+        <w:rPr>
+          <w:rFonts w:ascii="Cascadia Code" w:hAnsi="Cascadia Code" w:cs="Cascadia Code"/>
+        </w:rPr>
+        <w:t>status_code</w:t>
+      </w:r>
+      <w:proofErr w:type="spellEnd"/>
+      <w:r>
+        <w:rPr>
+          <w:rFonts w:ascii="Cascadia Code" w:hAnsi="Cascadia Code" w:cs="Cascadia Code"/>
+        </w:rPr>
+        <w:t>=404, detail="Product Not Found")</w:t>
+      </w:r>
+    </w:p>
+    <w:p>
+      <w:pPr>
+        <w:pBdr>
+          <w:top w:val="single" w:sz="4" w:space="1" w:color="auto"/>
+          <w:left w:val="single" w:sz="4" w:space="4" w:color="auto"/>
+          <w:bottom w:val="single" w:sz="4" w:space="1" w:color="auto"/>
+          <w:right w:val="single" w:sz="4" w:space="4" w:color="auto"/>
+        </w:pBdr>
+        <w:spacing w:after="0" w:line="240" w:lineRule="auto"/>
+        <w:rPr>
+          <w:rFonts w:ascii="Cascadia Code" w:hAnsi="Cascadia Code" w:cs="Cascadia Code"/>
+        </w:rPr>
+      </w:pPr>
+      <w:r>
+        <w:rPr>
+          <w:rFonts w:ascii="Cascadia Code" w:hAnsi="Cascadia Code" w:cs="Cascadia Code"/>
+        </w:rPr>
+        <w:t>    return products[</w:t>
+      </w:r>
+      <w:proofErr w:type="spellStart"/>
+      <w:r>
+        <w:rPr>
+          <w:rFonts w:ascii="Cascadia Code" w:hAnsi="Cascadia Code" w:cs="Cascadia Code"/>
+        </w:rPr>
+        <w:t>product_id</w:t>
+      </w:r>
+      <w:proofErr w:type="spellEnd"/>
+      <w:r>
+        <w:rPr>
+          <w:rFonts w:ascii="Cascadia Code" w:hAnsi="Cascadia Code" w:cs="Cascadia Code"/>
+        </w:rPr>
+        <w:t>]</w:t>
+      </w:r>
     </w:p>
     <w:p/>
     <w:p>
@@ -5180,62 +6412,105 @@
         <w:rPr>
           <w:rFonts w:ascii="Cascadia Code" w:hAnsi="Cascadia Code" w:cs="Cascadia Code"/>
         </w:rPr>
-        <w:t>from fastapi import FastAPI</w:t>
-      </w:r>
-    </w:p>
-    <w:p>
-      <w:pPr>
-        <w:pBdr>
-          <w:top w:val="single" w:sz="4" w:space="1" w:color="auto"/>
-          <w:left w:val="single" w:sz="4" w:space="4" w:color="auto"/>
-          <w:bottom w:val="single" w:sz="4" w:space="1" w:color="auto"/>
-          <w:right w:val="single" w:sz="4" w:space="4" w:color="auto"/>
-        </w:pBdr>
-        <w:spacing w:after="0" w:line="240" w:lineRule="auto"/>
-        <w:rPr>
-          <w:rFonts w:ascii="Cascadia Code" w:hAnsi="Cascadia Code" w:cs="Cascadia Code"/>
-        </w:rPr>
-      </w:pPr>
-      <w:r>
-        <w:rPr>
-          <w:rFonts w:ascii="Cascadia Code" w:hAnsi="Cascadia Code" w:cs="Cascadia Code"/>
-        </w:rPr>
-        <w:lastRenderedPageBreak/>
-        <w:t>import httpx</w:t>
-      </w:r>
-    </w:p>
-    <w:p>
-      <w:pPr>
-        <w:pBdr>
-          <w:top w:val="single" w:sz="4" w:space="1" w:color="auto"/>
-          <w:left w:val="single" w:sz="4" w:space="4" w:color="auto"/>
-          <w:bottom w:val="single" w:sz="4" w:space="1" w:color="auto"/>
-          <w:right w:val="single" w:sz="4" w:space="4" w:color="auto"/>
-        </w:pBdr>
-        <w:spacing w:after="0" w:line="240" w:lineRule="auto"/>
-        <w:rPr>
-          <w:rFonts w:ascii="Cascadia Code" w:hAnsi="Cascadia Code" w:cs="Cascadia Code"/>
-        </w:rPr>
-      </w:pPr>
-    </w:p>
-    <w:p>
-      <w:pPr>
-        <w:pBdr>
-          <w:top w:val="single" w:sz="4" w:space="1" w:color="auto"/>
-          <w:left w:val="single" w:sz="4" w:space="4" w:color="auto"/>
-          <w:bottom w:val="single" w:sz="4" w:space="1" w:color="auto"/>
-          <w:right w:val="single" w:sz="4" w:space="4" w:color="auto"/>
-        </w:pBdr>
-        <w:spacing w:after="0" w:line="240" w:lineRule="auto"/>
-        <w:rPr>
-          <w:rFonts w:ascii="Cascadia Code" w:hAnsi="Cascadia Code" w:cs="Cascadia Code"/>
-        </w:rPr>
-      </w:pPr>
-      <w:r>
-        <w:rPr>
-          <w:rFonts w:ascii="Cascadia Code" w:hAnsi="Cascadia Code" w:cs="Cascadia Code"/>
-        </w:rPr>
-        <w:t>app = FastAPI(title="Order Service")</w:t>
+        <w:t xml:space="preserve">from </w:t>
+      </w:r>
+      <w:proofErr w:type="spellStart"/>
+      <w:r>
+        <w:rPr>
+          <w:rFonts w:ascii="Cascadia Code" w:hAnsi="Cascadia Code" w:cs="Cascadia Code"/>
+        </w:rPr>
+        <w:t>fastapi</w:t>
+      </w:r>
+      <w:proofErr w:type="spellEnd"/>
+      <w:r>
+        <w:rPr>
+          <w:rFonts w:ascii="Cascadia Code" w:hAnsi="Cascadia Code" w:cs="Cascadia Code"/>
+        </w:rPr>
+        <w:t xml:space="preserve"> import </w:t>
+      </w:r>
+      <w:proofErr w:type="spellStart"/>
+      <w:r>
+        <w:rPr>
+          <w:rFonts w:ascii="Cascadia Code" w:hAnsi="Cascadia Code" w:cs="Cascadia Code"/>
+        </w:rPr>
+        <w:t>FastAPI</w:t>
+      </w:r>
+      <w:proofErr w:type="spellEnd"/>
+    </w:p>
+    <w:p>
+      <w:pPr>
+        <w:pBdr>
+          <w:top w:val="single" w:sz="4" w:space="1" w:color="auto"/>
+          <w:left w:val="single" w:sz="4" w:space="4" w:color="auto"/>
+          <w:bottom w:val="single" w:sz="4" w:space="1" w:color="auto"/>
+          <w:right w:val="single" w:sz="4" w:space="4" w:color="auto"/>
+        </w:pBdr>
+        <w:spacing w:after="0" w:line="240" w:lineRule="auto"/>
+        <w:rPr>
+          <w:rFonts w:ascii="Cascadia Code" w:hAnsi="Cascadia Code" w:cs="Cascadia Code"/>
+        </w:rPr>
+      </w:pPr>
+      <w:r>
+        <w:rPr>
+          <w:rFonts w:ascii="Cascadia Code" w:hAnsi="Cascadia Code" w:cs="Cascadia Code"/>
+        </w:rPr>
+        <w:t xml:space="preserve">import </w:t>
+      </w:r>
+      <w:proofErr w:type="spellStart"/>
+      <w:r>
+        <w:rPr>
+          <w:rFonts w:ascii="Cascadia Code" w:hAnsi="Cascadia Code" w:cs="Cascadia Code"/>
+        </w:rPr>
+        <w:t>httpx</w:t>
+      </w:r>
+      <w:proofErr w:type="spellEnd"/>
+    </w:p>
+    <w:p>
+      <w:pPr>
+        <w:pBdr>
+          <w:top w:val="single" w:sz="4" w:space="1" w:color="auto"/>
+          <w:left w:val="single" w:sz="4" w:space="4" w:color="auto"/>
+          <w:bottom w:val="single" w:sz="4" w:space="1" w:color="auto"/>
+          <w:right w:val="single" w:sz="4" w:space="4" w:color="auto"/>
+        </w:pBdr>
+        <w:spacing w:after="0" w:line="240" w:lineRule="auto"/>
+        <w:rPr>
+          <w:rFonts w:ascii="Cascadia Code" w:hAnsi="Cascadia Code" w:cs="Cascadia Code"/>
+        </w:rPr>
+      </w:pPr>
+    </w:p>
+    <w:p>
+      <w:pPr>
+        <w:pBdr>
+          <w:top w:val="single" w:sz="4" w:space="1" w:color="auto"/>
+          <w:left w:val="single" w:sz="4" w:space="4" w:color="auto"/>
+          <w:bottom w:val="single" w:sz="4" w:space="1" w:color="auto"/>
+          <w:right w:val="single" w:sz="4" w:space="4" w:color="auto"/>
+        </w:pBdr>
+        <w:spacing w:after="0" w:line="240" w:lineRule="auto"/>
+        <w:rPr>
+          <w:rFonts w:ascii="Cascadia Code" w:hAnsi="Cascadia Code" w:cs="Cascadia Code"/>
+        </w:rPr>
+      </w:pPr>
+      <w:r>
+        <w:rPr>
+          <w:rFonts w:ascii="Cascadia Code" w:hAnsi="Cascadia Code" w:cs="Cascadia Code"/>
+        </w:rPr>
+        <w:t xml:space="preserve">app = </w:t>
+      </w:r>
+      <w:proofErr w:type="spellStart"/>
+      <w:r>
+        <w:rPr>
+          <w:rFonts w:ascii="Cascadia Code" w:hAnsi="Cascadia Code" w:cs="Cascadia Code"/>
+        </w:rPr>
+        <w:t>FastAPI</w:t>
+      </w:r>
+      <w:proofErr w:type="spellEnd"/>
+      <w:r>
+        <w:rPr>
+          <w:rFonts w:ascii="Cascadia Code" w:hAnsi="Cascadia Code" w:cs="Cascadia Code"/>
+        </w:rPr>
+        <w:t>(title="Order Service")</w:t>
       </w:r>
     </w:p>
     <w:p>
@@ -5323,7 +6598,35 @@
         <w:rPr>
           <w:rFonts w:ascii="Cascadia Code" w:hAnsi="Cascadia Code" w:cs="Cascadia Code"/>
         </w:rPr>
-        <w:t xml:space="preserve">    {"order_id": 101, "product_id": 1, "qty": 2},</w:t>
+        <w:t xml:space="preserve">    {"</w:t>
+      </w:r>
+      <w:proofErr w:type="spellStart"/>
+      <w:r>
+        <w:rPr>
+          <w:rFonts w:ascii="Cascadia Code" w:hAnsi="Cascadia Code" w:cs="Cascadia Code"/>
+        </w:rPr>
+        <w:t>order_id</w:t>
+      </w:r>
+      <w:proofErr w:type="spellEnd"/>
+      <w:r>
+        <w:rPr>
+          <w:rFonts w:ascii="Cascadia Code" w:hAnsi="Cascadia Code" w:cs="Cascadia Code"/>
+        </w:rPr>
+        <w:t>": 101, "</w:t>
+      </w:r>
+      <w:proofErr w:type="spellStart"/>
+      <w:r>
+        <w:rPr>
+          <w:rFonts w:ascii="Cascadia Code" w:hAnsi="Cascadia Code" w:cs="Cascadia Code"/>
+        </w:rPr>
+        <w:t>product_id</w:t>
+      </w:r>
+      <w:proofErr w:type="spellEnd"/>
+      <w:r>
+        <w:rPr>
+          <w:rFonts w:ascii="Cascadia Code" w:hAnsi="Cascadia Code" w:cs="Cascadia Code"/>
+        </w:rPr>
+        <w:t>": 1, "qty": 2},</w:t>
       </w:r>
     </w:p>
     <w:p>
@@ -5397,27 +6700,55 @@
         <w:rPr>
           <w:rFonts w:ascii="Cascadia Code" w:hAnsi="Cascadia Code" w:cs="Cascadia Code"/>
         </w:rPr>
-        <w:t>async def get_order_details():</w:t>
-      </w:r>
-    </w:p>
-    <w:p>
-      <w:pPr>
-        <w:pBdr>
-          <w:top w:val="single" w:sz="4" w:space="1" w:color="auto"/>
-          <w:left w:val="single" w:sz="4" w:space="4" w:color="auto"/>
-          <w:bottom w:val="single" w:sz="4" w:space="1" w:color="auto"/>
-          <w:right w:val="single" w:sz="4" w:space="4" w:color="auto"/>
-        </w:pBdr>
-        <w:spacing w:after="0" w:line="240" w:lineRule="auto"/>
-        <w:rPr>
-          <w:rFonts w:ascii="Cascadia Code" w:hAnsi="Cascadia Code" w:cs="Cascadia Code"/>
-        </w:rPr>
-      </w:pPr>
-      <w:r>
-        <w:rPr>
-          <w:rFonts w:ascii="Cascadia Code" w:hAnsi="Cascadia Code" w:cs="Cascadia Code"/>
-        </w:rPr>
-        <w:t xml:space="preserve">    async with httpx.AsyncClient() as client:</w:t>
+        <w:t xml:space="preserve">async def </w:t>
+      </w:r>
+      <w:proofErr w:type="spellStart"/>
+      <w:r>
+        <w:rPr>
+          <w:rFonts w:ascii="Cascadia Code" w:hAnsi="Cascadia Code" w:cs="Cascadia Code"/>
+        </w:rPr>
+        <w:t>get_order_details</w:t>
+      </w:r>
+      <w:proofErr w:type="spellEnd"/>
+      <w:r>
+        <w:rPr>
+          <w:rFonts w:ascii="Cascadia Code" w:hAnsi="Cascadia Code" w:cs="Cascadia Code"/>
+        </w:rPr>
+        <w:t>():</w:t>
+      </w:r>
+    </w:p>
+    <w:p>
+      <w:pPr>
+        <w:pBdr>
+          <w:top w:val="single" w:sz="4" w:space="1" w:color="auto"/>
+          <w:left w:val="single" w:sz="4" w:space="4" w:color="auto"/>
+          <w:bottom w:val="single" w:sz="4" w:space="1" w:color="auto"/>
+          <w:right w:val="single" w:sz="4" w:space="4" w:color="auto"/>
+        </w:pBdr>
+        <w:spacing w:after="0" w:line="240" w:lineRule="auto"/>
+        <w:rPr>
+          <w:rFonts w:ascii="Cascadia Code" w:hAnsi="Cascadia Code" w:cs="Cascadia Code"/>
+        </w:rPr>
+      </w:pPr>
+      <w:r>
+        <w:rPr>
+          <w:rFonts w:ascii="Cascadia Code" w:hAnsi="Cascadia Code" w:cs="Cascadia Code"/>
+        </w:rPr>
+        <w:t xml:space="preserve">    async with </w:t>
+      </w:r>
+      <w:proofErr w:type="spellStart"/>
+      <w:r>
+        <w:rPr>
+          <w:rFonts w:ascii="Cascadia Code" w:hAnsi="Cascadia Code" w:cs="Cascadia Code"/>
+        </w:rPr>
+        <w:t>httpx.AsyncClient</w:t>
+      </w:r>
+      <w:proofErr w:type="spellEnd"/>
+      <w:r>
+        <w:rPr>
+          <w:rFonts w:ascii="Cascadia Code" w:hAnsi="Cascadia Code" w:cs="Cascadia Code"/>
+        </w:rPr>
+        <w:t>() as client:</w:t>
       </w:r>
     </w:p>
     <w:p>
@@ -5457,27 +6788,69 @@
         <w:rPr>
           <w:rFonts w:ascii="Cascadia Code" w:hAnsi="Cascadia Code" w:cs="Cascadia Code"/>
         </w:rPr>
-        <w:t xml:space="preserve">            res = await client.get(f"{PRODUCT_SERVICE}/{order['product_id']}")</w:t>
-      </w:r>
-    </w:p>
-    <w:p>
-      <w:pPr>
-        <w:pBdr>
-          <w:top w:val="single" w:sz="4" w:space="1" w:color="auto"/>
-          <w:left w:val="single" w:sz="4" w:space="4" w:color="auto"/>
-          <w:bottom w:val="single" w:sz="4" w:space="1" w:color="auto"/>
-          <w:right w:val="single" w:sz="4" w:space="4" w:color="auto"/>
-        </w:pBdr>
-        <w:spacing w:after="0" w:line="240" w:lineRule="auto"/>
-        <w:rPr>
-          <w:rFonts w:ascii="Cascadia Code" w:hAnsi="Cascadia Code" w:cs="Cascadia Code"/>
-        </w:rPr>
-      </w:pPr>
-      <w:r>
-        <w:rPr>
-          <w:rFonts w:ascii="Cascadia Code" w:hAnsi="Cascadia Code" w:cs="Cascadia Code"/>
-        </w:rPr>
-        <w:t xml:space="preserve">            order["product"] = res.json()</w:t>
+        <w:t xml:space="preserve">            res = await </w:t>
+      </w:r>
+      <w:proofErr w:type="spellStart"/>
+      <w:r>
+        <w:rPr>
+          <w:rFonts w:ascii="Cascadia Code" w:hAnsi="Cascadia Code" w:cs="Cascadia Code"/>
+        </w:rPr>
+        <w:t>client.get</w:t>
+      </w:r>
+      <w:proofErr w:type="spellEnd"/>
+      <w:r>
+        <w:rPr>
+          <w:rFonts w:ascii="Cascadia Code" w:hAnsi="Cascadia Code" w:cs="Cascadia Code"/>
+        </w:rPr>
+        <w:t>(f"{PRODUCT_SERVICE}/{order['</w:t>
+      </w:r>
+      <w:proofErr w:type="spellStart"/>
+      <w:r>
+        <w:rPr>
+          <w:rFonts w:ascii="Cascadia Code" w:hAnsi="Cascadia Code" w:cs="Cascadia Code"/>
+        </w:rPr>
+        <w:t>product_id</w:t>
+      </w:r>
+      <w:proofErr w:type="spellEnd"/>
+      <w:r>
+        <w:rPr>
+          <w:rFonts w:ascii="Cascadia Code" w:hAnsi="Cascadia Code" w:cs="Cascadia Code"/>
+        </w:rPr>
+        <w:t>']}")</w:t>
+      </w:r>
+    </w:p>
+    <w:p>
+      <w:pPr>
+        <w:pBdr>
+          <w:top w:val="single" w:sz="4" w:space="1" w:color="auto"/>
+          <w:left w:val="single" w:sz="4" w:space="4" w:color="auto"/>
+          <w:bottom w:val="single" w:sz="4" w:space="1" w:color="auto"/>
+          <w:right w:val="single" w:sz="4" w:space="4" w:color="auto"/>
+        </w:pBdr>
+        <w:spacing w:after="0" w:line="240" w:lineRule="auto"/>
+        <w:rPr>
+          <w:rFonts w:ascii="Cascadia Code" w:hAnsi="Cascadia Code" w:cs="Cascadia Code"/>
+        </w:rPr>
+      </w:pPr>
+      <w:r>
+        <w:rPr>
+          <w:rFonts w:ascii="Cascadia Code" w:hAnsi="Cascadia Code" w:cs="Cascadia Code"/>
+        </w:rPr>
+        <w:t xml:space="preserve">            order["product"] = </w:t>
+      </w:r>
+      <w:proofErr w:type="spellStart"/>
+      <w:r>
+        <w:rPr>
+          <w:rFonts w:ascii="Cascadia Code" w:hAnsi="Cascadia Code" w:cs="Cascadia Code"/>
+        </w:rPr>
+        <w:t>res.json</w:t>
+      </w:r>
+      <w:proofErr w:type="spellEnd"/>
+      <w:r>
+        <w:rPr>
+          <w:rFonts w:ascii="Cascadia Code" w:hAnsi="Cascadia Code" w:cs="Cascadia Code"/>
+        </w:rPr>
+        <w:t>()</w:t>
       </w:r>
     </w:p>
     <w:p>
@@ -5518,12 +6891,21 @@
           <w:rFonts w:ascii="Cascadia Code" w:hAnsi="Cascadia Code" w:cs="Cascadia Code"/>
         </w:rPr>
       </w:pPr>
-      <w:r>
-        <w:rPr>
-          <w:rFonts w:ascii="Cascadia Code" w:hAnsi="Cascadia Code" w:cs="Cascadia Code"/>
-        </w:rPr>
-        <w:t xml:space="preserve">uvicorn </w:t>
-      </w:r>
+      <w:proofErr w:type="spellStart"/>
+      <w:r>
+        <w:rPr>
+          <w:rFonts w:ascii="Cascadia Code" w:hAnsi="Cascadia Code" w:cs="Cascadia Code"/>
+        </w:rPr>
+        <w:t>uvicorn</w:t>
+      </w:r>
+      <w:proofErr w:type="spellEnd"/>
+      <w:r>
+        <w:rPr>
+          <w:rFonts w:ascii="Cascadia Code" w:hAnsi="Cascadia Code" w:cs="Cascadia Code"/>
+        </w:rPr>
+        <w:t xml:space="preserve"> </w:t>
+      </w:r>
+      <w:proofErr w:type="spellStart"/>
       <w:r>
         <w:rPr>
           <w:rFonts w:ascii="Cascadia Code" w:hAnsi="Cascadia Code" w:cs="Cascadia Code"/>
@@ -5534,7 +6916,14 @@
         <w:rPr>
           <w:rFonts w:ascii="Cascadia Code" w:hAnsi="Cascadia Code" w:cs="Cascadia Code"/>
         </w:rPr>
-        <w:t>_service:app --reload --port 800</w:t>
+        <w:t>_service:app</w:t>
+      </w:r>
+      <w:proofErr w:type="spellEnd"/>
+      <w:r>
+        <w:rPr>
+          <w:rFonts w:ascii="Cascadia Code" w:hAnsi="Cascadia Code" w:cs="Cascadia Code"/>
+        </w:rPr>
+        <w:t xml:space="preserve"> --reload --port 800</w:t>
       </w:r>
       <w:r>
         <w:rPr>
@@ -5556,11 +6945,33 @@
           <w:rFonts w:ascii="Cascadia Code" w:hAnsi="Cascadia Code" w:cs="Cascadia Code"/>
         </w:rPr>
       </w:pPr>
-      <w:r>
-        <w:rPr>
-          <w:rFonts w:ascii="Cascadia Code" w:hAnsi="Cascadia Code" w:cs="Cascadia Code"/>
-        </w:rPr>
-        <w:t>uvicorn order_service_http:app --reload --port 800</w:t>
+      <w:proofErr w:type="spellStart"/>
+      <w:r>
+        <w:rPr>
+          <w:rFonts w:ascii="Cascadia Code" w:hAnsi="Cascadia Code" w:cs="Cascadia Code"/>
+        </w:rPr>
+        <w:t>uvicorn</w:t>
+      </w:r>
+      <w:proofErr w:type="spellEnd"/>
+      <w:r>
+        <w:rPr>
+          <w:rFonts w:ascii="Cascadia Code" w:hAnsi="Cascadia Code" w:cs="Cascadia Code"/>
+        </w:rPr>
+        <w:t xml:space="preserve"> </w:t>
+      </w:r>
+      <w:proofErr w:type="spellStart"/>
+      <w:r>
+        <w:rPr>
+          <w:rFonts w:ascii="Cascadia Code" w:hAnsi="Cascadia Code" w:cs="Cascadia Code"/>
+        </w:rPr>
+        <w:t>order_service_http:app</w:t>
+      </w:r>
+      <w:proofErr w:type="spellEnd"/>
+      <w:r>
+        <w:rPr>
+          <w:rFonts w:ascii="Cascadia Code" w:hAnsi="Cascadia Code" w:cs="Cascadia Code"/>
+        </w:rPr>
+        <w:t xml:space="preserve"> --reload --port 800</w:t>
       </w:r>
       <w:r>
         <w:rPr>
@@ -5768,8 +7179,13 @@
       </w:pPr>
       <w:bookmarkStart w:id="34" w:name="_Toc218864572"/>
       <w:bookmarkStart w:id="35" w:name="_Toc218933573"/>
-      <w:r>
-        <w:t>gRPC Communication</w:t>
+      <w:proofErr w:type="spellStart"/>
+      <w:r>
+        <w:t>gRPC</w:t>
+      </w:r>
+      <w:proofErr w:type="spellEnd"/>
+      <w:r>
+        <w:t xml:space="preserve"> Communication</w:t>
       </w:r>
       <w:bookmarkEnd w:id="34"/>
       <w:bookmarkEnd w:id="35"/>
@@ -5796,7 +7212,35 @@
         <w:rPr>
           <w:rFonts w:ascii="Cascadia Code" w:hAnsi="Cascadia Code" w:cs="Cascadia Code"/>
         </w:rPr>
-        <w:t>pip install grpcio grpcio-tools</w:t>
+        <w:t xml:space="preserve">pip install </w:t>
+      </w:r>
+      <w:proofErr w:type="spellStart"/>
+      <w:r>
+        <w:rPr>
+          <w:rFonts w:ascii="Cascadia Code" w:hAnsi="Cascadia Code" w:cs="Cascadia Code"/>
+        </w:rPr>
+        <w:t>grpcio</w:t>
+      </w:r>
+      <w:proofErr w:type="spellEnd"/>
+      <w:r>
+        <w:rPr>
+          <w:rFonts w:ascii="Cascadia Code" w:hAnsi="Cascadia Code" w:cs="Cascadia Code"/>
+        </w:rPr>
+        <w:t xml:space="preserve"> </w:t>
+      </w:r>
+      <w:proofErr w:type="spellStart"/>
+      <w:r>
+        <w:rPr>
+          <w:rFonts w:ascii="Cascadia Code" w:hAnsi="Cascadia Code" w:cs="Cascadia Code"/>
+        </w:rPr>
+        <w:t>grpcio</w:t>
+      </w:r>
+      <w:proofErr w:type="spellEnd"/>
+      <w:r>
+        <w:rPr>
+          <w:rFonts w:ascii="Cascadia Code" w:hAnsi="Cascadia Code" w:cs="Cascadia Code"/>
+        </w:rPr>
+        <w:t>-tools</w:t>
       </w:r>
     </w:p>
     <w:p>
@@ -5811,12 +7255,14 @@
       <w:r>
         <w:t xml:space="preserve">Create </w:t>
       </w:r>
+      <w:proofErr w:type="spellStart"/>
       <w:r>
         <w:rPr>
           <w:rFonts w:ascii="Cascadia Code" w:hAnsi="Cascadia Code" w:cs="Cascadia Code"/>
         </w:rPr>
         <w:t>product.proto</w:t>
       </w:r>
+      <w:proofErr w:type="spellEnd"/>
     </w:p>
     <w:p>
       <w:pPr>
@@ -5869,27 +7315,97 @@
         <w:rPr>
           <w:rFonts w:ascii="Cascadia Code" w:hAnsi="Cascadia Code" w:cs="Cascadia Code"/>
         </w:rPr>
-        <w:t>service ProductService {</w:t>
-      </w:r>
-    </w:p>
-    <w:p>
-      <w:pPr>
-        <w:pBdr>
-          <w:top w:val="single" w:sz="4" w:space="1" w:color="auto"/>
-          <w:left w:val="single" w:sz="4" w:space="4" w:color="auto"/>
-          <w:bottom w:val="single" w:sz="4" w:space="1" w:color="auto"/>
-          <w:right w:val="single" w:sz="4" w:space="4" w:color="auto"/>
-        </w:pBdr>
-        <w:spacing w:after="0" w:line="240" w:lineRule="auto"/>
-        <w:rPr>
-          <w:rFonts w:ascii="Cascadia Code" w:hAnsi="Cascadia Code" w:cs="Cascadia Code"/>
-        </w:rPr>
-      </w:pPr>
-      <w:r>
-        <w:rPr>
-          <w:rFonts w:ascii="Cascadia Code" w:hAnsi="Cascadia Code" w:cs="Cascadia Code"/>
-        </w:rPr>
-        <w:t xml:space="preserve">  rpc GetProduct (ProductRequest) returns (ProductResponse);</w:t>
+        <w:t xml:space="preserve">service </w:t>
+      </w:r>
+      <w:proofErr w:type="spellStart"/>
+      <w:r>
+        <w:rPr>
+          <w:rFonts w:ascii="Cascadia Code" w:hAnsi="Cascadia Code" w:cs="Cascadia Code"/>
+        </w:rPr>
+        <w:t>ProductService</w:t>
+      </w:r>
+      <w:proofErr w:type="spellEnd"/>
+      <w:r>
+        <w:rPr>
+          <w:rFonts w:ascii="Cascadia Code" w:hAnsi="Cascadia Code" w:cs="Cascadia Code"/>
+        </w:rPr>
+        <w:t xml:space="preserve"> {</w:t>
+      </w:r>
+    </w:p>
+    <w:p>
+      <w:pPr>
+        <w:pBdr>
+          <w:top w:val="single" w:sz="4" w:space="1" w:color="auto"/>
+          <w:left w:val="single" w:sz="4" w:space="4" w:color="auto"/>
+          <w:bottom w:val="single" w:sz="4" w:space="1" w:color="auto"/>
+          <w:right w:val="single" w:sz="4" w:space="4" w:color="auto"/>
+        </w:pBdr>
+        <w:spacing w:after="0" w:line="240" w:lineRule="auto"/>
+        <w:rPr>
+          <w:rFonts w:ascii="Cascadia Code" w:hAnsi="Cascadia Code" w:cs="Cascadia Code"/>
+        </w:rPr>
+      </w:pPr>
+      <w:r>
+        <w:rPr>
+          <w:rFonts w:ascii="Cascadia Code" w:hAnsi="Cascadia Code" w:cs="Cascadia Code"/>
+        </w:rPr>
+        <w:t xml:space="preserve">  </w:t>
+      </w:r>
+      <w:proofErr w:type="spellStart"/>
+      <w:r>
+        <w:rPr>
+          <w:rFonts w:ascii="Cascadia Code" w:hAnsi="Cascadia Code" w:cs="Cascadia Code"/>
+        </w:rPr>
+        <w:t>rpc</w:t>
+      </w:r>
+      <w:proofErr w:type="spellEnd"/>
+      <w:r>
+        <w:rPr>
+          <w:rFonts w:ascii="Cascadia Code" w:hAnsi="Cascadia Code" w:cs="Cascadia Code"/>
+        </w:rPr>
+        <w:t xml:space="preserve"> </w:t>
+      </w:r>
+      <w:proofErr w:type="spellStart"/>
+      <w:r>
+        <w:rPr>
+          <w:rFonts w:ascii="Cascadia Code" w:hAnsi="Cascadia Code" w:cs="Cascadia Code"/>
+        </w:rPr>
+        <w:t>GetProduct</w:t>
+      </w:r>
+      <w:proofErr w:type="spellEnd"/>
+      <w:r>
+        <w:rPr>
+          <w:rFonts w:ascii="Cascadia Code" w:hAnsi="Cascadia Code" w:cs="Cascadia Code"/>
+        </w:rPr>
+        <w:t xml:space="preserve"> (</w:t>
+      </w:r>
+      <w:proofErr w:type="spellStart"/>
+      <w:r>
+        <w:rPr>
+          <w:rFonts w:ascii="Cascadia Code" w:hAnsi="Cascadia Code" w:cs="Cascadia Code"/>
+        </w:rPr>
+        <w:t>ProductRequest</w:t>
+      </w:r>
+      <w:proofErr w:type="spellEnd"/>
+      <w:r>
+        <w:rPr>
+          <w:rFonts w:ascii="Cascadia Code" w:hAnsi="Cascadia Code" w:cs="Cascadia Code"/>
+        </w:rPr>
+        <w:t>) returns (</w:t>
+      </w:r>
+      <w:proofErr w:type="spellStart"/>
+      <w:r>
+        <w:rPr>
+          <w:rFonts w:ascii="Cascadia Code" w:hAnsi="Cascadia Code" w:cs="Cascadia Code"/>
+        </w:rPr>
+        <w:t>ProductResponse</w:t>
+      </w:r>
+      <w:proofErr w:type="spellEnd"/>
+      <w:r>
+        <w:rPr>
+          <w:rFonts w:ascii="Cascadia Code" w:hAnsi="Cascadia Code" w:cs="Cascadia Code"/>
+        </w:rPr>
+        <w:t>);</w:t>
       </w:r>
     </w:p>
     <w:p>
@@ -5943,27 +7459,41 @@
         <w:rPr>
           <w:rFonts w:ascii="Cascadia Code" w:hAnsi="Cascadia Code" w:cs="Cascadia Code"/>
         </w:rPr>
+        <w:t xml:space="preserve">message </w:t>
+      </w:r>
+      <w:proofErr w:type="spellStart"/>
+      <w:r>
+        <w:rPr>
+          <w:rFonts w:ascii="Cascadia Code" w:hAnsi="Cascadia Code" w:cs="Cascadia Code"/>
+        </w:rPr>
+        <w:t>ProductRequest</w:t>
+      </w:r>
+      <w:proofErr w:type="spellEnd"/>
+      <w:r>
+        <w:rPr>
+          <w:rFonts w:ascii="Cascadia Code" w:hAnsi="Cascadia Code" w:cs="Cascadia Code"/>
+        </w:rPr>
+        <w:t xml:space="preserve"> {</w:t>
+      </w:r>
+    </w:p>
+    <w:p>
+      <w:pPr>
+        <w:pBdr>
+          <w:top w:val="single" w:sz="4" w:space="1" w:color="auto"/>
+          <w:left w:val="single" w:sz="4" w:space="4" w:color="auto"/>
+          <w:bottom w:val="single" w:sz="4" w:space="1" w:color="auto"/>
+          <w:right w:val="single" w:sz="4" w:space="4" w:color="auto"/>
+        </w:pBdr>
+        <w:spacing w:after="0" w:line="240" w:lineRule="auto"/>
+        <w:rPr>
+          <w:rFonts w:ascii="Cascadia Code" w:hAnsi="Cascadia Code" w:cs="Cascadia Code"/>
+        </w:rPr>
+      </w:pPr>
+      <w:r>
+        <w:rPr>
+          <w:rFonts w:ascii="Cascadia Code" w:hAnsi="Cascadia Code" w:cs="Cascadia Code"/>
+        </w:rPr>
         <w:lastRenderedPageBreak/>
-        <w:t>message ProductRequest {</w:t>
-      </w:r>
-    </w:p>
-    <w:p>
-      <w:pPr>
-        <w:pBdr>
-          <w:top w:val="single" w:sz="4" w:space="1" w:color="auto"/>
-          <w:left w:val="single" w:sz="4" w:space="4" w:color="auto"/>
-          <w:bottom w:val="single" w:sz="4" w:space="1" w:color="auto"/>
-          <w:right w:val="single" w:sz="4" w:space="4" w:color="auto"/>
-        </w:pBdr>
-        <w:spacing w:after="0" w:line="240" w:lineRule="auto"/>
-        <w:rPr>
-          <w:rFonts w:ascii="Cascadia Code" w:hAnsi="Cascadia Code" w:cs="Cascadia Code"/>
-        </w:rPr>
-      </w:pPr>
-      <w:r>
-        <w:rPr>
-          <w:rFonts w:ascii="Cascadia Code" w:hAnsi="Cascadia Code" w:cs="Cascadia Code"/>
-        </w:rPr>
         <w:t xml:space="preserve">  int32 id = 1;</w:t>
       </w:r>
     </w:p>
@@ -6018,7 +7548,21 @@
         <w:rPr>
           <w:rFonts w:ascii="Cascadia Code" w:hAnsi="Cascadia Code" w:cs="Cascadia Code"/>
         </w:rPr>
-        <w:t>message ProductResponse {</w:t>
+        <w:t xml:space="preserve">message </w:t>
+      </w:r>
+      <w:proofErr w:type="spellStart"/>
+      <w:r>
+        <w:rPr>
+          <w:rFonts w:ascii="Cascadia Code" w:hAnsi="Cascadia Code" w:cs="Cascadia Code"/>
+        </w:rPr>
+        <w:t>ProductResponse</w:t>
+      </w:r>
+      <w:proofErr w:type="spellEnd"/>
+      <w:r>
+        <w:rPr>
+          <w:rFonts w:ascii="Cascadia Code" w:hAnsi="Cascadia Code" w:cs="Cascadia Code"/>
+        </w:rPr>
+        <w:t xml:space="preserve"> {</w:t>
       </w:r>
     </w:p>
     <w:p>
@@ -6123,15 +7667,70 @@
         <w:rPr>
           <w:rFonts w:ascii="Cascadia Code" w:hAnsi="Cascadia Code" w:cs="Cascadia Code"/>
         </w:rPr>
-        <w:t>python -m grpc_tools.protoc -I. --python_out=. --grpc_python_out=. product.proto</w:t>
-      </w:r>
+        <w:t xml:space="preserve">python -m </w:t>
+      </w:r>
+      <w:proofErr w:type="spellStart"/>
+      <w:r>
+        <w:rPr>
+          <w:rFonts w:ascii="Cascadia Code" w:hAnsi="Cascadia Code" w:cs="Cascadia Code"/>
+        </w:rPr>
+        <w:t>grpc_tools.protoc</w:t>
+      </w:r>
+      <w:proofErr w:type="spellEnd"/>
+      <w:r>
+        <w:rPr>
+          <w:rFonts w:ascii="Cascadia Code" w:hAnsi="Cascadia Code" w:cs="Cascadia Code"/>
+        </w:rPr>
+        <w:t xml:space="preserve"> -I. --</w:t>
+      </w:r>
+      <w:proofErr w:type="spellStart"/>
+      <w:r>
+        <w:rPr>
+          <w:rFonts w:ascii="Cascadia Code" w:hAnsi="Cascadia Code" w:cs="Cascadia Code"/>
+        </w:rPr>
+        <w:t>python_out</w:t>
+      </w:r>
+      <w:proofErr w:type="spellEnd"/>
+      <w:r>
+        <w:rPr>
+          <w:rFonts w:ascii="Cascadia Code" w:hAnsi="Cascadia Code" w:cs="Cascadia Code"/>
+        </w:rPr>
+        <w:t>=. --</w:t>
+      </w:r>
+      <w:proofErr w:type="spellStart"/>
+      <w:r>
+        <w:rPr>
+          <w:rFonts w:ascii="Cascadia Code" w:hAnsi="Cascadia Code" w:cs="Cascadia Code"/>
+        </w:rPr>
+        <w:t>grpc_python_out</w:t>
+      </w:r>
+      <w:proofErr w:type="spellEnd"/>
+      <w:r>
+        <w:rPr>
+          <w:rFonts w:ascii="Cascadia Code" w:hAnsi="Cascadia Code" w:cs="Cascadia Code"/>
+        </w:rPr>
+        <w:t xml:space="preserve">=. </w:t>
+      </w:r>
+      <w:proofErr w:type="spellStart"/>
+      <w:r>
+        <w:rPr>
+          <w:rFonts w:ascii="Cascadia Code" w:hAnsi="Cascadia Code" w:cs="Cascadia Code"/>
+        </w:rPr>
+        <w:t>product.proto</w:t>
+      </w:r>
+      <w:proofErr w:type="spellEnd"/>
     </w:p>
     <w:p>
       <w:pPr>
         <w:pStyle w:val="Heading4"/>
       </w:pPr>
-      <w:r>
-        <w:t>gRPC Server</w:t>
+      <w:proofErr w:type="spellStart"/>
+      <w:r>
+        <w:t>gRPC</w:t>
+      </w:r>
+      <w:proofErr w:type="spellEnd"/>
+      <w:r>
+        <w:t xml:space="preserve"> Server</w:t>
       </w:r>
     </w:p>
     <w:p>
@@ -6171,8 +7770,16 @@
         <w:rPr>
           <w:rFonts w:ascii="Cascadia Code" w:hAnsi="Cascadia Code" w:cs="Cascadia Code"/>
         </w:rPr>
-        <w:t>import grpc</w:t>
-      </w:r>
+        <w:t xml:space="preserve">import </w:t>
+      </w:r>
+      <w:proofErr w:type="spellStart"/>
+      <w:r>
+        <w:rPr>
+          <w:rFonts w:ascii="Cascadia Code" w:hAnsi="Cascadia Code" w:cs="Cascadia Code"/>
+        </w:rPr>
+        <w:t>grpc</w:t>
+      </w:r>
+      <w:proofErr w:type="spellEnd"/>
     </w:p>
     <w:p>
       <w:pPr>
@@ -6359,47 +7966,89 @@
         <w:rPr>
           <w:rFonts w:ascii="Cascadia Code" w:hAnsi="Cascadia Code" w:cs="Cascadia Code"/>
         </w:rPr>
-        <w:t>class ProductService(product_pb2_grpc.ProductServiceServicer):</w:t>
-      </w:r>
-    </w:p>
-    <w:p>
-      <w:pPr>
-        <w:pBdr>
-          <w:top w:val="single" w:sz="4" w:space="1" w:color="auto"/>
-          <w:left w:val="single" w:sz="4" w:space="4" w:color="auto"/>
-          <w:bottom w:val="single" w:sz="4" w:space="1" w:color="auto"/>
-          <w:right w:val="single" w:sz="4" w:space="4" w:color="auto"/>
-        </w:pBdr>
-        <w:spacing w:after="0" w:line="240" w:lineRule="auto"/>
-        <w:rPr>
-          <w:rFonts w:ascii="Cascadia Code" w:hAnsi="Cascadia Code" w:cs="Cascadia Code"/>
-        </w:rPr>
-      </w:pPr>
-      <w:r>
-        <w:rPr>
-          <w:rFonts w:ascii="Cascadia Code" w:hAnsi="Cascadia Code" w:cs="Cascadia Code"/>
-        </w:rPr>
-        <w:t xml:space="preserve">    def GetProduct(self, request, context):</w:t>
-      </w:r>
-    </w:p>
-    <w:p>
-      <w:pPr>
-        <w:pBdr>
-          <w:top w:val="single" w:sz="4" w:space="1" w:color="auto"/>
-          <w:left w:val="single" w:sz="4" w:space="4" w:color="auto"/>
-          <w:bottom w:val="single" w:sz="4" w:space="1" w:color="auto"/>
-          <w:right w:val="single" w:sz="4" w:space="4" w:color="auto"/>
-        </w:pBdr>
-        <w:spacing w:after="0" w:line="240" w:lineRule="auto"/>
-        <w:rPr>
-          <w:rFonts w:ascii="Cascadia Code" w:hAnsi="Cascadia Code" w:cs="Cascadia Code"/>
-        </w:rPr>
-      </w:pPr>
-      <w:r>
-        <w:rPr>
-          <w:rFonts w:ascii="Cascadia Code" w:hAnsi="Cascadia Code" w:cs="Cascadia Code"/>
-        </w:rPr>
-        <w:t xml:space="preserve">        name, price = products.get(request.id, ("Unknown", 0))</w:t>
+        <w:t xml:space="preserve">class </w:t>
+      </w:r>
+      <w:proofErr w:type="spellStart"/>
+      <w:r>
+        <w:rPr>
+          <w:rFonts w:ascii="Cascadia Code" w:hAnsi="Cascadia Code" w:cs="Cascadia Code"/>
+        </w:rPr>
+        <w:t>ProductService</w:t>
+      </w:r>
+      <w:proofErr w:type="spellEnd"/>
+      <w:r>
+        <w:rPr>
+          <w:rFonts w:ascii="Cascadia Code" w:hAnsi="Cascadia Code" w:cs="Cascadia Code"/>
+        </w:rPr>
+        <w:t>(product_pb2_grpc.ProductServiceServicer):</w:t>
+      </w:r>
+    </w:p>
+    <w:p>
+      <w:pPr>
+        <w:pBdr>
+          <w:top w:val="single" w:sz="4" w:space="1" w:color="auto"/>
+          <w:left w:val="single" w:sz="4" w:space="4" w:color="auto"/>
+          <w:bottom w:val="single" w:sz="4" w:space="1" w:color="auto"/>
+          <w:right w:val="single" w:sz="4" w:space="4" w:color="auto"/>
+        </w:pBdr>
+        <w:spacing w:after="0" w:line="240" w:lineRule="auto"/>
+        <w:rPr>
+          <w:rFonts w:ascii="Cascadia Code" w:hAnsi="Cascadia Code" w:cs="Cascadia Code"/>
+        </w:rPr>
+      </w:pPr>
+      <w:r>
+        <w:rPr>
+          <w:rFonts w:ascii="Cascadia Code" w:hAnsi="Cascadia Code" w:cs="Cascadia Code"/>
+        </w:rPr>
+        <w:t xml:space="preserve">    def </w:t>
+      </w:r>
+      <w:proofErr w:type="spellStart"/>
+      <w:r>
+        <w:rPr>
+          <w:rFonts w:ascii="Cascadia Code" w:hAnsi="Cascadia Code" w:cs="Cascadia Code"/>
+        </w:rPr>
+        <w:t>GetProduct</w:t>
+      </w:r>
+      <w:proofErr w:type="spellEnd"/>
+      <w:r>
+        <w:rPr>
+          <w:rFonts w:ascii="Cascadia Code" w:hAnsi="Cascadia Code" w:cs="Cascadia Code"/>
+        </w:rPr>
+        <w:t>(self, request, context):</w:t>
+      </w:r>
+    </w:p>
+    <w:p>
+      <w:pPr>
+        <w:pBdr>
+          <w:top w:val="single" w:sz="4" w:space="1" w:color="auto"/>
+          <w:left w:val="single" w:sz="4" w:space="4" w:color="auto"/>
+          <w:bottom w:val="single" w:sz="4" w:space="1" w:color="auto"/>
+          <w:right w:val="single" w:sz="4" w:space="4" w:color="auto"/>
+        </w:pBdr>
+        <w:spacing w:after="0" w:line="240" w:lineRule="auto"/>
+        <w:rPr>
+          <w:rFonts w:ascii="Cascadia Code" w:hAnsi="Cascadia Code" w:cs="Cascadia Code"/>
+        </w:rPr>
+      </w:pPr>
+      <w:r>
+        <w:rPr>
+          <w:rFonts w:ascii="Cascadia Code" w:hAnsi="Cascadia Code" w:cs="Cascadia Code"/>
+        </w:rPr>
+        <w:t xml:space="preserve">        name, price = </w:t>
+      </w:r>
+      <w:proofErr w:type="spellStart"/>
+      <w:r>
+        <w:rPr>
+          <w:rFonts w:ascii="Cascadia Code" w:hAnsi="Cascadia Code" w:cs="Cascadia Code"/>
+        </w:rPr>
+        <w:t>products.get</w:t>
+      </w:r>
+      <w:proofErr w:type="spellEnd"/>
+      <w:r>
+        <w:rPr>
+          <w:rFonts w:ascii="Cascadia Code" w:hAnsi="Cascadia Code" w:cs="Cascadia Code"/>
+        </w:rPr>
+        <w:t>(request.id, ("Unknown", 0))</w:t>
       </w:r>
     </w:p>
     <w:p>
@@ -6473,7 +8122,49 @@
         <w:rPr>
           <w:rFonts w:ascii="Cascadia Code" w:hAnsi="Cascadia Code" w:cs="Cascadia Code"/>
         </w:rPr>
-        <w:t xml:space="preserve">    server = grpc.server(futures.ThreadPoolExecutor(max_workers=5))</w:t>
+        <w:t xml:space="preserve">    server = </w:t>
+      </w:r>
+      <w:proofErr w:type="spellStart"/>
+      <w:r>
+        <w:rPr>
+          <w:rFonts w:ascii="Cascadia Code" w:hAnsi="Cascadia Code" w:cs="Cascadia Code"/>
+        </w:rPr>
+        <w:t>grpc.server</w:t>
+      </w:r>
+      <w:proofErr w:type="spellEnd"/>
+      <w:r>
+        <w:rPr>
+          <w:rFonts w:ascii="Cascadia Code" w:hAnsi="Cascadia Code" w:cs="Cascadia Code"/>
+        </w:rPr>
+        <w:t>(</w:t>
+      </w:r>
+      <w:proofErr w:type="spellStart"/>
+      <w:r>
+        <w:rPr>
+          <w:rFonts w:ascii="Cascadia Code" w:hAnsi="Cascadia Code" w:cs="Cascadia Code"/>
+        </w:rPr>
+        <w:t>futures.ThreadPoolExecutor</w:t>
+      </w:r>
+      <w:proofErr w:type="spellEnd"/>
+      <w:r>
+        <w:rPr>
+          <w:rFonts w:ascii="Cascadia Code" w:hAnsi="Cascadia Code" w:cs="Cascadia Code"/>
+        </w:rPr>
+        <w:t>(</w:t>
+      </w:r>
+      <w:proofErr w:type="spellStart"/>
+      <w:r>
+        <w:rPr>
+          <w:rFonts w:ascii="Cascadia Code" w:hAnsi="Cascadia Code" w:cs="Cascadia Code"/>
+        </w:rPr>
+        <w:t>max_workers</w:t>
+      </w:r>
+      <w:proofErr w:type="spellEnd"/>
+      <w:r>
+        <w:rPr>
+          <w:rFonts w:ascii="Cascadia Code" w:hAnsi="Cascadia Code" w:cs="Cascadia Code"/>
+        </w:rPr>
+        <w:t>=5))</w:t>
       </w:r>
     </w:p>
     <w:p>
@@ -6513,47 +8204,89 @@
         <w:rPr>
           <w:rFonts w:ascii="Cascadia Code" w:hAnsi="Cascadia Code" w:cs="Cascadia Code"/>
         </w:rPr>
-        <w:t xml:space="preserve">    server.add_insecure_port("[::]:50051")</w:t>
-      </w:r>
-    </w:p>
-    <w:p>
-      <w:pPr>
-        <w:pBdr>
-          <w:top w:val="single" w:sz="4" w:space="1" w:color="auto"/>
-          <w:left w:val="single" w:sz="4" w:space="4" w:color="auto"/>
-          <w:bottom w:val="single" w:sz="4" w:space="1" w:color="auto"/>
-          <w:right w:val="single" w:sz="4" w:space="4" w:color="auto"/>
-        </w:pBdr>
-        <w:spacing w:after="0" w:line="240" w:lineRule="auto"/>
-        <w:rPr>
-          <w:rFonts w:ascii="Cascadia Code" w:hAnsi="Cascadia Code" w:cs="Cascadia Code"/>
-        </w:rPr>
-      </w:pPr>
-      <w:r>
-        <w:rPr>
-          <w:rFonts w:ascii="Cascadia Code" w:hAnsi="Cascadia Code" w:cs="Cascadia Code"/>
-        </w:rPr>
-        <w:t xml:space="preserve">    server.start()</w:t>
-      </w:r>
-    </w:p>
-    <w:p>
-      <w:pPr>
-        <w:pBdr>
-          <w:top w:val="single" w:sz="4" w:space="1" w:color="auto"/>
-          <w:left w:val="single" w:sz="4" w:space="4" w:color="auto"/>
-          <w:bottom w:val="single" w:sz="4" w:space="1" w:color="auto"/>
-          <w:right w:val="single" w:sz="4" w:space="4" w:color="auto"/>
-        </w:pBdr>
-        <w:spacing w:after="0" w:line="240" w:lineRule="auto"/>
-        <w:rPr>
-          <w:rFonts w:ascii="Cascadia Code" w:hAnsi="Cascadia Code" w:cs="Cascadia Code"/>
-        </w:rPr>
-      </w:pPr>
-      <w:r>
-        <w:rPr>
-          <w:rFonts w:ascii="Cascadia Code" w:hAnsi="Cascadia Code" w:cs="Cascadia Code"/>
-        </w:rPr>
-        <w:t xml:space="preserve">    server.wait_for_termination()</w:t>
+        <w:t xml:space="preserve">    </w:t>
+      </w:r>
+      <w:proofErr w:type="spellStart"/>
+      <w:r>
+        <w:rPr>
+          <w:rFonts w:ascii="Cascadia Code" w:hAnsi="Cascadia Code" w:cs="Cascadia Code"/>
+        </w:rPr>
+        <w:t>server.add_insecure_port</w:t>
+      </w:r>
+      <w:proofErr w:type="spellEnd"/>
+      <w:r>
+        <w:rPr>
+          <w:rFonts w:ascii="Cascadia Code" w:hAnsi="Cascadia Code" w:cs="Cascadia Code"/>
+        </w:rPr>
+        <w:t>("[::]:50051")</w:t>
+      </w:r>
+    </w:p>
+    <w:p>
+      <w:pPr>
+        <w:pBdr>
+          <w:top w:val="single" w:sz="4" w:space="1" w:color="auto"/>
+          <w:left w:val="single" w:sz="4" w:space="4" w:color="auto"/>
+          <w:bottom w:val="single" w:sz="4" w:space="1" w:color="auto"/>
+          <w:right w:val="single" w:sz="4" w:space="4" w:color="auto"/>
+        </w:pBdr>
+        <w:spacing w:after="0" w:line="240" w:lineRule="auto"/>
+        <w:rPr>
+          <w:rFonts w:ascii="Cascadia Code" w:hAnsi="Cascadia Code" w:cs="Cascadia Code"/>
+        </w:rPr>
+      </w:pPr>
+      <w:r>
+        <w:rPr>
+          <w:rFonts w:ascii="Cascadia Code" w:hAnsi="Cascadia Code" w:cs="Cascadia Code"/>
+        </w:rPr>
+        <w:t xml:space="preserve">    </w:t>
+      </w:r>
+      <w:proofErr w:type="spellStart"/>
+      <w:r>
+        <w:rPr>
+          <w:rFonts w:ascii="Cascadia Code" w:hAnsi="Cascadia Code" w:cs="Cascadia Code"/>
+        </w:rPr>
+        <w:t>server.start</w:t>
+      </w:r>
+      <w:proofErr w:type="spellEnd"/>
+      <w:r>
+        <w:rPr>
+          <w:rFonts w:ascii="Cascadia Code" w:hAnsi="Cascadia Code" w:cs="Cascadia Code"/>
+        </w:rPr>
+        <w:t>()</w:t>
+      </w:r>
+    </w:p>
+    <w:p>
+      <w:pPr>
+        <w:pBdr>
+          <w:top w:val="single" w:sz="4" w:space="1" w:color="auto"/>
+          <w:left w:val="single" w:sz="4" w:space="4" w:color="auto"/>
+          <w:bottom w:val="single" w:sz="4" w:space="1" w:color="auto"/>
+          <w:right w:val="single" w:sz="4" w:space="4" w:color="auto"/>
+        </w:pBdr>
+        <w:spacing w:after="0" w:line="240" w:lineRule="auto"/>
+        <w:rPr>
+          <w:rFonts w:ascii="Cascadia Code" w:hAnsi="Cascadia Code" w:cs="Cascadia Code"/>
+        </w:rPr>
+      </w:pPr>
+      <w:r>
+        <w:rPr>
+          <w:rFonts w:ascii="Cascadia Code" w:hAnsi="Cascadia Code" w:cs="Cascadia Code"/>
+        </w:rPr>
+        <w:t xml:space="preserve">    </w:t>
+      </w:r>
+      <w:proofErr w:type="spellStart"/>
+      <w:r>
+        <w:rPr>
+          <w:rFonts w:ascii="Cascadia Code" w:hAnsi="Cascadia Code" w:cs="Cascadia Code"/>
+        </w:rPr>
+        <w:t>server.wait_for_termination</w:t>
+      </w:r>
+      <w:proofErr w:type="spellEnd"/>
+      <w:r>
+        <w:rPr>
+          <w:rFonts w:ascii="Cascadia Code" w:hAnsi="Cascadia Code" w:cs="Cascadia Code"/>
+        </w:rPr>
+        <w:t>()</w:t>
       </w:r>
     </w:p>
     <w:p>
@@ -6614,8 +8347,13 @@
       <w:pPr>
         <w:pStyle w:val="Heading4"/>
       </w:pPr>
-      <w:r>
-        <w:t>gRPC Client (Consumer Microservice)</w:t>
+      <w:proofErr w:type="spellStart"/>
+      <w:r>
+        <w:t>gRPC</w:t>
+      </w:r>
+      <w:proofErr w:type="spellEnd"/>
+      <w:r>
+        <w:t xml:space="preserve"> Client (Consumer Microservice)</w:t>
       </w:r>
     </w:p>
     <w:p>
@@ -6655,8 +8393,16 @@
         <w:rPr>
           <w:rFonts w:ascii="Cascadia Code" w:hAnsi="Cascadia Code" w:cs="Cascadia Code"/>
         </w:rPr>
-        <w:t>import grpc</w:t>
-      </w:r>
+        <w:t xml:space="preserve">import </w:t>
+      </w:r>
+      <w:proofErr w:type="spellStart"/>
+      <w:r>
+        <w:rPr>
+          <w:rFonts w:ascii="Cascadia Code" w:hAnsi="Cascadia Code" w:cs="Cascadia Code"/>
+        </w:rPr>
+        <w:t>grpc</w:t>
+      </w:r>
+      <w:proofErr w:type="spellEnd"/>
     </w:p>
     <w:p>
       <w:pPr>
@@ -6729,7 +8475,21 @@
         <w:rPr>
           <w:rFonts w:ascii="Cascadia Code" w:hAnsi="Cascadia Code" w:cs="Cascadia Code"/>
         </w:rPr>
-        <w:t>channel = grpc.insecure_channel("localhost:50051")</w:t>
+        <w:t xml:space="preserve">channel = </w:t>
+      </w:r>
+      <w:proofErr w:type="spellStart"/>
+      <w:r>
+        <w:rPr>
+          <w:rFonts w:ascii="Cascadia Code" w:hAnsi="Cascadia Code" w:cs="Cascadia Code"/>
+        </w:rPr>
+        <w:t>grpc.insecure_channel</w:t>
+      </w:r>
+      <w:proofErr w:type="spellEnd"/>
+      <w:r>
+        <w:rPr>
+          <w:rFonts w:ascii="Cascadia Code" w:hAnsi="Cascadia Code" w:cs="Cascadia Code"/>
+        </w:rPr>
+        <w:t>("localhost:50051")</w:t>
       </w:r>
     </w:p>
     <w:p>
@@ -6783,7 +8543,21 @@
         <w:rPr>
           <w:rFonts w:ascii="Cascadia Code" w:hAnsi="Cascadia Code" w:cs="Cascadia Code"/>
         </w:rPr>
-        <w:t>response = stub.GetProduct(product_pb2.ProductRequest(id=1))</w:t>
+        <w:t xml:space="preserve">response = </w:t>
+      </w:r>
+      <w:proofErr w:type="spellStart"/>
+      <w:r>
+        <w:rPr>
+          <w:rFonts w:ascii="Cascadia Code" w:hAnsi="Cascadia Code" w:cs="Cascadia Code"/>
+        </w:rPr>
+        <w:t>stub.GetProduct</w:t>
+      </w:r>
+      <w:proofErr w:type="spellEnd"/>
+      <w:r>
+        <w:rPr>
+          <w:rFonts w:ascii="Cascadia Code" w:hAnsi="Cascadia Code" w:cs="Cascadia Code"/>
+        </w:rPr>
+        <w:t>(product_pb2.ProductRequest(id=1))</w:t>
       </w:r>
     </w:p>
     <w:p>
@@ -6931,8 +8705,16 @@
         <w:rPr>
           <w:rFonts w:ascii="Cascadia Code" w:hAnsi="Cascadia Code" w:cs="Cascadia Code"/>
         </w:rPr>
-        <w:t>import json</w:t>
-      </w:r>
+        <w:t xml:space="preserve">import </w:t>
+      </w:r>
+      <w:proofErr w:type="spellStart"/>
+      <w:r>
+        <w:rPr>
+          <w:rFonts w:ascii="Cascadia Code" w:hAnsi="Cascadia Code" w:cs="Cascadia Code"/>
+        </w:rPr>
+        <w:t>json</w:t>
+      </w:r>
+      <w:proofErr w:type="spellEnd"/>
     </w:p>
     <w:p>
       <w:pPr>
@@ -6985,67 +8767,123 @@
         <w:rPr>
           <w:rFonts w:ascii="Cascadia Code" w:hAnsi="Cascadia Code" w:cs="Cascadia Code"/>
         </w:rPr>
-        <w:t>def publish_event():</w:t>
-      </w:r>
-    </w:p>
-    <w:p>
-      <w:pPr>
-        <w:pBdr>
-          <w:top w:val="single" w:sz="4" w:space="1" w:color="auto"/>
-          <w:left w:val="single" w:sz="4" w:space="4" w:color="auto"/>
-          <w:bottom w:val="single" w:sz="4" w:space="1" w:color="auto"/>
-          <w:right w:val="single" w:sz="4" w:space="4" w:color="auto"/>
-        </w:pBdr>
-        <w:spacing w:after="0" w:line="240" w:lineRule="auto"/>
-        <w:rPr>
-          <w:rFonts w:ascii="Cascadia Code" w:hAnsi="Cascadia Code" w:cs="Cascadia Code"/>
-        </w:rPr>
-      </w:pPr>
-      <w:r>
-        <w:rPr>
-          <w:rFonts w:ascii="Cascadia Code" w:hAnsi="Cascadia Code" w:cs="Cascadia Code"/>
-        </w:rPr>
-        <w:t xml:space="preserve">    event = {"event": "ORDER_CREATED", "order_id": 101}</w:t>
-      </w:r>
-    </w:p>
-    <w:p>
-      <w:pPr>
-        <w:pBdr>
-          <w:top w:val="single" w:sz="4" w:space="1" w:color="auto"/>
-          <w:left w:val="single" w:sz="4" w:space="4" w:color="auto"/>
-          <w:bottom w:val="single" w:sz="4" w:space="1" w:color="auto"/>
-          <w:right w:val="single" w:sz="4" w:space="4" w:color="auto"/>
-        </w:pBdr>
-        <w:spacing w:after="0" w:line="240" w:lineRule="auto"/>
-        <w:rPr>
-          <w:rFonts w:ascii="Cascadia Code" w:hAnsi="Cascadia Code" w:cs="Cascadia Code"/>
-        </w:rPr>
-      </w:pPr>
-      <w:r>
-        <w:rPr>
-          <w:rFonts w:ascii="Cascadia Code" w:hAnsi="Cascadia Code" w:cs="Cascadia Code"/>
-        </w:rPr>
-        <w:t xml:space="preserve">    with open("event_bus.json", "w") as f:</w:t>
-      </w:r>
-    </w:p>
-    <w:p>
-      <w:pPr>
-        <w:pBdr>
-          <w:top w:val="single" w:sz="4" w:space="1" w:color="auto"/>
-          <w:left w:val="single" w:sz="4" w:space="4" w:color="auto"/>
-          <w:bottom w:val="single" w:sz="4" w:space="1" w:color="auto"/>
-          <w:right w:val="single" w:sz="4" w:space="4" w:color="auto"/>
-        </w:pBdr>
-        <w:spacing w:after="0" w:line="240" w:lineRule="auto"/>
-        <w:rPr>
-          <w:rFonts w:ascii="Cascadia Code" w:hAnsi="Cascadia Code" w:cs="Cascadia Code"/>
-        </w:rPr>
-      </w:pPr>
-      <w:r>
-        <w:rPr>
-          <w:rFonts w:ascii="Cascadia Code" w:hAnsi="Cascadia Code" w:cs="Cascadia Code"/>
-        </w:rPr>
-        <w:t xml:space="preserve">        json.dump(event, f)</w:t>
+        <w:t xml:space="preserve">def </w:t>
+      </w:r>
+      <w:proofErr w:type="spellStart"/>
+      <w:r>
+        <w:rPr>
+          <w:rFonts w:ascii="Cascadia Code" w:hAnsi="Cascadia Code" w:cs="Cascadia Code"/>
+        </w:rPr>
+        <w:t>publish_event</w:t>
+      </w:r>
+      <w:proofErr w:type="spellEnd"/>
+      <w:r>
+        <w:rPr>
+          <w:rFonts w:ascii="Cascadia Code" w:hAnsi="Cascadia Code" w:cs="Cascadia Code"/>
+        </w:rPr>
+        <w:t>():</w:t>
+      </w:r>
+    </w:p>
+    <w:p>
+      <w:pPr>
+        <w:pBdr>
+          <w:top w:val="single" w:sz="4" w:space="1" w:color="auto"/>
+          <w:left w:val="single" w:sz="4" w:space="4" w:color="auto"/>
+          <w:bottom w:val="single" w:sz="4" w:space="1" w:color="auto"/>
+          <w:right w:val="single" w:sz="4" w:space="4" w:color="auto"/>
+        </w:pBdr>
+        <w:spacing w:after="0" w:line="240" w:lineRule="auto"/>
+        <w:rPr>
+          <w:rFonts w:ascii="Cascadia Code" w:hAnsi="Cascadia Code" w:cs="Cascadia Code"/>
+        </w:rPr>
+      </w:pPr>
+      <w:r>
+        <w:rPr>
+          <w:rFonts w:ascii="Cascadia Code" w:hAnsi="Cascadia Code" w:cs="Cascadia Code"/>
+        </w:rPr>
+        <w:t xml:space="preserve">    event = {"event": "ORDER_CREATED", "</w:t>
+      </w:r>
+      <w:proofErr w:type="spellStart"/>
+      <w:r>
+        <w:rPr>
+          <w:rFonts w:ascii="Cascadia Code" w:hAnsi="Cascadia Code" w:cs="Cascadia Code"/>
+        </w:rPr>
+        <w:t>order_id</w:t>
+      </w:r>
+      <w:proofErr w:type="spellEnd"/>
+      <w:r>
+        <w:rPr>
+          <w:rFonts w:ascii="Cascadia Code" w:hAnsi="Cascadia Code" w:cs="Cascadia Code"/>
+        </w:rPr>
+        <w:t>": 101}</w:t>
+      </w:r>
+    </w:p>
+    <w:p>
+      <w:pPr>
+        <w:pBdr>
+          <w:top w:val="single" w:sz="4" w:space="1" w:color="auto"/>
+          <w:left w:val="single" w:sz="4" w:space="4" w:color="auto"/>
+          <w:bottom w:val="single" w:sz="4" w:space="1" w:color="auto"/>
+          <w:right w:val="single" w:sz="4" w:space="4" w:color="auto"/>
+        </w:pBdr>
+        <w:spacing w:after="0" w:line="240" w:lineRule="auto"/>
+        <w:rPr>
+          <w:rFonts w:ascii="Cascadia Code" w:hAnsi="Cascadia Code" w:cs="Cascadia Code"/>
+        </w:rPr>
+      </w:pPr>
+      <w:r>
+        <w:rPr>
+          <w:rFonts w:ascii="Cascadia Code" w:hAnsi="Cascadia Code" w:cs="Cascadia Code"/>
+        </w:rPr>
+        <w:t xml:space="preserve">    with open("</w:t>
+      </w:r>
+      <w:proofErr w:type="spellStart"/>
+      <w:r>
+        <w:rPr>
+          <w:rFonts w:ascii="Cascadia Code" w:hAnsi="Cascadia Code" w:cs="Cascadia Code"/>
+        </w:rPr>
+        <w:t>event_bus.json</w:t>
+      </w:r>
+      <w:proofErr w:type="spellEnd"/>
+      <w:r>
+        <w:rPr>
+          <w:rFonts w:ascii="Cascadia Code" w:hAnsi="Cascadia Code" w:cs="Cascadia Code"/>
+        </w:rPr>
+        <w:t>", "w") as f:</w:t>
+      </w:r>
+    </w:p>
+    <w:p>
+      <w:pPr>
+        <w:pBdr>
+          <w:top w:val="single" w:sz="4" w:space="1" w:color="auto"/>
+          <w:left w:val="single" w:sz="4" w:space="4" w:color="auto"/>
+          <w:bottom w:val="single" w:sz="4" w:space="1" w:color="auto"/>
+          <w:right w:val="single" w:sz="4" w:space="4" w:color="auto"/>
+        </w:pBdr>
+        <w:spacing w:after="0" w:line="240" w:lineRule="auto"/>
+        <w:rPr>
+          <w:rFonts w:ascii="Cascadia Code" w:hAnsi="Cascadia Code" w:cs="Cascadia Code"/>
+        </w:rPr>
+      </w:pPr>
+      <w:r>
+        <w:rPr>
+          <w:rFonts w:ascii="Cascadia Code" w:hAnsi="Cascadia Code" w:cs="Cascadia Code"/>
+        </w:rPr>
+        <w:t xml:space="preserve">        </w:t>
+      </w:r>
+      <w:proofErr w:type="spellStart"/>
+      <w:r>
+        <w:rPr>
+          <w:rFonts w:ascii="Cascadia Code" w:hAnsi="Cascadia Code" w:cs="Cascadia Code"/>
+        </w:rPr>
+        <w:t>json.dump</w:t>
+      </w:r>
+      <w:proofErr w:type="spellEnd"/>
+      <w:r>
+        <w:rPr>
+          <w:rFonts w:ascii="Cascadia Code" w:hAnsi="Cascadia Code" w:cs="Cascadia Code"/>
+        </w:rPr>
+        <w:t>(event, f)</w:t>
       </w:r>
     </w:p>
     <w:p>
@@ -7095,11 +8933,19 @@
           <w:rFonts w:ascii="Cascadia Code" w:hAnsi="Cascadia Code" w:cs="Cascadia Code"/>
         </w:rPr>
       </w:pPr>
-      <w:r>
-        <w:rPr>
-          <w:rFonts w:ascii="Cascadia Code" w:hAnsi="Cascadia Code" w:cs="Cascadia Code"/>
-        </w:rPr>
-        <w:t>publish_event()</w:t>
+      <w:proofErr w:type="spellStart"/>
+      <w:r>
+        <w:rPr>
+          <w:rFonts w:ascii="Cascadia Code" w:hAnsi="Cascadia Code" w:cs="Cascadia Code"/>
+        </w:rPr>
+        <w:t>publish_event</w:t>
+      </w:r>
+      <w:proofErr w:type="spellEnd"/>
+      <w:r>
+        <w:rPr>
+          <w:rFonts w:ascii="Cascadia Code" w:hAnsi="Cascadia Code" w:cs="Cascadia Code"/>
+        </w:rPr>
+        <w:t>()</w:t>
       </w:r>
     </w:p>
     <w:p>
@@ -7151,8 +8997,16 @@
         <w:rPr>
           <w:rFonts w:ascii="Cascadia Code" w:hAnsi="Cascadia Code" w:cs="Cascadia Code"/>
         </w:rPr>
-        <w:t>import json</w:t>
-      </w:r>
+        <w:t xml:space="preserve">import </w:t>
+      </w:r>
+      <w:proofErr w:type="spellStart"/>
+      <w:r>
+        <w:rPr>
+          <w:rFonts w:ascii="Cascadia Code" w:hAnsi="Cascadia Code" w:cs="Cascadia Code"/>
+        </w:rPr>
+        <w:t>json</w:t>
+      </w:r>
+      <w:proofErr w:type="spellEnd"/>
     </w:p>
     <w:p>
       <w:pPr>
@@ -7265,27 +9119,55 @@
         <w:rPr>
           <w:rFonts w:ascii="Cascadia Code" w:hAnsi="Cascadia Code" w:cs="Cascadia Code"/>
         </w:rPr>
-        <w:t xml:space="preserve">        with open("event_bus.json") as f:</w:t>
-      </w:r>
-    </w:p>
-    <w:p>
-      <w:pPr>
-        <w:pBdr>
-          <w:top w:val="single" w:sz="4" w:space="1" w:color="auto"/>
-          <w:left w:val="single" w:sz="4" w:space="4" w:color="auto"/>
-          <w:bottom w:val="single" w:sz="4" w:space="1" w:color="auto"/>
-          <w:right w:val="single" w:sz="4" w:space="4" w:color="auto"/>
-        </w:pBdr>
-        <w:spacing w:after="0" w:line="240" w:lineRule="auto"/>
-        <w:rPr>
-          <w:rFonts w:ascii="Cascadia Code" w:hAnsi="Cascadia Code" w:cs="Cascadia Code"/>
-        </w:rPr>
-      </w:pPr>
-      <w:r>
-        <w:rPr>
-          <w:rFonts w:ascii="Cascadia Code" w:hAnsi="Cascadia Code" w:cs="Cascadia Code"/>
-        </w:rPr>
-        <w:t xml:space="preserve">            event = json.load(f)</w:t>
+        <w:t xml:space="preserve">        with open("</w:t>
+      </w:r>
+      <w:proofErr w:type="spellStart"/>
+      <w:r>
+        <w:rPr>
+          <w:rFonts w:ascii="Cascadia Code" w:hAnsi="Cascadia Code" w:cs="Cascadia Code"/>
+        </w:rPr>
+        <w:t>event_bus.json</w:t>
+      </w:r>
+      <w:proofErr w:type="spellEnd"/>
+      <w:r>
+        <w:rPr>
+          <w:rFonts w:ascii="Cascadia Code" w:hAnsi="Cascadia Code" w:cs="Cascadia Code"/>
+        </w:rPr>
+        <w:t>") as f:</w:t>
+      </w:r>
+    </w:p>
+    <w:p>
+      <w:pPr>
+        <w:pBdr>
+          <w:top w:val="single" w:sz="4" w:space="1" w:color="auto"/>
+          <w:left w:val="single" w:sz="4" w:space="4" w:color="auto"/>
+          <w:bottom w:val="single" w:sz="4" w:space="1" w:color="auto"/>
+          <w:right w:val="single" w:sz="4" w:space="4" w:color="auto"/>
+        </w:pBdr>
+        <w:spacing w:after="0" w:line="240" w:lineRule="auto"/>
+        <w:rPr>
+          <w:rFonts w:ascii="Cascadia Code" w:hAnsi="Cascadia Code" w:cs="Cascadia Code"/>
+        </w:rPr>
+      </w:pPr>
+      <w:r>
+        <w:rPr>
+          <w:rFonts w:ascii="Cascadia Code" w:hAnsi="Cascadia Code" w:cs="Cascadia Code"/>
+        </w:rPr>
+        <w:t xml:space="preserve">            event = </w:t>
+      </w:r>
+      <w:proofErr w:type="spellStart"/>
+      <w:r>
+        <w:rPr>
+          <w:rFonts w:ascii="Cascadia Code" w:hAnsi="Cascadia Code" w:cs="Cascadia Code"/>
+        </w:rPr>
+        <w:t>json.load</w:t>
+      </w:r>
+      <w:proofErr w:type="spellEnd"/>
+      <w:r>
+        <w:rPr>
+          <w:rFonts w:ascii="Cascadia Code" w:hAnsi="Cascadia Code" w:cs="Cascadia Code"/>
+        </w:rPr>
+        <w:t>(f)</w:t>
       </w:r>
     </w:p>
     <w:p>
@@ -7325,7 +9207,21 @@
         <w:rPr>
           <w:rFonts w:ascii="Cascadia Code" w:hAnsi="Cascadia Code" w:cs="Cascadia Code"/>
         </w:rPr>
-        <w:t xml:space="preserve">                print("Shipping Order:", event["order_id"])</w:t>
+        <w:t xml:space="preserve">                print("Shipping Order:", event["</w:t>
+      </w:r>
+      <w:proofErr w:type="spellStart"/>
+      <w:r>
+        <w:rPr>
+          <w:rFonts w:ascii="Cascadia Code" w:hAnsi="Cascadia Code" w:cs="Cascadia Code"/>
+        </w:rPr>
+        <w:t>order_id</w:t>
+      </w:r>
+      <w:proofErr w:type="spellEnd"/>
+      <w:r>
+        <w:rPr>
+          <w:rFonts w:ascii="Cascadia Code" w:hAnsi="Cascadia Code" w:cs="Cascadia Code"/>
+        </w:rPr>
+        <w:t>"])</w:t>
       </w:r>
     </w:p>
     <w:p>
@@ -7405,7 +9301,21 @@
         <w:rPr>
           <w:rFonts w:ascii="Cascadia Code" w:hAnsi="Cascadia Code" w:cs="Cascadia Code"/>
         </w:rPr>
-        <w:t xml:space="preserve">    time.sleep(1)</w:t>
+        <w:t xml:space="preserve">    </w:t>
+      </w:r>
+      <w:proofErr w:type="spellStart"/>
+      <w:r>
+        <w:rPr>
+          <w:rFonts w:ascii="Cascadia Code" w:hAnsi="Cascadia Code" w:cs="Cascadia Code"/>
+        </w:rPr>
+        <w:t>time.sleep</w:t>
+      </w:r>
+      <w:proofErr w:type="spellEnd"/>
+      <w:r>
+        <w:rPr>
+          <w:rFonts w:ascii="Cascadia Code" w:hAnsi="Cascadia Code" w:cs="Cascadia Code"/>
+        </w:rPr>
+        <w:t>(1)</w:t>
       </w:r>
     </w:p>
     <w:p>
@@ -7618,10 +9528,15 @@
         <w:t xml:space="preserve"> </w:t>
       </w:r>
       <w:r>
-        <w:t>Authentication in FastAPI</w:t>
+        <w:t xml:space="preserve">Authentication in </w:t>
+      </w:r>
+      <w:proofErr w:type="spellStart"/>
+      <w:r>
+        <w:t>FastAPI</w:t>
       </w:r>
       <w:bookmarkEnd w:id="42"/>
       <w:bookmarkEnd w:id="43"/>
+      <w:proofErr w:type="spellEnd"/>
     </w:p>
     <w:p>
       <w:r>
@@ -7660,7 +9575,91 @@
         <w:rPr>
           <w:rFonts w:ascii="Cascadia Code" w:hAnsi="Cascadia Code" w:cs="Cascadia Code"/>
         </w:rPr>
-        <w:t>pip install fastapi uvicorn python-jose passlib[bcrypt] bcrypt==3.2.2</w:t>
+        <w:t xml:space="preserve">pip install </w:t>
+      </w:r>
+      <w:proofErr w:type="spellStart"/>
+      <w:r>
+        <w:rPr>
+          <w:rFonts w:ascii="Cascadia Code" w:hAnsi="Cascadia Code" w:cs="Cascadia Code"/>
+        </w:rPr>
+        <w:t>fastapi</w:t>
+      </w:r>
+      <w:proofErr w:type="spellEnd"/>
+      <w:r>
+        <w:rPr>
+          <w:rFonts w:ascii="Cascadia Code" w:hAnsi="Cascadia Code" w:cs="Cascadia Code"/>
+        </w:rPr>
+        <w:t xml:space="preserve"> </w:t>
+      </w:r>
+      <w:proofErr w:type="spellStart"/>
+      <w:r>
+        <w:rPr>
+          <w:rFonts w:ascii="Cascadia Code" w:hAnsi="Cascadia Code" w:cs="Cascadia Code"/>
+        </w:rPr>
+        <w:t>uvicorn</w:t>
+      </w:r>
+      <w:proofErr w:type="spellEnd"/>
+      <w:r>
+        <w:rPr>
+          <w:rFonts w:ascii="Cascadia Code" w:hAnsi="Cascadia Code" w:cs="Cascadia Code"/>
+        </w:rPr>
+        <w:t xml:space="preserve"> python-</w:t>
+      </w:r>
+      <w:proofErr w:type="spellStart"/>
+      <w:r>
+        <w:rPr>
+          <w:rFonts w:ascii="Cascadia Code" w:hAnsi="Cascadia Code" w:cs="Cascadia Code"/>
+        </w:rPr>
+        <w:t>jose</w:t>
+      </w:r>
+      <w:proofErr w:type="spellEnd"/>
+      <w:r>
+        <w:rPr>
+          <w:rFonts w:ascii="Cascadia Code" w:hAnsi="Cascadia Code" w:cs="Cascadia Code"/>
+        </w:rPr>
+        <w:t xml:space="preserve"> </w:t>
+      </w:r>
+      <w:proofErr w:type="spellStart"/>
+      <w:r>
+        <w:rPr>
+          <w:rFonts w:ascii="Cascadia Code" w:hAnsi="Cascadia Code" w:cs="Cascadia Code"/>
+        </w:rPr>
+        <w:t>passlib</w:t>
+      </w:r>
+      <w:proofErr w:type="spellEnd"/>
+      <w:r>
+        <w:rPr>
+          <w:rFonts w:ascii="Cascadia Code" w:hAnsi="Cascadia Code" w:cs="Cascadia Code"/>
+        </w:rPr>
+        <w:t>[</w:t>
+      </w:r>
+      <w:proofErr w:type="spellStart"/>
+      <w:r>
+        <w:rPr>
+          <w:rFonts w:ascii="Cascadia Code" w:hAnsi="Cascadia Code" w:cs="Cascadia Code"/>
+        </w:rPr>
+        <w:t>bcrypt</w:t>
+      </w:r>
+      <w:proofErr w:type="spellEnd"/>
+      <w:r>
+        <w:rPr>
+          <w:rFonts w:ascii="Cascadia Code" w:hAnsi="Cascadia Code" w:cs="Cascadia Code"/>
+        </w:rPr>
+        <w:t xml:space="preserve">] </w:t>
+      </w:r>
+      <w:proofErr w:type="spellStart"/>
+      <w:r>
+        <w:rPr>
+          <w:rFonts w:ascii="Cascadia Code" w:hAnsi="Cascadia Code" w:cs="Cascadia Code"/>
+        </w:rPr>
+        <w:t>bcrypt</w:t>
+      </w:r>
+      <w:proofErr w:type="spellEnd"/>
+      <w:r>
+        <w:rPr>
+          <w:rFonts w:ascii="Cascadia Code" w:hAnsi="Cascadia Code" w:cs="Cascadia Code"/>
+        </w:rPr>
+        <w:t>==3.2.2</w:t>
       </w:r>
     </w:p>
     <w:p>
@@ -7707,91 +9706,133 @@
           <w:rFonts w:ascii="Cascadia Code" w:hAnsi="Cascadia Code" w:cs="Cascadia Code"/>
         </w:rPr>
       </w:pPr>
+      <w:proofErr w:type="spellStart"/>
       <w:r>
         <w:rPr>
           <w:rFonts w:ascii="Cascadia Code" w:hAnsi="Cascadia Code" w:cs="Cascadia Code"/>
         </w:rPr>
         <w:t>fastapi</w:t>
       </w:r>
-    </w:p>
-    <w:p>
-      <w:pPr>
-        <w:pBdr>
-          <w:top w:val="single" w:sz="4" w:space="1" w:color="auto"/>
-          <w:left w:val="single" w:sz="4" w:space="4" w:color="auto"/>
-          <w:bottom w:val="single" w:sz="4" w:space="1" w:color="auto"/>
-          <w:right w:val="single" w:sz="4" w:space="4" w:color="auto"/>
-        </w:pBdr>
-        <w:spacing w:after="0" w:line="240" w:lineRule="auto"/>
-        <w:rPr>
-          <w:rFonts w:ascii="Cascadia Code" w:hAnsi="Cascadia Code" w:cs="Cascadia Code"/>
-        </w:rPr>
-      </w:pPr>
+      <w:proofErr w:type="spellEnd"/>
+    </w:p>
+    <w:p>
+      <w:pPr>
+        <w:pBdr>
+          <w:top w:val="single" w:sz="4" w:space="1" w:color="auto"/>
+          <w:left w:val="single" w:sz="4" w:space="4" w:color="auto"/>
+          <w:bottom w:val="single" w:sz="4" w:space="1" w:color="auto"/>
+          <w:right w:val="single" w:sz="4" w:space="4" w:color="auto"/>
+        </w:pBdr>
+        <w:spacing w:after="0" w:line="240" w:lineRule="auto"/>
+        <w:rPr>
+          <w:rFonts w:ascii="Cascadia Code" w:hAnsi="Cascadia Code" w:cs="Cascadia Code"/>
+        </w:rPr>
+      </w:pPr>
+      <w:proofErr w:type="spellStart"/>
       <w:r>
         <w:rPr>
           <w:rFonts w:ascii="Cascadia Code" w:hAnsi="Cascadia Code" w:cs="Cascadia Code"/>
         </w:rPr>
         <w:t>uvicorn</w:t>
       </w:r>
-    </w:p>
-    <w:p>
-      <w:pPr>
-        <w:pBdr>
-          <w:top w:val="single" w:sz="4" w:space="1" w:color="auto"/>
-          <w:left w:val="single" w:sz="4" w:space="4" w:color="auto"/>
-          <w:bottom w:val="single" w:sz="4" w:space="1" w:color="auto"/>
-          <w:right w:val="single" w:sz="4" w:space="4" w:color="auto"/>
-        </w:pBdr>
-        <w:spacing w:after="0" w:line="240" w:lineRule="auto"/>
-        <w:rPr>
-          <w:rFonts w:ascii="Cascadia Code" w:hAnsi="Cascadia Code" w:cs="Cascadia Code"/>
-        </w:rPr>
-      </w:pPr>
-      <w:r>
-        <w:rPr>
-          <w:rFonts w:ascii="Cascadia Code" w:hAnsi="Cascadia Code" w:cs="Cascadia Code"/>
-        </w:rPr>
-        <w:t>python-jose</w:t>
-      </w:r>
-    </w:p>
-    <w:p>
-      <w:pPr>
-        <w:pBdr>
-          <w:top w:val="single" w:sz="4" w:space="1" w:color="auto"/>
-          <w:left w:val="single" w:sz="4" w:space="4" w:color="auto"/>
-          <w:bottom w:val="single" w:sz="4" w:space="1" w:color="auto"/>
-          <w:right w:val="single" w:sz="4" w:space="4" w:color="auto"/>
-        </w:pBdr>
-        <w:spacing w:after="0" w:line="240" w:lineRule="auto"/>
-        <w:rPr>
-          <w:rFonts w:ascii="Cascadia Code" w:hAnsi="Cascadia Code" w:cs="Cascadia Code"/>
-        </w:rPr>
-      </w:pPr>
-      <w:r>
-        <w:rPr>
-          <w:rFonts w:ascii="Cascadia Code" w:hAnsi="Cascadia Code" w:cs="Cascadia Code"/>
-        </w:rPr>
-        <w:t>passlib[bcrypt]</w:t>
-      </w:r>
-    </w:p>
-    <w:p>
-      <w:pPr>
-        <w:pBdr>
-          <w:top w:val="single" w:sz="4" w:space="1" w:color="auto"/>
-          <w:left w:val="single" w:sz="4" w:space="4" w:color="auto"/>
-          <w:bottom w:val="single" w:sz="4" w:space="1" w:color="auto"/>
-          <w:right w:val="single" w:sz="4" w:space="4" w:color="auto"/>
-        </w:pBdr>
-        <w:spacing w:after="0" w:line="240" w:lineRule="auto"/>
-        <w:rPr>
-          <w:rFonts w:ascii="Cascadia Code" w:hAnsi="Cascadia Code" w:cs="Cascadia Code"/>
-        </w:rPr>
-      </w:pPr>
-      <w:r>
-        <w:rPr>
-          <w:rFonts w:ascii="Cascadia Code" w:hAnsi="Cascadia Code" w:cs="Cascadia Code"/>
-        </w:rPr>
-        <w:t>bcrypt==3.2.2</w:t>
+      <w:proofErr w:type="spellEnd"/>
+    </w:p>
+    <w:p>
+      <w:pPr>
+        <w:pBdr>
+          <w:top w:val="single" w:sz="4" w:space="1" w:color="auto"/>
+          <w:left w:val="single" w:sz="4" w:space="4" w:color="auto"/>
+          <w:bottom w:val="single" w:sz="4" w:space="1" w:color="auto"/>
+          <w:right w:val="single" w:sz="4" w:space="4" w:color="auto"/>
+        </w:pBdr>
+        <w:spacing w:after="0" w:line="240" w:lineRule="auto"/>
+        <w:rPr>
+          <w:rFonts w:ascii="Cascadia Code" w:hAnsi="Cascadia Code" w:cs="Cascadia Code"/>
+        </w:rPr>
+      </w:pPr>
+      <w:r>
+        <w:rPr>
+          <w:rFonts w:ascii="Cascadia Code" w:hAnsi="Cascadia Code" w:cs="Cascadia Code"/>
+        </w:rPr>
+        <w:t>python-</w:t>
+      </w:r>
+      <w:proofErr w:type="spellStart"/>
+      <w:r>
+        <w:rPr>
+          <w:rFonts w:ascii="Cascadia Code" w:hAnsi="Cascadia Code" w:cs="Cascadia Code"/>
+        </w:rPr>
+        <w:t>jose</w:t>
+      </w:r>
+      <w:proofErr w:type="spellEnd"/>
+    </w:p>
+    <w:p>
+      <w:pPr>
+        <w:pBdr>
+          <w:top w:val="single" w:sz="4" w:space="1" w:color="auto"/>
+          <w:left w:val="single" w:sz="4" w:space="4" w:color="auto"/>
+          <w:bottom w:val="single" w:sz="4" w:space="1" w:color="auto"/>
+          <w:right w:val="single" w:sz="4" w:space="4" w:color="auto"/>
+        </w:pBdr>
+        <w:spacing w:after="0" w:line="240" w:lineRule="auto"/>
+        <w:rPr>
+          <w:rFonts w:ascii="Cascadia Code" w:hAnsi="Cascadia Code" w:cs="Cascadia Code"/>
+        </w:rPr>
+      </w:pPr>
+      <w:proofErr w:type="spellStart"/>
+      <w:r>
+        <w:rPr>
+          <w:rFonts w:ascii="Cascadia Code" w:hAnsi="Cascadia Code" w:cs="Cascadia Code"/>
+        </w:rPr>
+        <w:t>passlib</w:t>
+      </w:r>
+      <w:proofErr w:type="spellEnd"/>
+      <w:r>
+        <w:rPr>
+          <w:rFonts w:ascii="Cascadia Code" w:hAnsi="Cascadia Code" w:cs="Cascadia Code"/>
+        </w:rPr>
+        <w:t>[</w:t>
+      </w:r>
+      <w:proofErr w:type="spellStart"/>
+      <w:r>
+        <w:rPr>
+          <w:rFonts w:ascii="Cascadia Code" w:hAnsi="Cascadia Code" w:cs="Cascadia Code"/>
+        </w:rPr>
+        <w:t>bcrypt</w:t>
+      </w:r>
+      <w:proofErr w:type="spellEnd"/>
+      <w:r>
+        <w:rPr>
+          <w:rFonts w:ascii="Cascadia Code" w:hAnsi="Cascadia Code" w:cs="Cascadia Code"/>
+        </w:rPr>
+        <w:t>]</w:t>
+      </w:r>
+    </w:p>
+    <w:p>
+      <w:pPr>
+        <w:pBdr>
+          <w:top w:val="single" w:sz="4" w:space="1" w:color="auto"/>
+          <w:left w:val="single" w:sz="4" w:space="4" w:color="auto"/>
+          <w:bottom w:val="single" w:sz="4" w:space="1" w:color="auto"/>
+          <w:right w:val="single" w:sz="4" w:space="4" w:color="auto"/>
+        </w:pBdr>
+        <w:spacing w:after="0" w:line="240" w:lineRule="auto"/>
+        <w:rPr>
+          <w:rFonts w:ascii="Cascadia Code" w:hAnsi="Cascadia Code" w:cs="Cascadia Code"/>
+        </w:rPr>
+      </w:pPr>
+      <w:proofErr w:type="spellStart"/>
+      <w:r>
+        <w:rPr>
+          <w:rFonts w:ascii="Cascadia Code" w:hAnsi="Cascadia Code" w:cs="Cascadia Code"/>
+        </w:rPr>
+        <w:t>bcrypt</w:t>
+      </w:r>
+      <w:proofErr w:type="spellEnd"/>
+      <w:r>
+        <w:rPr>
+          <w:rFonts w:ascii="Cascadia Code" w:hAnsi="Cascadia Code" w:cs="Cascadia Code"/>
+        </w:rPr>
+        <w:t>==3.2.2</w:t>
       </w:r>
     </w:p>
     <w:p>
@@ -7884,121 +9925,257 @@
         <w:rPr>
           <w:rFonts w:ascii="Cascadia Code" w:hAnsi="Cascadia Code" w:cs="Cascadia Code"/>
         </w:rPr>
-        <w:t>from fastapi import FastAPI, Depends, HTTPException, status</w:t>
-      </w:r>
-    </w:p>
-    <w:p>
-      <w:pPr>
-        <w:pBdr>
-          <w:top w:val="single" w:sz="4" w:space="1" w:color="auto"/>
-          <w:left w:val="single" w:sz="4" w:space="4" w:color="auto"/>
-          <w:bottom w:val="single" w:sz="4" w:space="1" w:color="auto"/>
-          <w:right w:val="single" w:sz="4" w:space="4" w:color="auto"/>
-        </w:pBdr>
-        <w:spacing w:after="0" w:line="240" w:lineRule="auto"/>
-        <w:rPr>
-          <w:rFonts w:ascii="Cascadia Code" w:hAnsi="Cascadia Code" w:cs="Cascadia Code"/>
-        </w:rPr>
-      </w:pPr>
-      <w:r>
-        <w:rPr>
-          <w:rFonts w:ascii="Cascadia Code" w:hAnsi="Cascadia Code" w:cs="Cascadia Code"/>
-        </w:rPr>
-        <w:t>from fastapi.security import OAuth2PasswordBearer, OAuth2PasswordRequestForm</w:t>
-      </w:r>
-    </w:p>
-    <w:p>
-      <w:pPr>
-        <w:pBdr>
-          <w:top w:val="single" w:sz="4" w:space="1" w:color="auto"/>
-          <w:left w:val="single" w:sz="4" w:space="4" w:color="auto"/>
-          <w:bottom w:val="single" w:sz="4" w:space="1" w:color="auto"/>
-          <w:right w:val="single" w:sz="4" w:space="4" w:color="auto"/>
-        </w:pBdr>
-        <w:spacing w:after="0" w:line="240" w:lineRule="auto"/>
-        <w:rPr>
-          <w:rFonts w:ascii="Cascadia Code" w:hAnsi="Cascadia Code" w:cs="Cascadia Code"/>
-        </w:rPr>
-      </w:pPr>
-      <w:r>
-        <w:rPr>
-          <w:rFonts w:ascii="Cascadia Code" w:hAnsi="Cascadia Code" w:cs="Cascadia Code"/>
-        </w:rPr>
-        <w:t>from jose import jwt, JWTError</w:t>
-      </w:r>
-    </w:p>
-    <w:p>
-      <w:pPr>
-        <w:pBdr>
-          <w:top w:val="single" w:sz="4" w:space="1" w:color="auto"/>
-          <w:left w:val="single" w:sz="4" w:space="4" w:color="auto"/>
-          <w:bottom w:val="single" w:sz="4" w:space="1" w:color="auto"/>
-          <w:right w:val="single" w:sz="4" w:space="4" w:color="auto"/>
-        </w:pBdr>
-        <w:spacing w:after="0" w:line="240" w:lineRule="auto"/>
-        <w:rPr>
-          <w:rFonts w:ascii="Cascadia Code" w:hAnsi="Cascadia Code" w:cs="Cascadia Code"/>
-        </w:rPr>
-      </w:pPr>
-      <w:r>
-        <w:rPr>
-          <w:rFonts w:ascii="Cascadia Code" w:hAnsi="Cascadia Code" w:cs="Cascadia Code"/>
-        </w:rPr>
-        <w:t>from datetime import datetime, timedelta</w:t>
-      </w:r>
-    </w:p>
-    <w:p>
-      <w:pPr>
-        <w:pBdr>
-          <w:top w:val="single" w:sz="4" w:space="1" w:color="auto"/>
-          <w:left w:val="single" w:sz="4" w:space="4" w:color="auto"/>
-          <w:bottom w:val="single" w:sz="4" w:space="1" w:color="auto"/>
-          <w:right w:val="single" w:sz="4" w:space="4" w:color="auto"/>
-        </w:pBdr>
-        <w:spacing w:after="0" w:line="240" w:lineRule="auto"/>
-        <w:rPr>
-          <w:rFonts w:ascii="Cascadia Code" w:hAnsi="Cascadia Code" w:cs="Cascadia Code"/>
-        </w:rPr>
-      </w:pPr>
-      <w:r>
-        <w:rPr>
-          <w:rFonts w:ascii="Cascadia Code" w:hAnsi="Cascadia Code" w:cs="Cascadia Code"/>
-        </w:rPr>
-        <w:t>from passlib.context import CryptContext</w:t>
-      </w:r>
-    </w:p>
-    <w:p>
-      <w:pPr>
-        <w:pBdr>
-          <w:top w:val="single" w:sz="4" w:space="1" w:color="auto"/>
-          <w:left w:val="single" w:sz="4" w:space="4" w:color="auto"/>
-          <w:bottom w:val="single" w:sz="4" w:space="1" w:color="auto"/>
-          <w:right w:val="single" w:sz="4" w:space="4" w:color="auto"/>
-        </w:pBdr>
-        <w:spacing w:after="0" w:line="240" w:lineRule="auto"/>
-        <w:rPr>
-          <w:rFonts w:ascii="Cascadia Code" w:hAnsi="Cascadia Code" w:cs="Cascadia Code"/>
-        </w:rPr>
-      </w:pPr>
-    </w:p>
-    <w:p>
-      <w:pPr>
-        <w:pBdr>
-          <w:top w:val="single" w:sz="4" w:space="1" w:color="auto"/>
-          <w:left w:val="single" w:sz="4" w:space="4" w:color="auto"/>
-          <w:bottom w:val="single" w:sz="4" w:space="1" w:color="auto"/>
-          <w:right w:val="single" w:sz="4" w:space="4" w:color="auto"/>
-        </w:pBdr>
-        <w:spacing w:after="0" w:line="240" w:lineRule="auto"/>
-        <w:rPr>
-          <w:rFonts w:ascii="Cascadia Code" w:hAnsi="Cascadia Code" w:cs="Cascadia Code"/>
-        </w:rPr>
-      </w:pPr>
-      <w:r>
-        <w:rPr>
-          <w:rFonts w:ascii="Cascadia Code" w:hAnsi="Cascadia Code" w:cs="Cascadia Code"/>
-        </w:rPr>
-        <w:t>app = FastAPI(title="JWT Authentication Service")</w:t>
+        <w:t xml:space="preserve">from </w:t>
+      </w:r>
+      <w:proofErr w:type="spellStart"/>
+      <w:r>
+        <w:rPr>
+          <w:rFonts w:ascii="Cascadia Code" w:hAnsi="Cascadia Code" w:cs="Cascadia Code"/>
+        </w:rPr>
+        <w:t>fastapi</w:t>
+      </w:r>
+      <w:proofErr w:type="spellEnd"/>
+      <w:r>
+        <w:rPr>
+          <w:rFonts w:ascii="Cascadia Code" w:hAnsi="Cascadia Code" w:cs="Cascadia Code"/>
+        </w:rPr>
+        <w:t xml:space="preserve"> import </w:t>
+      </w:r>
+      <w:proofErr w:type="spellStart"/>
+      <w:r>
+        <w:rPr>
+          <w:rFonts w:ascii="Cascadia Code" w:hAnsi="Cascadia Code" w:cs="Cascadia Code"/>
+        </w:rPr>
+        <w:t>FastAPI</w:t>
+      </w:r>
+      <w:proofErr w:type="spellEnd"/>
+      <w:r>
+        <w:rPr>
+          <w:rFonts w:ascii="Cascadia Code" w:hAnsi="Cascadia Code" w:cs="Cascadia Code"/>
+        </w:rPr>
+        <w:t xml:space="preserve">, Depends, </w:t>
+      </w:r>
+      <w:proofErr w:type="spellStart"/>
+      <w:r>
+        <w:rPr>
+          <w:rFonts w:ascii="Cascadia Code" w:hAnsi="Cascadia Code" w:cs="Cascadia Code"/>
+        </w:rPr>
+        <w:t>HTTPException</w:t>
+      </w:r>
+      <w:proofErr w:type="spellEnd"/>
+      <w:r>
+        <w:rPr>
+          <w:rFonts w:ascii="Cascadia Code" w:hAnsi="Cascadia Code" w:cs="Cascadia Code"/>
+        </w:rPr>
+        <w:t>, status</w:t>
+      </w:r>
+    </w:p>
+    <w:p>
+      <w:pPr>
+        <w:pBdr>
+          <w:top w:val="single" w:sz="4" w:space="1" w:color="auto"/>
+          <w:left w:val="single" w:sz="4" w:space="4" w:color="auto"/>
+          <w:bottom w:val="single" w:sz="4" w:space="1" w:color="auto"/>
+          <w:right w:val="single" w:sz="4" w:space="4" w:color="auto"/>
+        </w:pBdr>
+        <w:spacing w:after="0" w:line="240" w:lineRule="auto"/>
+        <w:rPr>
+          <w:rFonts w:ascii="Cascadia Code" w:hAnsi="Cascadia Code" w:cs="Cascadia Code"/>
+        </w:rPr>
+      </w:pPr>
+      <w:r>
+        <w:rPr>
+          <w:rFonts w:ascii="Cascadia Code" w:hAnsi="Cascadia Code" w:cs="Cascadia Code"/>
+        </w:rPr>
+        <w:t xml:space="preserve">from </w:t>
+      </w:r>
+      <w:proofErr w:type="spellStart"/>
+      <w:r>
+        <w:rPr>
+          <w:rFonts w:ascii="Cascadia Code" w:hAnsi="Cascadia Code" w:cs="Cascadia Code"/>
+        </w:rPr>
+        <w:t>fastapi.security</w:t>
+      </w:r>
+      <w:proofErr w:type="spellEnd"/>
+      <w:r>
+        <w:rPr>
+          <w:rFonts w:ascii="Cascadia Code" w:hAnsi="Cascadia Code" w:cs="Cascadia Code"/>
+        </w:rPr>
+        <w:t xml:space="preserve"> import OAuth2PasswordBearer, OAuth2PasswordRequestForm</w:t>
+      </w:r>
+    </w:p>
+    <w:p>
+      <w:pPr>
+        <w:pBdr>
+          <w:top w:val="single" w:sz="4" w:space="1" w:color="auto"/>
+          <w:left w:val="single" w:sz="4" w:space="4" w:color="auto"/>
+          <w:bottom w:val="single" w:sz="4" w:space="1" w:color="auto"/>
+          <w:right w:val="single" w:sz="4" w:space="4" w:color="auto"/>
+        </w:pBdr>
+        <w:spacing w:after="0" w:line="240" w:lineRule="auto"/>
+        <w:rPr>
+          <w:rFonts w:ascii="Cascadia Code" w:hAnsi="Cascadia Code" w:cs="Cascadia Code"/>
+        </w:rPr>
+      </w:pPr>
+      <w:r>
+        <w:rPr>
+          <w:rFonts w:ascii="Cascadia Code" w:hAnsi="Cascadia Code" w:cs="Cascadia Code"/>
+        </w:rPr>
+        <w:t xml:space="preserve">from </w:t>
+      </w:r>
+      <w:proofErr w:type="spellStart"/>
+      <w:r>
+        <w:rPr>
+          <w:rFonts w:ascii="Cascadia Code" w:hAnsi="Cascadia Code" w:cs="Cascadia Code"/>
+        </w:rPr>
+        <w:t>jose</w:t>
+      </w:r>
+      <w:proofErr w:type="spellEnd"/>
+      <w:r>
+        <w:rPr>
+          <w:rFonts w:ascii="Cascadia Code" w:hAnsi="Cascadia Code" w:cs="Cascadia Code"/>
+        </w:rPr>
+        <w:t xml:space="preserve"> import </w:t>
+      </w:r>
+      <w:proofErr w:type="spellStart"/>
+      <w:r>
+        <w:rPr>
+          <w:rFonts w:ascii="Cascadia Code" w:hAnsi="Cascadia Code" w:cs="Cascadia Code"/>
+        </w:rPr>
+        <w:t>jwt</w:t>
+      </w:r>
+      <w:proofErr w:type="spellEnd"/>
+      <w:r>
+        <w:rPr>
+          <w:rFonts w:ascii="Cascadia Code" w:hAnsi="Cascadia Code" w:cs="Cascadia Code"/>
+        </w:rPr>
+        <w:t xml:space="preserve">, </w:t>
+      </w:r>
+      <w:proofErr w:type="spellStart"/>
+      <w:r>
+        <w:rPr>
+          <w:rFonts w:ascii="Cascadia Code" w:hAnsi="Cascadia Code" w:cs="Cascadia Code"/>
+        </w:rPr>
+        <w:t>JWTError</w:t>
+      </w:r>
+      <w:proofErr w:type="spellEnd"/>
+    </w:p>
+    <w:p>
+      <w:pPr>
+        <w:pBdr>
+          <w:top w:val="single" w:sz="4" w:space="1" w:color="auto"/>
+          <w:left w:val="single" w:sz="4" w:space="4" w:color="auto"/>
+          <w:bottom w:val="single" w:sz="4" w:space="1" w:color="auto"/>
+          <w:right w:val="single" w:sz="4" w:space="4" w:color="auto"/>
+        </w:pBdr>
+        <w:spacing w:after="0" w:line="240" w:lineRule="auto"/>
+        <w:rPr>
+          <w:rFonts w:ascii="Cascadia Code" w:hAnsi="Cascadia Code" w:cs="Cascadia Code"/>
+        </w:rPr>
+      </w:pPr>
+      <w:r>
+        <w:rPr>
+          <w:rFonts w:ascii="Cascadia Code" w:hAnsi="Cascadia Code" w:cs="Cascadia Code"/>
+        </w:rPr>
+        <w:t xml:space="preserve">from datetime import datetime, </w:t>
+      </w:r>
+      <w:proofErr w:type="spellStart"/>
+      <w:r>
+        <w:rPr>
+          <w:rFonts w:ascii="Cascadia Code" w:hAnsi="Cascadia Code" w:cs="Cascadia Code"/>
+        </w:rPr>
+        <w:t>timedelta</w:t>
+      </w:r>
+      <w:proofErr w:type="spellEnd"/>
+    </w:p>
+    <w:p>
+      <w:pPr>
+        <w:pBdr>
+          <w:top w:val="single" w:sz="4" w:space="1" w:color="auto"/>
+          <w:left w:val="single" w:sz="4" w:space="4" w:color="auto"/>
+          <w:bottom w:val="single" w:sz="4" w:space="1" w:color="auto"/>
+          <w:right w:val="single" w:sz="4" w:space="4" w:color="auto"/>
+        </w:pBdr>
+        <w:spacing w:after="0" w:line="240" w:lineRule="auto"/>
+        <w:rPr>
+          <w:rFonts w:ascii="Cascadia Code" w:hAnsi="Cascadia Code" w:cs="Cascadia Code"/>
+        </w:rPr>
+      </w:pPr>
+      <w:r>
+        <w:rPr>
+          <w:rFonts w:ascii="Cascadia Code" w:hAnsi="Cascadia Code" w:cs="Cascadia Code"/>
+        </w:rPr>
+        <w:t xml:space="preserve">from </w:t>
+      </w:r>
+      <w:proofErr w:type="spellStart"/>
+      <w:r>
+        <w:rPr>
+          <w:rFonts w:ascii="Cascadia Code" w:hAnsi="Cascadia Code" w:cs="Cascadia Code"/>
+        </w:rPr>
+        <w:t>passlib.context</w:t>
+      </w:r>
+      <w:proofErr w:type="spellEnd"/>
+      <w:r>
+        <w:rPr>
+          <w:rFonts w:ascii="Cascadia Code" w:hAnsi="Cascadia Code" w:cs="Cascadia Code"/>
+        </w:rPr>
+        <w:t xml:space="preserve"> import </w:t>
+      </w:r>
+      <w:proofErr w:type="spellStart"/>
+      <w:r>
+        <w:rPr>
+          <w:rFonts w:ascii="Cascadia Code" w:hAnsi="Cascadia Code" w:cs="Cascadia Code"/>
+        </w:rPr>
+        <w:t>CryptContext</w:t>
+      </w:r>
+      <w:proofErr w:type="spellEnd"/>
+    </w:p>
+    <w:p>
+      <w:pPr>
+        <w:pBdr>
+          <w:top w:val="single" w:sz="4" w:space="1" w:color="auto"/>
+          <w:left w:val="single" w:sz="4" w:space="4" w:color="auto"/>
+          <w:bottom w:val="single" w:sz="4" w:space="1" w:color="auto"/>
+          <w:right w:val="single" w:sz="4" w:space="4" w:color="auto"/>
+        </w:pBdr>
+        <w:spacing w:after="0" w:line="240" w:lineRule="auto"/>
+        <w:rPr>
+          <w:rFonts w:ascii="Cascadia Code" w:hAnsi="Cascadia Code" w:cs="Cascadia Code"/>
+        </w:rPr>
+      </w:pPr>
+    </w:p>
+    <w:p>
+      <w:pPr>
+        <w:pBdr>
+          <w:top w:val="single" w:sz="4" w:space="1" w:color="auto"/>
+          <w:left w:val="single" w:sz="4" w:space="4" w:color="auto"/>
+          <w:bottom w:val="single" w:sz="4" w:space="1" w:color="auto"/>
+          <w:right w:val="single" w:sz="4" w:space="4" w:color="auto"/>
+        </w:pBdr>
+        <w:spacing w:after="0" w:line="240" w:lineRule="auto"/>
+        <w:rPr>
+          <w:rFonts w:ascii="Cascadia Code" w:hAnsi="Cascadia Code" w:cs="Cascadia Code"/>
+        </w:rPr>
+      </w:pPr>
+      <w:r>
+        <w:rPr>
+          <w:rFonts w:ascii="Cascadia Code" w:hAnsi="Cascadia Code" w:cs="Cascadia Code"/>
+        </w:rPr>
+        <w:t xml:space="preserve">app = </w:t>
+      </w:r>
+      <w:proofErr w:type="spellStart"/>
+      <w:r>
+        <w:rPr>
+          <w:rFonts w:ascii="Cascadia Code" w:hAnsi="Cascadia Code" w:cs="Cascadia Code"/>
+        </w:rPr>
+        <w:t>FastAPI</w:t>
+      </w:r>
+      <w:proofErr w:type="spellEnd"/>
+      <w:r>
+        <w:rPr>
+          <w:rFonts w:ascii="Cascadia Code" w:hAnsi="Cascadia Code" w:cs="Cascadia Code"/>
+        </w:rPr>
+        <w:t>(title="JWT Authentication Service")</w:t>
       </w:r>
     </w:p>
     <w:p>
@@ -8142,45 +10319,95 @@
           <w:rFonts w:ascii="Cascadia Code" w:hAnsi="Cascadia Code" w:cs="Cascadia Code"/>
         </w:rPr>
       </w:pPr>
-      <w:r>
-        <w:rPr>
-          <w:rFonts w:ascii="Cascadia Code" w:hAnsi="Cascadia Code" w:cs="Cascadia Code"/>
-        </w:rPr>
-        <w:t>pwd_context = CryptContext(schemes=["bcrypt"], deprecated="auto")</w:t>
-      </w:r>
-    </w:p>
-    <w:p>
-      <w:pPr>
-        <w:pBdr>
-          <w:top w:val="single" w:sz="4" w:space="1" w:color="auto"/>
-          <w:left w:val="single" w:sz="4" w:space="4" w:color="auto"/>
-          <w:bottom w:val="single" w:sz="4" w:space="1" w:color="auto"/>
-          <w:right w:val="single" w:sz="4" w:space="4" w:color="auto"/>
-        </w:pBdr>
-        <w:spacing w:after="0" w:line="240" w:lineRule="auto"/>
-        <w:rPr>
-          <w:rFonts w:ascii="Cascadia Code" w:hAnsi="Cascadia Code" w:cs="Cascadia Code"/>
-        </w:rPr>
-      </w:pPr>
-    </w:p>
-    <w:p>
-      <w:pPr>
-        <w:pBdr>
-          <w:top w:val="single" w:sz="4" w:space="1" w:color="auto"/>
-          <w:left w:val="single" w:sz="4" w:space="4" w:color="auto"/>
-          <w:bottom w:val="single" w:sz="4" w:space="1" w:color="auto"/>
-          <w:right w:val="single" w:sz="4" w:space="4" w:color="auto"/>
-        </w:pBdr>
-        <w:spacing w:after="0" w:line="240" w:lineRule="auto"/>
-        <w:rPr>
-          <w:rFonts w:ascii="Cascadia Code" w:hAnsi="Cascadia Code" w:cs="Cascadia Code"/>
-        </w:rPr>
-      </w:pPr>
-      <w:r>
-        <w:rPr>
-          <w:rFonts w:ascii="Cascadia Code" w:hAnsi="Cascadia Code" w:cs="Cascadia Code"/>
-        </w:rPr>
-        <w:t>oauth2_scheme = OAuth2PasswordBearer(tokenUrl="/login")</w:t>
+      <w:proofErr w:type="spellStart"/>
+      <w:r>
+        <w:rPr>
+          <w:rFonts w:ascii="Cascadia Code" w:hAnsi="Cascadia Code" w:cs="Cascadia Code"/>
+        </w:rPr>
+        <w:t>pwd_context</w:t>
+      </w:r>
+      <w:proofErr w:type="spellEnd"/>
+      <w:r>
+        <w:rPr>
+          <w:rFonts w:ascii="Cascadia Code" w:hAnsi="Cascadia Code" w:cs="Cascadia Code"/>
+        </w:rPr>
+        <w:t xml:space="preserve"> = </w:t>
+      </w:r>
+      <w:proofErr w:type="spellStart"/>
+      <w:r>
+        <w:rPr>
+          <w:rFonts w:ascii="Cascadia Code" w:hAnsi="Cascadia Code" w:cs="Cascadia Code"/>
+        </w:rPr>
+        <w:t>CryptContext</w:t>
+      </w:r>
+      <w:proofErr w:type="spellEnd"/>
+      <w:r>
+        <w:rPr>
+          <w:rFonts w:ascii="Cascadia Code" w:hAnsi="Cascadia Code" w:cs="Cascadia Code"/>
+        </w:rPr>
+        <w:t>(schemes=["</w:t>
+      </w:r>
+      <w:proofErr w:type="spellStart"/>
+      <w:r>
+        <w:rPr>
+          <w:rFonts w:ascii="Cascadia Code" w:hAnsi="Cascadia Code" w:cs="Cascadia Code"/>
+        </w:rPr>
+        <w:t>bcrypt</w:t>
+      </w:r>
+      <w:proofErr w:type="spellEnd"/>
+      <w:r>
+        <w:rPr>
+          <w:rFonts w:ascii="Cascadia Code" w:hAnsi="Cascadia Code" w:cs="Cascadia Code"/>
+        </w:rPr>
+        <w:t>"], deprecated="auto")</w:t>
+      </w:r>
+    </w:p>
+    <w:p>
+      <w:pPr>
+        <w:pBdr>
+          <w:top w:val="single" w:sz="4" w:space="1" w:color="auto"/>
+          <w:left w:val="single" w:sz="4" w:space="4" w:color="auto"/>
+          <w:bottom w:val="single" w:sz="4" w:space="1" w:color="auto"/>
+          <w:right w:val="single" w:sz="4" w:space="4" w:color="auto"/>
+        </w:pBdr>
+        <w:spacing w:after="0" w:line="240" w:lineRule="auto"/>
+        <w:rPr>
+          <w:rFonts w:ascii="Cascadia Code" w:hAnsi="Cascadia Code" w:cs="Cascadia Code"/>
+        </w:rPr>
+      </w:pPr>
+    </w:p>
+    <w:p>
+      <w:pPr>
+        <w:pBdr>
+          <w:top w:val="single" w:sz="4" w:space="1" w:color="auto"/>
+          <w:left w:val="single" w:sz="4" w:space="4" w:color="auto"/>
+          <w:bottom w:val="single" w:sz="4" w:space="1" w:color="auto"/>
+          <w:right w:val="single" w:sz="4" w:space="4" w:color="auto"/>
+        </w:pBdr>
+        <w:spacing w:after="0" w:line="240" w:lineRule="auto"/>
+        <w:rPr>
+          <w:rFonts w:ascii="Cascadia Code" w:hAnsi="Cascadia Code" w:cs="Cascadia Code"/>
+        </w:rPr>
+      </w:pPr>
+      <w:r>
+        <w:rPr>
+          <w:rFonts w:ascii="Cascadia Code" w:hAnsi="Cascadia Code" w:cs="Cascadia Code"/>
+        </w:rPr>
+        <w:t>oauth2_scheme = OAuth2PasswordBearer(</w:t>
+      </w:r>
+      <w:proofErr w:type="spellStart"/>
+      <w:r>
+        <w:rPr>
+          <w:rFonts w:ascii="Cascadia Code" w:hAnsi="Cascadia Code" w:cs="Cascadia Code"/>
+        </w:rPr>
+        <w:t>tokenUrl</w:t>
+      </w:r>
+      <w:proofErr w:type="spellEnd"/>
+      <w:r>
+        <w:rPr>
+          <w:rFonts w:ascii="Cascadia Code" w:hAnsi="Cascadia Code" w:cs="Cascadia Code"/>
+        </w:rPr>
+        <w:t>="/login")</w:t>
       </w:r>
     </w:p>
     <w:p>
@@ -8230,72 +10457,136 @@
           <w:rFonts w:ascii="Cascadia Code" w:hAnsi="Cascadia Code" w:cs="Cascadia Code"/>
         </w:rPr>
       </w:pPr>
+      <w:proofErr w:type="spellStart"/>
       <w:r>
         <w:rPr>
           <w:rFonts w:ascii="Cascadia Code" w:hAnsi="Cascadia Code" w:cs="Cascadia Code"/>
         </w:rPr>
         <w:lastRenderedPageBreak/>
-        <w:t>users_db = {</w:t>
-      </w:r>
-    </w:p>
-    <w:p>
-      <w:pPr>
-        <w:pBdr>
-          <w:top w:val="single" w:sz="4" w:space="1" w:color="auto"/>
-          <w:left w:val="single" w:sz="4" w:space="4" w:color="auto"/>
-          <w:bottom w:val="single" w:sz="4" w:space="1" w:color="auto"/>
-          <w:right w:val="single" w:sz="4" w:space="4" w:color="auto"/>
-        </w:pBdr>
-        <w:spacing w:after="0" w:line="240" w:lineRule="auto"/>
-        <w:rPr>
-          <w:rFonts w:ascii="Cascadia Code" w:hAnsi="Cascadia Code" w:cs="Cascadia Code"/>
-        </w:rPr>
-      </w:pPr>
-      <w:r>
-        <w:rPr>
-          <w:rFonts w:ascii="Cascadia Code" w:hAnsi="Cascadia Code" w:cs="Cascadia Code"/>
-        </w:rPr>
-        <w:t xml:space="preserve">    "ajay": {</w:t>
-      </w:r>
-    </w:p>
-    <w:p>
-      <w:pPr>
-        <w:pBdr>
-          <w:top w:val="single" w:sz="4" w:space="1" w:color="auto"/>
-          <w:left w:val="single" w:sz="4" w:space="4" w:color="auto"/>
-          <w:bottom w:val="single" w:sz="4" w:space="1" w:color="auto"/>
-          <w:right w:val="single" w:sz="4" w:space="4" w:color="auto"/>
-        </w:pBdr>
-        <w:spacing w:after="0" w:line="240" w:lineRule="auto"/>
-        <w:rPr>
-          <w:rFonts w:ascii="Cascadia Code" w:hAnsi="Cascadia Code" w:cs="Cascadia Code"/>
-        </w:rPr>
-      </w:pPr>
-      <w:r>
-        <w:rPr>
-          <w:rFonts w:ascii="Cascadia Code" w:hAnsi="Cascadia Code" w:cs="Cascadia Code"/>
-        </w:rPr>
-        <w:t xml:space="preserve">        "username": "ajay",</w:t>
-      </w:r>
-    </w:p>
-    <w:p>
-      <w:pPr>
-        <w:pBdr>
-          <w:top w:val="single" w:sz="4" w:space="1" w:color="auto"/>
-          <w:left w:val="single" w:sz="4" w:space="4" w:color="auto"/>
-          <w:bottom w:val="single" w:sz="4" w:space="1" w:color="auto"/>
-          <w:right w:val="single" w:sz="4" w:space="4" w:color="auto"/>
-        </w:pBdr>
-        <w:spacing w:after="0" w:line="240" w:lineRule="auto"/>
-        <w:rPr>
-          <w:rFonts w:ascii="Cascadia Code" w:hAnsi="Cascadia Code" w:cs="Cascadia Code"/>
-        </w:rPr>
-      </w:pPr>
-      <w:r>
-        <w:rPr>
-          <w:rFonts w:ascii="Cascadia Code" w:hAnsi="Cascadia Code" w:cs="Cascadia Code"/>
-        </w:rPr>
-        <w:t xml:space="preserve">        "password_hash": pwd_context.hash("password123"),</w:t>
+        <w:t>users_db</w:t>
+      </w:r>
+      <w:proofErr w:type="spellEnd"/>
+      <w:r>
+        <w:rPr>
+          <w:rFonts w:ascii="Cascadia Code" w:hAnsi="Cascadia Code" w:cs="Cascadia Code"/>
+        </w:rPr>
+        <w:t xml:space="preserve"> = {</w:t>
+      </w:r>
+    </w:p>
+    <w:p>
+      <w:pPr>
+        <w:pBdr>
+          <w:top w:val="single" w:sz="4" w:space="1" w:color="auto"/>
+          <w:left w:val="single" w:sz="4" w:space="4" w:color="auto"/>
+          <w:bottom w:val="single" w:sz="4" w:space="1" w:color="auto"/>
+          <w:right w:val="single" w:sz="4" w:space="4" w:color="auto"/>
+        </w:pBdr>
+        <w:spacing w:after="0" w:line="240" w:lineRule="auto"/>
+        <w:rPr>
+          <w:rFonts w:ascii="Cascadia Code" w:hAnsi="Cascadia Code" w:cs="Cascadia Code"/>
+        </w:rPr>
+      </w:pPr>
+      <w:r>
+        <w:rPr>
+          <w:rFonts w:ascii="Cascadia Code" w:hAnsi="Cascadia Code" w:cs="Cascadia Code"/>
+        </w:rPr>
+        <w:t xml:space="preserve">    "</w:t>
+      </w:r>
+      <w:proofErr w:type="spellStart"/>
+      <w:r>
+        <w:rPr>
+          <w:rFonts w:ascii="Cascadia Code" w:hAnsi="Cascadia Code" w:cs="Cascadia Code"/>
+        </w:rPr>
+        <w:t>ajay</w:t>
+      </w:r>
+      <w:proofErr w:type="spellEnd"/>
+      <w:r>
+        <w:rPr>
+          <w:rFonts w:ascii="Cascadia Code" w:hAnsi="Cascadia Code" w:cs="Cascadia Code"/>
+        </w:rPr>
+        <w:t>": {</w:t>
+      </w:r>
+    </w:p>
+    <w:p>
+      <w:pPr>
+        <w:pBdr>
+          <w:top w:val="single" w:sz="4" w:space="1" w:color="auto"/>
+          <w:left w:val="single" w:sz="4" w:space="4" w:color="auto"/>
+          <w:bottom w:val="single" w:sz="4" w:space="1" w:color="auto"/>
+          <w:right w:val="single" w:sz="4" w:space="4" w:color="auto"/>
+        </w:pBdr>
+        <w:spacing w:after="0" w:line="240" w:lineRule="auto"/>
+        <w:rPr>
+          <w:rFonts w:ascii="Cascadia Code" w:hAnsi="Cascadia Code" w:cs="Cascadia Code"/>
+        </w:rPr>
+      </w:pPr>
+      <w:r>
+        <w:rPr>
+          <w:rFonts w:ascii="Cascadia Code" w:hAnsi="Cascadia Code" w:cs="Cascadia Code"/>
+        </w:rPr>
+        <w:t xml:space="preserve">        "username": "</w:t>
+      </w:r>
+      <w:proofErr w:type="spellStart"/>
+      <w:r>
+        <w:rPr>
+          <w:rFonts w:ascii="Cascadia Code" w:hAnsi="Cascadia Code" w:cs="Cascadia Code"/>
+        </w:rPr>
+        <w:t>ajay</w:t>
+      </w:r>
+      <w:proofErr w:type="spellEnd"/>
+      <w:r>
+        <w:rPr>
+          <w:rFonts w:ascii="Cascadia Code" w:hAnsi="Cascadia Code" w:cs="Cascadia Code"/>
+        </w:rPr>
+        <w:t>",</w:t>
+      </w:r>
+    </w:p>
+    <w:p>
+      <w:pPr>
+        <w:pBdr>
+          <w:top w:val="single" w:sz="4" w:space="1" w:color="auto"/>
+          <w:left w:val="single" w:sz="4" w:space="4" w:color="auto"/>
+          <w:bottom w:val="single" w:sz="4" w:space="1" w:color="auto"/>
+          <w:right w:val="single" w:sz="4" w:space="4" w:color="auto"/>
+        </w:pBdr>
+        <w:spacing w:after="0" w:line="240" w:lineRule="auto"/>
+        <w:rPr>
+          <w:rFonts w:ascii="Cascadia Code" w:hAnsi="Cascadia Code" w:cs="Cascadia Code"/>
+        </w:rPr>
+      </w:pPr>
+      <w:r>
+        <w:rPr>
+          <w:rFonts w:ascii="Cascadia Code" w:hAnsi="Cascadia Code" w:cs="Cascadia Code"/>
+        </w:rPr>
+        <w:t xml:space="preserve">        "</w:t>
+      </w:r>
+      <w:proofErr w:type="spellStart"/>
+      <w:r>
+        <w:rPr>
+          <w:rFonts w:ascii="Cascadia Code" w:hAnsi="Cascadia Code" w:cs="Cascadia Code"/>
+        </w:rPr>
+        <w:t>password_hash</w:t>
+      </w:r>
+      <w:proofErr w:type="spellEnd"/>
+      <w:r>
+        <w:rPr>
+          <w:rFonts w:ascii="Cascadia Code" w:hAnsi="Cascadia Code" w:cs="Cascadia Code"/>
+        </w:rPr>
+        <w:t xml:space="preserve">": </w:t>
+      </w:r>
+      <w:proofErr w:type="spellStart"/>
+      <w:r>
+        <w:rPr>
+          <w:rFonts w:ascii="Cascadia Code" w:hAnsi="Cascadia Code" w:cs="Cascadia Code"/>
+        </w:rPr>
+        <w:t>pwd_context.hash</w:t>
+      </w:r>
+      <w:proofErr w:type="spellEnd"/>
+      <w:r>
+        <w:rPr>
+          <w:rFonts w:ascii="Cascadia Code" w:hAnsi="Cascadia Code" w:cs="Cascadia Code"/>
+        </w:rPr>
+        <w:t>("password123"),</w:t>
       </w:r>
     </w:p>
     <w:p>
@@ -8395,7 +10686,49 @@
         <w:rPr>
           <w:rFonts w:ascii="Cascadia Code" w:hAnsi="Cascadia Code" w:cs="Cascadia Code"/>
         </w:rPr>
-        <w:t xml:space="preserve">        "password_hash": pwd_context.hash("userpass"),</w:t>
+        <w:t xml:space="preserve">        "</w:t>
+      </w:r>
+      <w:proofErr w:type="spellStart"/>
+      <w:r>
+        <w:rPr>
+          <w:rFonts w:ascii="Cascadia Code" w:hAnsi="Cascadia Code" w:cs="Cascadia Code"/>
+        </w:rPr>
+        <w:t>password_hash</w:t>
+      </w:r>
+      <w:proofErr w:type="spellEnd"/>
+      <w:r>
+        <w:rPr>
+          <w:rFonts w:ascii="Cascadia Code" w:hAnsi="Cascadia Code" w:cs="Cascadia Code"/>
+        </w:rPr>
+        <w:t xml:space="preserve">": </w:t>
+      </w:r>
+      <w:proofErr w:type="spellStart"/>
+      <w:r>
+        <w:rPr>
+          <w:rFonts w:ascii="Cascadia Code" w:hAnsi="Cascadia Code" w:cs="Cascadia Code"/>
+        </w:rPr>
+        <w:t>pwd_context.hash</w:t>
+      </w:r>
+      <w:proofErr w:type="spellEnd"/>
+      <w:r>
+        <w:rPr>
+          <w:rFonts w:ascii="Cascadia Code" w:hAnsi="Cascadia Code" w:cs="Cascadia Code"/>
+        </w:rPr>
+        <w:t>("</w:t>
+      </w:r>
+      <w:proofErr w:type="spellStart"/>
+      <w:r>
+        <w:rPr>
+          <w:rFonts w:ascii="Cascadia Code" w:hAnsi="Cascadia Code" w:cs="Cascadia Code"/>
+        </w:rPr>
+        <w:t>userpass</w:t>
+      </w:r>
+      <w:proofErr w:type="spellEnd"/>
+      <w:r>
+        <w:rPr>
+          <w:rFonts w:ascii="Cascadia Code" w:hAnsi="Cascadia Code" w:cs="Cascadia Code"/>
+        </w:rPr>
+        <w:t>"),</w:t>
       </w:r>
     </w:p>
     <w:p>
@@ -8509,101 +10842,185 @@
         <w:rPr>
           <w:rFonts w:ascii="Cascadia Code" w:hAnsi="Cascadia Code" w:cs="Cascadia Code"/>
         </w:rPr>
-        <w:t>def verify_password(plain, hashed):</w:t>
-      </w:r>
-    </w:p>
-    <w:p>
-      <w:pPr>
-        <w:pBdr>
-          <w:top w:val="single" w:sz="4" w:space="1" w:color="auto"/>
-          <w:left w:val="single" w:sz="4" w:space="4" w:color="auto"/>
-          <w:bottom w:val="single" w:sz="4" w:space="1" w:color="auto"/>
-          <w:right w:val="single" w:sz="4" w:space="4" w:color="auto"/>
-        </w:pBdr>
-        <w:spacing w:after="0" w:line="240" w:lineRule="auto"/>
-        <w:rPr>
-          <w:rFonts w:ascii="Cascadia Code" w:hAnsi="Cascadia Code" w:cs="Cascadia Code"/>
-        </w:rPr>
-      </w:pPr>
-      <w:r>
-        <w:rPr>
-          <w:rFonts w:ascii="Cascadia Code" w:hAnsi="Cascadia Code" w:cs="Cascadia Code"/>
-        </w:rPr>
-        <w:t xml:space="preserve">    return pwd_context.verify(plain, hashed)</w:t>
-      </w:r>
-    </w:p>
-    <w:p>
-      <w:pPr>
-        <w:pBdr>
-          <w:top w:val="single" w:sz="4" w:space="1" w:color="auto"/>
-          <w:left w:val="single" w:sz="4" w:space="4" w:color="auto"/>
-          <w:bottom w:val="single" w:sz="4" w:space="1" w:color="auto"/>
-          <w:right w:val="single" w:sz="4" w:space="4" w:color="auto"/>
-        </w:pBdr>
-        <w:spacing w:after="0" w:line="240" w:lineRule="auto"/>
-        <w:rPr>
-          <w:rFonts w:ascii="Cascadia Code" w:hAnsi="Cascadia Code" w:cs="Cascadia Code"/>
-        </w:rPr>
-      </w:pPr>
-    </w:p>
-    <w:p>
-      <w:pPr>
-        <w:pBdr>
-          <w:top w:val="single" w:sz="4" w:space="1" w:color="auto"/>
-          <w:left w:val="single" w:sz="4" w:space="4" w:color="auto"/>
-          <w:bottom w:val="single" w:sz="4" w:space="1" w:color="auto"/>
-          <w:right w:val="single" w:sz="4" w:space="4" w:color="auto"/>
-        </w:pBdr>
-        <w:spacing w:after="0" w:line="240" w:lineRule="auto"/>
-        <w:rPr>
-          <w:rFonts w:ascii="Cascadia Code" w:hAnsi="Cascadia Code" w:cs="Cascadia Code"/>
-        </w:rPr>
-      </w:pPr>
-      <w:r>
-        <w:rPr>
-          <w:rFonts w:ascii="Cascadia Code" w:hAnsi="Cascadia Code" w:cs="Cascadia Code"/>
-        </w:rPr>
-        <w:t>def authenticate_user(username: str, password: str):</w:t>
-      </w:r>
-    </w:p>
-    <w:p>
-      <w:pPr>
-        <w:pBdr>
-          <w:top w:val="single" w:sz="4" w:space="1" w:color="auto"/>
-          <w:left w:val="single" w:sz="4" w:space="4" w:color="auto"/>
-          <w:bottom w:val="single" w:sz="4" w:space="1" w:color="auto"/>
-          <w:right w:val="single" w:sz="4" w:space="4" w:color="auto"/>
-        </w:pBdr>
-        <w:spacing w:after="0" w:line="240" w:lineRule="auto"/>
-        <w:rPr>
-          <w:rFonts w:ascii="Cascadia Code" w:hAnsi="Cascadia Code" w:cs="Cascadia Code"/>
-        </w:rPr>
-      </w:pPr>
-      <w:r>
-        <w:rPr>
-          <w:rFonts w:ascii="Cascadia Code" w:hAnsi="Cascadia Code" w:cs="Cascadia Code"/>
-        </w:rPr>
-        <w:t xml:space="preserve">    user = users_db.get(username)</w:t>
-      </w:r>
-    </w:p>
-    <w:p>
-      <w:pPr>
-        <w:pBdr>
-          <w:top w:val="single" w:sz="4" w:space="1" w:color="auto"/>
-          <w:left w:val="single" w:sz="4" w:space="4" w:color="auto"/>
-          <w:bottom w:val="single" w:sz="4" w:space="1" w:color="auto"/>
-          <w:right w:val="single" w:sz="4" w:space="4" w:color="auto"/>
-        </w:pBdr>
-        <w:spacing w:after="0" w:line="240" w:lineRule="auto"/>
-        <w:rPr>
-          <w:rFonts w:ascii="Cascadia Code" w:hAnsi="Cascadia Code" w:cs="Cascadia Code"/>
-        </w:rPr>
-      </w:pPr>
-      <w:r>
-        <w:rPr>
-          <w:rFonts w:ascii="Cascadia Code" w:hAnsi="Cascadia Code" w:cs="Cascadia Code"/>
-        </w:rPr>
-        <w:t xml:space="preserve">    if not user or not verify_password(password, user["password_hash"]):</w:t>
+        <w:t xml:space="preserve">def </w:t>
+      </w:r>
+      <w:proofErr w:type="spellStart"/>
+      <w:r>
+        <w:rPr>
+          <w:rFonts w:ascii="Cascadia Code" w:hAnsi="Cascadia Code" w:cs="Cascadia Code"/>
+        </w:rPr>
+        <w:t>verify_password</w:t>
+      </w:r>
+      <w:proofErr w:type="spellEnd"/>
+      <w:r>
+        <w:rPr>
+          <w:rFonts w:ascii="Cascadia Code" w:hAnsi="Cascadia Code" w:cs="Cascadia Code"/>
+        </w:rPr>
+        <w:t>(plain, hashed):</w:t>
+      </w:r>
+    </w:p>
+    <w:p>
+      <w:pPr>
+        <w:pBdr>
+          <w:top w:val="single" w:sz="4" w:space="1" w:color="auto"/>
+          <w:left w:val="single" w:sz="4" w:space="4" w:color="auto"/>
+          <w:bottom w:val="single" w:sz="4" w:space="1" w:color="auto"/>
+          <w:right w:val="single" w:sz="4" w:space="4" w:color="auto"/>
+        </w:pBdr>
+        <w:spacing w:after="0" w:line="240" w:lineRule="auto"/>
+        <w:rPr>
+          <w:rFonts w:ascii="Cascadia Code" w:hAnsi="Cascadia Code" w:cs="Cascadia Code"/>
+        </w:rPr>
+      </w:pPr>
+      <w:r>
+        <w:rPr>
+          <w:rFonts w:ascii="Cascadia Code" w:hAnsi="Cascadia Code" w:cs="Cascadia Code"/>
+        </w:rPr>
+        <w:t xml:space="preserve">    return </w:t>
+      </w:r>
+      <w:proofErr w:type="spellStart"/>
+      <w:r>
+        <w:rPr>
+          <w:rFonts w:ascii="Cascadia Code" w:hAnsi="Cascadia Code" w:cs="Cascadia Code"/>
+        </w:rPr>
+        <w:t>pwd_context.verify</w:t>
+      </w:r>
+      <w:proofErr w:type="spellEnd"/>
+      <w:r>
+        <w:rPr>
+          <w:rFonts w:ascii="Cascadia Code" w:hAnsi="Cascadia Code" w:cs="Cascadia Code"/>
+        </w:rPr>
+        <w:t>(plain, hashed)</w:t>
+      </w:r>
+    </w:p>
+    <w:p>
+      <w:pPr>
+        <w:pBdr>
+          <w:top w:val="single" w:sz="4" w:space="1" w:color="auto"/>
+          <w:left w:val="single" w:sz="4" w:space="4" w:color="auto"/>
+          <w:bottom w:val="single" w:sz="4" w:space="1" w:color="auto"/>
+          <w:right w:val="single" w:sz="4" w:space="4" w:color="auto"/>
+        </w:pBdr>
+        <w:spacing w:after="0" w:line="240" w:lineRule="auto"/>
+        <w:rPr>
+          <w:rFonts w:ascii="Cascadia Code" w:hAnsi="Cascadia Code" w:cs="Cascadia Code"/>
+        </w:rPr>
+      </w:pPr>
+    </w:p>
+    <w:p>
+      <w:pPr>
+        <w:pBdr>
+          <w:top w:val="single" w:sz="4" w:space="1" w:color="auto"/>
+          <w:left w:val="single" w:sz="4" w:space="4" w:color="auto"/>
+          <w:bottom w:val="single" w:sz="4" w:space="1" w:color="auto"/>
+          <w:right w:val="single" w:sz="4" w:space="4" w:color="auto"/>
+        </w:pBdr>
+        <w:spacing w:after="0" w:line="240" w:lineRule="auto"/>
+        <w:rPr>
+          <w:rFonts w:ascii="Cascadia Code" w:hAnsi="Cascadia Code" w:cs="Cascadia Code"/>
+        </w:rPr>
+      </w:pPr>
+      <w:r>
+        <w:rPr>
+          <w:rFonts w:ascii="Cascadia Code" w:hAnsi="Cascadia Code" w:cs="Cascadia Code"/>
+        </w:rPr>
+        <w:t xml:space="preserve">def </w:t>
+      </w:r>
+      <w:proofErr w:type="spellStart"/>
+      <w:r>
+        <w:rPr>
+          <w:rFonts w:ascii="Cascadia Code" w:hAnsi="Cascadia Code" w:cs="Cascadia Code"/>
+        </w:rPr>
+        <w:t>authenticate_user</w:t>
+      </w:r>
+      <w:proofErr w:type="spellEnd"/>
+      <w:r>
+        <w:rPr>
+          <w:rFonts w:ascii="Cascadia Code" w:hAnsi="Cascadia Code" w:cs="Cascadia Code"/>
+        </w:rPr>
+        <w:t>(username: str, password: str):</w:t>
+      </w:r>
+    </w:p>
+    <w:p>
+      <w:pPr>
+        <w:pBdr>
+          <w:top w:val="single" w:sz="4" w:space="1" w:color="auto"/>
+          <w:left w:val="single" w:sz="4" w:space="4" w:color="auto"/>
+          <w:bottom w:val="single" w:sz="4" w:space="1" w:color="auto"/>
+          <w:right w:val="single" w:sz="4" w:space="4" w:color="auto"/>
+        </w:pBdr>
+        <w:spacing w:after="0" w:line="240" w:lineRule="auto"/>
+        <w:rPr>
+          <w:rFonts w:ascii="Cascadia Code" w:hAnsi="Cascadia Code" w:cs="Cascadia Code"/>
+        </w:rPr>
+      </w:pPr>
+      <w:r>
+        <w:rPr>
+          <w:rFonts w:ascii="Cascadia Code" w:hAnsi="Cascadia Code" w:cs="Cascadia Code"/>
+        </w:rPr>
+        <w:t xml:space="preserve">    user = </w:t>
+      </w:r>
+      <w:proofErr w:type="spellStart"/>
+      <w:r>
+        <w:rPr>
+          <w:rFonts w:ascii="Cascadia Code" w:hAnsi="Cascadia Code" w:cs="Cascadia Code"/>
+        </w:rPr>
+        <w:t>users_db.get</w:t>
+      </w:r>
+      <w:proofErr w:type="spellEnd"/>
+      <w:r>
+        <w:rPr>
+          <w:rFonts w:ascii="Cascadia Code" w:hAnsi="Cascadia Code" w:cs="Cascadia Code"/>
+        </w:rPr>
+        <w:t>(username)</w:t>
+      </w:r>
+    </w:p>
+    <w:p>
+      <w:pPr>
+        <w:pBdr>
+          <w:top w:val="single" w:sz="4" w:space="1" w:color="auto"/>
+          <w:left w:val="single" w:sz="4" w:space="4" w:color="auto"/>
+          <w:bottom w:val="single" w:sz="4" w:space="1" w:color="auto"/>
+          <w:right w:val="single" w:sz="4" w:space="4" w:color="auto"/>
+        </w:pBdr>
+        <w:spacing w:after="0" w:line="240" w:lineRule="auto"/>
+        <w:rPr>
+          <w:rFonts w:ascii="Cascadia Code" w:hAnsi="Cascadia Code" w:cs="Cascadia Code"/>
+        </w:rPr>
+      </w:pPr>
+      <w:r>
+        <w:rPr>
+          <w:rFonts w:ascii="Cascadia Code" w:hAnsi="Cascadia Code" w:cs="Cascadia Code"/>
+        </w:rPr>
+        <w:t xml:space="preserve">    if not user or not </w:t>
+      </w:r>
+      <w:proofErr w:type="spellStart"/>
+      <w:r>
+        <w:rPr>
+          <w:rFonts w:ascii="Cascadia Code" w:hAnsi="Cascadia Code" w:cs="Cascadia Code"/>
+        </w:rPr>
+        <w:t>verify_password</w:t>
+      </w:r>
+      <w:proofErr w:type="spellEnd"/>
+      <w:r>
+        <w:rPr>
+          <w:rFonts w:ascii="Cascadia Code" w:hAnsi="Cascadia Code" w:cs="Cascadia Code"/>
+        </w:rPr>
+        <w:t>(password, user["</w:t>
+      </w:r>
+      <w:proofErr w:type="spellStart"/>
+      <w:r>
+        <w:rPr>
+          <w:rFonts w:ascii="Cascadia Code" w:hAnsi="Cascadia Code" w:cs="Cascadia Code"/>
+        </w:rPr>
+        <w:t>password_hash</w:t>
+      </w:r>
+      <w:proofErr w:type="spellEnd"/>
+      <w:r>
+        <w:rPr>
+          <w:rFonts w:ascii="Cascadia Code" w:hAnsi="Cascadia Code" w:cs="Cascadia Code"/>
+        </w:rPr>
+        <w:t>"]):</w:t>
       </w:r>
     </w:p>
     <w:p>
@@ -8677,87 +11094,241 @@
         <w:rPr>
           <w:rFonts w:ascii="Cascadia Code" w:hAnsi="Cascadia Code" w:cs="Cascadia Code"/>
         </w:rPr>
-        <w:t>def create_access_token(data: dict, expires_minutes=30):</w:t>
-      </w:r>
-    </w:p>
-    <w:p>
-      <w:pPr>
-        <w:pBdr>
-          <w:top w:val="single" w:sz="4" w:space="1" w:color="auto"/>
-          <w:left w:val="single" w:sz="4" w:space="4" w:color="auto"/>
-          <w:bottom w:val="single" w:sz="4" w:space="1" w:color="auto"/>
-          <w:right w:val="single" w:sz="4" w:space="4" w:color="auto"/>
-        </w:pBdr>
-        <w:spacing w:after="0" w:line="240" w:lineRule="auto"/>
-        <w:rPr>
-          <w:rFonts w:ascii="Cascadia Code" w:hAnsi="Cascadia Code" w:cs="Cascadia Code"/>
-        </w:rPr>
-      </w:pPr>
-      <w:r>
-        <w:rPr>
-          <w:rFonts w:ascii="Cascadia Code" w:hAnsi="Cascadia Code" w:cs="Cascadia Code"/>
-        </w:rPr>
-        <w:t xml:space="preserve">    to_encode = data.copy()</w:t>
-      </w:r>
-    </w:p>
-    <w:p>
-      <w:pPr>
-        <w:pBdr>
-          <w:top w:val="single" w:sz="4" w:space="1" w:color="auto"/>
-          <w:left w:val="single" w:sz="4" w:space="4" w:color="auto"/>
-          <w:bottom w:val="single" w:sz="4" w:space="1" w:color="auto"/>
-          <w:right w:val="single" w:sz="4" w:space="4" w:color="auto"/>
-        </w:pBdr>
-        <w:spacing w:after="0" w:line="240" w:lineRule="auto"/>
-        <w:rPr>
-          <w:rFonts w:ascii="Cascadia Code" w:hAnsi="Cascadia Code" w:cs="Cascadia Code"/>
-        </w:rPr>
-      </w:pPr>
-      <w:r>
-        <w:rPr>
-          <w:rFonts w:ascii="Cascadia Code" w:hAnsi="Cascadia Code" w:cs="Cascadia Code"/>
-        </w:rPr>
-        <w:t xml:space="preserve">    expire = datetime.utcnow() + timedelta(minutes=expires_minutes)</w:t>
-      </w:r>
-    </w:p>
-    <w:p>
-      <w:pPr>
-        <w:pBdr>
-          <w:top w:val="single" w:sz="4" w:space="1" w:color="auto"/>
-          <w:left w:val="single" w:sz="4" w:space="4" w:color="auto"/>
-          <w:bottom w:val="single" w:sz="4" w:space="1" w:color="auto"/>
-          <w:right w:val="single" w:sz="4" w:space="4" w:color="auto"/>
-        </w:pBdr>
-        <w:spacing w:after="0" w:line="240" w:lineRule="auto"/>
-        <w:rPr>
-          <w:rFonts w:ascii="Cascadia Code" w:hAnsi="Cascadia Code" w:cs="Cascadia Code"/>
-        </w:rPr>
-      </w:pPr>
-      <w:r>
-        <w:rPr>
-          <w:rFonts w:ascii="Cascadia Code" w:hAnsi="Cascadia Code" w:cs="Cascadia Code"/>
-        </w:rPr>
-        <w:t xml:space="preserve">    to_encode.update({"exp": expire})</w:t>
-      </w:r>
-    </w:p>
-    <w:p>
-      <w:pPr>
-        <w:pBdr>
-          <w:top w:val="single" w:sz="4" w:space="1" w:color="auto"/>
-          <w:left w:val="single" w:sz="4" w:space="4" w:color="auto"/>
-          <w:bottom w:val="single" w:sz="4" w:space="1" w:color="auto"/>
-          <w:right w:val="single" w:sz="4" w:space="4" w:color="auto"/>
-        </w:pBdr>
-        <w:spacing w:after="0" w:line="240" w:lineRule="auto"/>
-        <w:rPr>
-          <w:rFonts w:ascii="Cascadia Code" w:hAnsi="Cascadia Code" w:cs="Cascadia Code"/>
-        </w:rPr>
-      </w:pPr>
-      <w:r>
-        <w:rPr>
-          <w:rFonts w:ascii="Cascadia Code" w:hAnsi="Cascadia Code" w:cs="Cascadia Code"/>
-        </w:rPr>
-        <w:t xml:space="preserve">    token = jwt.encode(to_encode, SECRET_KEY, algorithm=ALGORITHM)</w:t>
+        <w:t xml:space="preserve">def </w:t>
+      </w:r>
+      <w:proofErr w:type="spellStart"/>
+      <w:r>
+        <w:rPr>
+          <w:rFonts w:ascii="Cascadia Code" w:hAnsi="Cascadia Code" w:cs="Cascadia Code"/>
+        </w:rPr>
+        <w:t>create_access_token</w:t>
+      </w:r>
+      <w:proofErr w:type="spellEnd"/>
+      <w:r>
+        <w:rPr>
+          <w:rFonts w:ascii="Cascadia Code" w:hAnsi="Cascadia Code" w:cs="Cascadia Code"/>
+        </w:rPr>
+        <w:t xml:space="preserve">(data: </w:t>
+      </w:r>
+      <w:proofErr w:type="spellStart"/>
+      <w:r>
+        <w:rPr>
+          <w:rFonts w:ascii="Cascadia Code" w:hAnsi="Cascadia Code" w:cs="Cascadia Code"/>
+        </w:rPr>
+        <w:t>dict</w:t>
+      </w:r>
+      <w:proofErr w:type="spellEnd"/>
+      <w:r>
+        <w:rPr>
+          <w:rFonts w:ascii="Cascadia Code" w:hAnsi="Cascadia Code" w:cs="Cascadia Code"/>
+        </w:rPr>
+        <w:t xml:space="preserve">, </w:t>
+      </w:r>
+      <w:proofErr w:type="spellStart"/>
+      <w:r>
+        <w:rPr>
+          <w:rFonts w:ascii="Cascadia Code" w:hAnsi="Cascadia Code" w:cs="Cascadia Code"/>
+        </w:rPr>
+        <w:t>expires_minutes</w:t>
+      </w:r>
+      <w:proofErr w:type="spellEnd"/>
+      <w:r>
+        <w:rPr>
+          <w:rFonts w:ascii="Cascadia Code" w:hAnsi="Cascadia Code" w:cs="Cascadia Code"/>
+        </w:rPr>
+        <w:t>=30):</w:t>
+      </w:r>
+    </w:p>
+    <w:p>
+      <w:pPr>
+        <w:pBdr>
+          <w:top w:val="single" w:sz="4" w:space="1" w:color="auto"/>
+          <w:left w:val="single" w:sz="4" w:space="4" w:color="auto"/>
+          <w:bottom w:val="single" w:sz="4" w:space="1" w:color="auto"/>
+          <w:right w:val="single" w:sz="4" w:space="4" w:color="auto"/>
+        </w:pBdr>
+        <w:spacing w:after="0" w:line="240" w:lineRule="auto"/>
+        <w:rPr>
+          <w:rFonts w:ascii="Cascadia Code" w:hAnsi="Cascadia Code" w:cs="Cascadia Code"/>
+        </w:rPr>
+      </w:pPr>
+      <w:r>
+        <w:rPr>
+          <w:rFonts w:ascii="Cascadia Code" w:hAnsi="Cascadia Code" w:cs="Cascadia Code"/>
+        </w:rPr>
+        <w:t xml:space="preserve">    </w:t>
+      </w:r>
+      <w:proofErr w:type="spellStart"/>
+      <w:r>
+        <w:rPr>
+          <w:rFonts w:ascii="Cascadia Code" w:hAnsi="Cascadia Code" w:cs="Cascadia Code"/>
+        </w:rPr>
+        <w:t>to_encode</w:t>
+      </w:r>
+      <w:proofErr w:type="spellEnd"/>
+      <w:r>
+        <w:rPr>
+          <w:rFonts w:ascii="Cascadia Code" w:hAnsi="Cascadia Code" w:cs="Cascadia Code"/>
+        </w:rPr>
+        <w:t xml:space="preserve"> = </w:t>
+      </w:r>
+      <w:proofErr w:type="spellStart"/>
+      <w:r>
+        <w:rPr>
+          <w:rFonts w:ascii="Cascadia Code" w:hAnsi="Cascadia Code" w:cs="Cascadia Code"/>
+        </w:rPr>
+        <w:t>data.copy</w:t>
+      </w:r>
+      <w:proofErr w:type="spellEnd"/>
+      <w:r>
+        <w:rPr>
+          <w:rFonts w:ascii="Cascadia Code" w:hAnsi="Cascadia Code" w:cs="Cascadia Code"/>
+        </w:rPr>
+        <w:t>()</w:t>
+      </w:r>
+    </w:p>
+    <w:p>
+      <w:pPr>
+        <w:pBdr>
+          <w:top w:val="single" w:sz="4" w:space="1" w:color="auto"/>
+          <w:left w:val="single" w:sz="4" w:space="4" w:color="auto"/>
+          <w:bottom w:val="single" w:sz="4" w:space="1" w:color="auto"/>
+          <w:right w:val="single" w:sz="4" w:space="4" w:color="auto"/>
+        </w:pBdr>
+        <w:spacing w:after="0" w:line="240" w:lineRule="auto"/>
+        <w:rPr>
+          <w:rFonts w:ascii="Cascadia Code" w:hAnsi="Cascadia Code" w:cs="Cascadia Code"/>
+        </w:rPr>
+      </w:pPr>
+      <w:r>
+        <w:rPr>
+          <w:rFonts w:ascii="Cascadia Code" w:hAnsi="Cascadia Code" w:cs="Cascadia Code"/>
+        </w:rPr>
+        <w:t xml:space="preserve">    expire = </w:t>
+      </w:r>
+      <w:proofErr w:type="spellStart"/>
+      <w:r>
+        <w:rPr>
+          <w:rFonts w:ascii="Cascadia Code" w:hAnsi="Cascadia Code" w:cs="Cascadia Code"/>
+        </w:rPr>
+        <w:t>datetime.utcnow</w:t>
+      </w:r>
+      <w:proofErr w:type="spellEnd"/>
+      <w:r>
+        <w:rPr>
+          <w:rFonts w:ascii="Cascadia Code" w:hAnsi="Cascadia Code" w:cs="Cascadia Code"/>
+        </w:rPr>
+        <w:t xml:space="preserve">() + </w:t>
+      </w:r>
+      <w:proofErr w:type="spellStart"/>
+      <w:r>
+        <w:rPr>
+          <w:rFonts w:ascii="Cascadia Code" w:hAnsi="Cascadia Code" w:cs="Cascadia Code"/>
+        </w:rPr>
+        <w:t>timedelta</w:t>
+      </w:r>
+      <w:proofErr w:type="spellEnd"/>
+      <w:r>
+        <w:rPr>
+          <w:rFonts w:ascii="Cascadia Code" w:hAnsi="Cascadia Code" w:cs="Cascadia Code"/>
+        </w:rPr>
+        <w:t>(minutes=</w:t>
+      </w:r>
+      <w:proofErr w:type="spellStart"/>
+      <w:r>
+        <w:rPr>
+          <w:rFonts w:ascii="Cascadia Code" w:hAnsi="Cascadia Code" w:cs="Cascadia Code"/>
+        </w:rPr>
+        <w:t>expires_minutes</w:t>
+      </w:r>
+      <w:proofErr w:type="spellEnd"/>
+      <w:r>
+        <w:rPr>
+          <w:rFonts w:ascii="Cascadia Code" w:hAnsi="Cascadia Code" w:cs="Cascadia Code"/>
+        </w:rPr>
+        <w:t>)</w:t>
+      </w:r>
+    </w:p>
+    <w:p>
+      <w:pPr>
+        <w:pBdr>
+          <w:top w:val="single" w:sz="4" w:space="1" w:color="auto"/>
+          <w:left w:val="single" w:sz="4" w:space="4" w:color="auto"/>
+          <w:bottom w:val="single" w:sz="4" w:space="1" w:color="auto"/>
+          <w:right w:val="single" w:sz="4" w:space="4" w:color="auto"/>
+        </w:pBdr>
+        <w:spacing w:after="0" w:line="240" w:lineRule="auto"/>
+        <w:rPr>
+          <w:rFonts w:ascii="Cascadia Code" w:hAnsi="Cascadia Code" w:cs="Cascadia Code"/>
+        </w:rPr>
+      </w:pPr>
+      <w:r>
+        <w:rPr>
+          <w:rFonts w:ascii="Cascadia Code" w:hAnsi="Cascadia Code" w:cs="Cascadia Code"/>
+        </w:rPr>
+        <w:t xml:space="preserve">    </w:t>
+      </w:r>
+      <w:proofErr w:type="spellStart"/>
+      <w:r>
+        <w:rPr>
+          <w:rFonts w:ascii="Cascadia Code" w:hAnsi="Cascadia Code" w:cs="Cascadia Code"/>
+        </w:rPr>
+        <w:t>to_encode.update</w:t>
+      </w:r>
+      <w:proofErr w:type="spellEnd"/>
+      <w:r>
+        <w:rPr>
+          <w:rFonts w:ascii="Cascadia Code" w:hAnsi="Cascadia Code" w:cs="Cascadia Code"/>
+        </w:rPr>
+        <w:t>({"exp": expire})</w:t>
+      </w:r>
+    </w:p>
+    <w:p>
+      <w:pPr>
+        <w:pBdr>
+          <w:top w:val="single" w:sz="4" w:space="1" w:color="auto"/>
+          <w:left w:val="single" w:sz="4" w:space="4" w:color="auto"/>
+          <w:bottom w:val="single" w:sz="4" w:space="1" w:color="auto"/>
+          <w:right w:val="single" w:sz="4" w:space="4" w:color="auto"/>
+        </w:pBdr>
+        <w:spacing w:after="0" w:line="240" w:lineRule="auto"/>
+        <w:rPr>
+          <w:rFonts w:ascii="Cascadia Code" w:hAnsi="Cascadia Code" w:cs="Cascadia Code"/>
+        </w:rPr>
+      </w:pPr>
+      <w:r>
+        <w:rPr>
+          <w:rFonts w:ascii="Cascadia Code" w:hAnsi="Cascadia Code" w:cs="Cascadia Code"/>
+        </w:rPr>
+        <w:t xml:space="preserve">    token = </w:t>
+      </w:r>
+      <w:proofErr w:type="spellStart"/>
+      <w:r>
+        <w:rPr>
+          <w:rFonts w:ascii="Cascadia Code" w:hAnsi="Cascadia Code" w:cs="Cascadia Code"/>
+        </w:rPr>
+        <w:t>jwt.encode</w:t>
+      </w:r>
+      <w:proofErr w:type="spellEnd"/>
+      <w:r>
+        <w:rPr>
+          <w:rFonts w:ascii="Cascadia Code" w:hAnsi="Cascadia Code" w:cs="Cascadia Code"/>
+        </w:rPr>
+        <w:t>(</w:t>
+      </w:r>
+      <w:proofErr w:type="spellStart"/>
+      <w:r>
+        <w:rPr>
+          <w:rFonts w:ascii="Cascadia Code" w:hAnsi="Cascadia Code" w:cs="Cascadia Code"/>
+        </w:rPr>
+        <w:t>to_encode</w:t>
+      </w:r>
+      <w:proofErr w:type="spellEnd"/>
+      <w:r>
+        <w:rPr>
+          <w:rFonts w:ascii="Cascadia Code" w:hAnsi="Cascadia Code" w:cs="Cascadia Code"/>
+        </w:rPr>
+        <w:t>, SECRET_KEY, algorithm=ALGORITHM)</w:t>
       </w:r>
     </w:p>
     <w:p>
@@ -8865,27 +11436,83 @@
         <w:rPr>
           <w:rFonts w:ascii="Cascadia Code" w:hAnsi="Cascadia Code" w:cs="Cascadia Code"/>
         </w:rPr>
-        <w:t>def login(form_data: OAuth2PasswordRequestForm = Depends()):</w:t>
-      </w:r>
-    </w:p>
-    <w:p>
-      <w:pPr>
-        <w:pBdr>
-          <w:top w:val="single" w:sz="4" w:space="1" w:color="auto"/>
-          <w:left w:val="single" w:sz="4" w:space="4" w:color="auto"/>
-          <w:bottom w:val="single" w:sz="4" w:space="1" w:color="auto"/>
-          <w:right w:val="single" w:sz="4" w:space="4" w:color="auto"/>
-        </w:pBdr>
-        <w:spacing w:after="0" w:line="240" w:lineRule="auto"/>
-        <w:rPr>
-          <w:rFonts w:ascii="Cascadia Code" w:hAnsi="Cascadia Code" w:cs="Cascadia Code"/>
-        </w:rPr>
-      </w:pPr>
-      <w:r>
-        <w:rPr>
-          <w:rFonts w:ascii="Cascadia Code" w:hAnsi="Cascadia Code" w:cs="Cascadia Code"/>
-        </w:rPr>
-        <w:t xml:space="preserve">    user = authenticate_user(form_data.username, form_data.password)</w:t>
+        <w:t>def login(</w:t>
+      </w:r>
+      <w:proofErr w:type="spellStart"/>
+      <w:r>
+        <w:rPr>
+          <w:rFonts w:ascii="Cascadia Code" w:hAnsi="Cascadia Code" w:cs="Cascadia Code"/>
+        </w:rPr>
+        <w:t>form_data</w:t>
+      </w:r>
+      <w:proofErr w:type="spellEnd"/>
+      <w:r>
+        <w:rPr>
+          <w:rFonts w:ascii="Cascadia Code" w:hAnsi="Cascadia Code" w:cs="Cascadia Code"/>
+        </w:rPr>
+        <w:t>: OAuth2PasswordRequestForm = Depends()):</w:t>
+      </w:r>
+    </w:p>
+    <w:p>
+      <w:pPr>
+        <w:pBdr>
+          <w:top w:val="single" w:sz="4" w:space="1" w:color="auto"/>
+          <w:left w:val="single" w:sz="4" w:space="4" w:color="auto"/>
+          <w:bottom w:val="single" w:sz="4" w:space="1" w:color="auto"/>
+          <w:right w:val="single" w:sz="4" w:space="4" w:color="auto"/>
+        </w:pBdr>
+        <w:spacing w:after="0" w:line="240" w:lineRule="auto"/>
+        <w:rPr>
+          <w:rFonts w:ascii="Cascadia Code" w:hAnsi="Cascadia Code" w:cs="Cascadia Code"/>
+        </w:rPr>
+      </w:pPr>
+      <w:r>
+        <w:rPr>
+          <w:rFonts w:ascii="Cascadia Code" w:hAnsi="Cascadia Code" w:cs="Cascadia Code"/>
+        </w:rPr>
+        <w:t xml:space="preserve">    user = </w:t>
+      </w:r>
+      <w:proofErr w:type="spellStart"/>
+      <w:r>
+        <w:rPr>
+          <w:rFonts w:ascii="Cascadia Code" w:hAnsi="Cascadia Code" w:cs="Cascadia Code"/>
+        </w:rPr>
+        <w:t>authenticate_user</w:t>
+      </w:r>
+      <w:proofErr w:type="spellEnd"/>
+      <w:r>
+        <w:rPr>
+          <w:rFonts w:ascii="Cascadia Code" w:hAnsi="Cascadia Code" w:cs="Cascadia Code"/>
+        </w:rPr>
+        <w:t>(</w:t>
+      </w:r>
+      <w:proofErr w:type="spellStart"/>
+      <w:r>
+        <w:rPr>
+          <w:rFonts w:ascii="Cascadia Code" w:hAnsi="Cascadia Code" w:cs="Cascadia Code"/>
+        </w:rPr>
+        <w:t>form_data.username</w:t>
+      </w:r>
+      <w:proofErr w:type="spellEnd"/>
+      <w:r>
+        <w:rPr>
+          <w:rFonts w:ascii="Cascadia Code" w:hAnsi="Cascadia Code" w:cs="Cascadia Code"/>
+        </w:rPr>
+        <w:t xml:space="preserve">, </w:t>
+      </w:r>
+      <w:proofErr w:type="spellStart"/>
+      <w:r>
+        <w:rPr>
+          <w:rFonts w:ascii="Cascadia Code" w:hAnsi="Cascadia Code" w:cs="Cascadia Code"/>
+        </w:rPr>
+        <w:t>form_data.password</w:t>
+      </w:r>
+      <w:proofErr w:type="spellEnd"/>
+      <w:r>
+        <w:rPr>
+          <w:rFonts w:ascii="Cascadia Code" w:hAnsi="Cascadia Code" w:cs="Cascadia Code"/>
+        </w:rPr>
+        <w:t>)</w:t>
       </w:r>
     </w:p>
     <w:p>
@@ -8925,41 +11552,83 @@
         <w:rPr>
           <w:rFonts w:ascii="Cascadia Code" w:hAnsi="Cascadia Code" w:cs="Cascadia Code"/>
         </w:rPr>
-        <w:t xml:space="preserve">        raise HTTPException(status_code=401, detail="Invalid Credentials")</w:t>
-      </w:r>
-    </w:p>
-    <w:p>
-      <w:pPr>
-        <w:pBdr>
-          <w:top w:val="single" w:sz="4" w:space="1" w:color="auto"/>
-          <w:left w:val="single" w:sz="4" w:space="4" w:color="auto"/>
-          <w:bottom w:val="single" w:sz="4" w:space="1" w:color="auto"/>
-          <w:right w:val="single" w:sz="4" w:space="4" w:color="auto"/>
-        </w:pBdr>
-        <w:spacing w:after="0" w:line="240" w:lineRule="auto"/>
-        <w:rPr>
-          <w:rFonts w:ascii="Cascadia Code" w:hAnsi="Cascadia Code" w:cs="Cascadia Code"/>
-        </w:rPr>
-      </w:pPr>
-    </w:p>
-    <w:p>
-      <w:pPr>
-        <w:pBdr>
-          <w:top w:val="single" w:sz="4" w:space="1" w:color="auto"/>
-          <w:left w:val="single" w:sz="4" w:space="4" w:color="auto"/>
-          <w:bottom w:val="single" w:sz="4" w:space="1" w:color="auto"/>
-          <w:right w:val="single" w:sz="4" w:space="4" w:color="auto"/>
-        </w:pBdr>
-        <w:spacing w:after="0" w:line="240" w:lineRule="auto"/>
-        <w:rPr>
-          <w:rFonts w:ascii="Cascadia Code" w:hAnsi="Cascadia Code" w:cs="Cascadia Code"/>
-        </w:rPr>
-      </w:pPr>
-      <w:r>
-        <w:rPr>
-          <w:rFonts w:ascii="Cascadia Code" w:hAnsi="Cascadia Code" w:cs="Cascadia Code"/>
-        </w:rPr>
-        <w:t xml:space="preserve">    token = create_access_token(</w:t>
+        <w:t xml:space="preserve">        raise </w:t>
+      </w:r>
+      <w:proofErr w:type="spellStart"/>
+      <w:r>
+        <w:rPr>
+          <w:rFonts w:ascii="Cascadia Code" w:hAnsi="Cascadia Code" w:cs="Cascadia Code"/>
+        </w:rPr>
+        <w:t>HTTPException</w:t>
+      </w:r>
+      <w:proofErr w:type="spellEnd"/>
+      <w:r>
+        <w:rPr>
+          <w:rFonts w:ascii="Cascadia Code" w:hAnsi="Cascadia Code" w:cs="Cascadia Code"/>
+        </w:rPr>
+        <w:t>(</w:t>
+      </w:r>
+      <w:proofErr w:type="spellStart"/>
+      <w:r>
+        <w:rPr>
+          <w:rFonts w:ascii="Cascadia Code" w:hAnsi="Cascadia Code" w:cs="Cascadia Code"/>
+        </w:rPr>
+        <w:t>status_code</w:t>
+      </w:r>
+      <w:proofErr w:type="spellEnd"/>
+      <w:r>
+        <w:rPr>
+          <w:rFonts w:ascii="Cascadia Code" w:hAnsi="Cascadia Code" w:cs="Cascadia Code"/>
+        </w:rPr>
+        <w:t>=401, detail="Invalid Credentials")</w:t>
+      </w:r>
+    </w:p>
+    <w:p>
+      <w:pPr>
+        <w:pBdr>
+          <w:top w:val="single" w:sz="4" w:space="1" w:color="auto"/>
+          <w:left w:val="single" w:sz="4" w:space="4" w:color="auto"/>
+          <w:bottom w:val="single" w:sz="4" w:space="1" w:color="auto"/>
+          <w:right w:val="single" w:sz="4" w:space="4" w:color="auto"/>
+        </w:pBdr>
+        <w:spacing w:after="0" w:line="240" w:lineRule="auto"/>
+        <w:rPr>
+          <w:rFonts w:ascii="Cascadia Code" w:hAnsi="Cascadia Code" w:cs="Cascadia Code"/>
+        </w:rPr>
+      </w:pPr>
+    </w:p>
+    <w:p>
+      <w:pPr>
+        <w:pBdr>
+          <w:top w:val="single" w:sz="4" w:space="1" w:color="auto"/>
+          <w:left w:val="single" w:sz="4" w:space="4" w:color="auto"/>
+          <w:bottom w:val="single" w:sz="4" w:space="1" w:color="auto"/>
+          <w:right w:val="single" w:sz="4" w:space="4" w:color="auto"/>
+        </w:pBdr>
+        <w:spacing w:after="0" w:line="240" w:lineRule="auto"/>
+        <w:rPr>
+          <w:rFonts w:ascii="Cascadia Code" w:hAnsi="Cascadia Code" w:cs="Cascadia Code"/>
+        </w:rPr>
+      </w:pPr>
+      <w:r>
+        <w:rPr>
+          <w:rFonts w:ascii="Cascadia Code" w:hAnsi="Cascadia Code" w:cs="Cascadia Code"/>
+        </w:rPr>
+        <w:t xml:space="preserve">    token = </w:t>
+      </w:r>
+      <w:proofErr w:type="spellStart"/>
+      <w:r>
+        <w:rPr>
+          <w:rFonts w:ascii="Cascadia Code" w:hAnsi="Cascadia Code" w:cs="Cascadia Code"/>
+        </w:rPr>
+        <w:t>create_access_token</w:t>
+      </w:r>
+      <w:proofErr w:type="spellEnd"/>
+      <w:r>
+        <w:rPr>
+          <w:rFonts w:ascii="Cascadia Code" w:hAnsi="Cascadia Code" w:cs="Cascadia Code"/>
+        </w:rPr>
+        <w:t>(</w:t>
       </w:r>
     </w:p>
     <w:p>
@@ -8999,7 +11668,21 @@
         <w:rPr>
           <w:rFonts w:ascii="Cascadia Code" w:hAnsi="Cascadia Code" w:cs="Cascadia Code"/>
         </w:rPr>
-        <w:t xml:space="preserve">        expires_minutes=ACCESS_TOKEN_EXPIRE_MINUTES</w:t>
+        <w:t xml:space="preserve">        </w:t>
+      </w:r>
+      <w:proofErr w:type="spellStart"/>
+      <w:r>
+        <w:rPr>
+          <w:rFonts w:ascii="Cascadia Code" w:hAnsi="Cascadia Code" w:cs="Cascadia Code"/>
+        </w:rPr>
+        <w:t>expires_minutes</w:t>
+      </w:r>
+      <w:proofErr w:type="spellEnd"/>
+      <w:r>
+        <w:rPr>
+          <w:rFonts w:ascii="Cascadia Code" w:hAnsi="Cascadia Code" w:cs="Cascadia Code"/>
+        </w:rPr>
+        <w:t>=ACCESS_TOKEN_EXPIRE_MINUTES</w:t>
       </w:r>
     </w:p>
     <w:p>
@@ -9053,7 +11736,35 @@
         <w:rPr>
           <w:rFonts w:ascii="Cascadia Code" w:hAnsi="Cascadia Code" w:cs="Cascadia Code"/>
         </w:rPr>
-        <w:t xml:space="preserve">    return {"access_token": token, "token_type": "bearer"}</w:t>
+        <w:t xml:space="preserve">    return {"</w:t>
+      </w:r>
+      <w:proofErr w:type="spellStart"/>
+      <w:r>
+        <w:rPr>
+          <w:rFonts w:ascii="Cascadia Code" w:hAnsi="Cascadia Code" w:cs="Cascadia Code"/>
+        </w:rPr>
+        <w:t>access_token</w:t>
+      </w:r>
+      <w:proofErr w:type="spellEnd"/>
+      <w:r>
+        <w:rPr>
+          <w:rFonts w:ascii="Cascadia Code" w:hAnsi="Cascadia Code" w:cs="Cascadia Code"/>
+        </w:rPr>
+        <w:t>": token, "</w:t>
+      </w:r>
+      <w:proofErr w:type="spellStart"/>
+      <w:r>
+        <w:rPr>
+          <w:rFonts w:ascii="Cascadia Code" w:hAnsi="Cascadia Code" w:cs="Cascadia Code"/>
+        </w:rPr>
+        <w:t>token_type</w:t>
+      </w:r>
+      <w:proofErr w:type="spellEnd"/>
+      <w:r>
+        <w:rPr>
+          <w:rFonts w:ascii="Cascadia Code" w:hAnsi="Cascadia Code" w:cs="Cascadia Code"/>
+        </w:rPr>
+        <w:t>": "bearer"}</w:t>
       </w:r>
     </w:p>
     <w:p>
@@ -9121,7 +11832,21 @@
         <w:rPr>
           <w:rFonts w:ascii="Cascadia Code" w:hAnsi="Cascadia Code" w:cs="Cascadia Code"/>
         </w:rPr>
-        <w:t>def get_current_user(token: str = Depends(oauth2_scheme)):</w:t>
+        <w:t xml:space="preserve">def </w:t>
+      </w:r>
+      <w:proofErr w:type="spellStart"/>
+      <w:r>
+        <w:rPr>
+          <w:rFonts w:ascii="Cascadia Code" w:hAnsi="Cascadia Code" w:cs="Cascadia Code"/>
+        </w:rPr>
+        <w:t>get_current_user</w:t>
+      </w:r>
+      <w:proofErr w:type="spellEnd"/>
+      <w:r>
+        <w:rPr>
+          <w:rFonts w:ascii="Cascadia Code" w:hAnsi="Cascadia Code" w:cs="Cascadia Code"/>
+        </w:rPr>
+        <w:t>(token: str = Depends(oauth2_scheme)):</w:t>
       </w:r>
     </w:p>
     <w:p>
@@ -9161,27 +11886,55 @@
         <w:rPr>
           <w:rFonts w:ascii="Cascadia Code" w:hAnsi="Cascadia Code" w:cs="Cascadia Code"/>
         </w:rPr>
-        <w:t xml:space="preserve">        payload = jwt.decode(token, SECRET_KEY, algorithms=[ALGORITHM])</w:t>
-      </w:r>
-    </w:p>
-    <w:p>
-      <w:pPr>
-        <w:pBdr>
-          <w:top w:val="single" w:sz="4" w:space="1" w:color="auto"/>
-          <w:left w:val="single" w:sz="4" w:space="4" w:color="auto"/>
-          <w:bottom w:val="single" w:sz="4" w:space="1" w:color="auto"/>
-          <w:right w:val="single" w:sz="4" w:space="4" w:color="auto"/>
-        </w:pBdr>
-        <w:spacing w:after="0" w:line="240" w:lineRule="auto"/>
-        <w:rPr>
-          <w:rFonts w:ascii="Cascadia Code" w:hAnsi="Cascadia Code" w:cs="Cascadia Code"/>
-        </w:rPr>
-      </w:pPr>
-      <w:r>
-        <w:rPr>
-          <w:rFonts w:ascii="Cascadia Code" w:hAnsi="Cascadia Code" w:cs="Cascadia Code"/>
-        </w:rPr>
-        <w:t xml:space="preserve">        username = payload.get("sub")</w:t>
+        <w:t xml:space="preserve">        payload = </w:t>
+      </w:r>
+      <w:proofErr w:type="spellStart"/>
+      <w:r>
+        <w:rPr>
+          <w:rFonts w:ascii="Cascadia Code" w:hAnsi="Cascadia Code" w:cs="Cascadia Code"/>
+        </w:rPr>
+        <w:t>jwt.decode</w:t>
+      </w:r>
+      <w:proofErr w:type="spellEnd"/>
+      <w:r>
+        <w:rPr>
+          <w:rFonts w:ascii="Cascadia Code" w:hAnsi="Cascadia Code" w:cs="Cascadia Code"/>
+        </w:rPr>
+        <w:t>(token, SECRET_KEY, algorithms=[ALGORITHM])</w:t>
+      </w:r>
+    </w:p>
+    <w:p>
+      <w:pPr>
+        <w:pBdr>
+          <w:top w:val="single" w:sz="4" w:space="1" w:color="auto"/>
+          <w:left w:val="single" w:sz="4" w:space="4" w:color="auto"/>
+          <w:bottom w:val="single" w:sz="4" w:space="1" w:color="auto"/>
+          <w:right w:val="single" w:sz="4" w:space="4" w:color="auto"/>
+        </w:pBdr>
+        <w:spacing w:after="0" w:line="240" w:lineRule="auto"/>
+        <w:rPr>
+          <w:rFonts w:ascii="Cascadia Code" w:hAnsi="Cascadia Code" w:cs="Cascadia Code"/>
+        </w:rPr>
+      </w:pPr>
+      <w:r>
+        <w:rPr>
+          <w:rFonts w:ascii="Cascadia Code" w:hAnsi="Cascadia Code" w:cs="Cascadia Code"/>
+        </w:rPr>
+        <w:t xml:space="preserve">        username = </w:t>
+      </w:r>
+      <w:proofErr w:type="spellStart"/>
+      <w:r>
+        <w:rPr>
+          <w:rFonts w:ascii="Cascadia Code" w:hAnsi="Cascadia Code" w:cs="Cascadia Code"/>
+        </w:rPr>
+        <w:t>payload.get</w:t>
+      </w:r>
+      <w:proofErr w:type="spellEnd"/>
+      <w:r>
+        <w:rPr>
+          <w:rFonts w:ascii="Cascadia Code" w:hAnsi="Cascadia Code" w:cs="Cascadia Code"/>
+        </w:rPr>
+        <w:t>("sub")</w:t>
       </w:r>
     </w:p>
     <w:p>
@@ -9202,7 +11955,21 @@
           <w:rFonts w:ascii="Cascadia Code" w:hAnsi="Cascadia Code" w:cs="Cascadia Code"/>
         </w:rPr>
         <w:lastRenderedPageBreak/>
-        <w:t xml:space="preserve">        role = payload.get("role")</w:t>
+        <w:t xml:space="preserve">        role = </w:t>
+      </w:r>
+      <w:proofErr w:type="spellStart"/>
+      <w:r>
+        <w:rPr>
+          <w:rFonts w:ascii="Cascadia Code" w:hAnsi="Cascadia Code" w:cs="Cascadia Code"/>
+        </w:rPr>
+        <w:t>payload.get</w:t>
+      </w:r>
+      <w:proofErr w:type="spellEnd"/>
+      <w:r>
+        <w:rPr>
+          <w:rFonts w:ascii="Cascadia Code" w:hAnsi="Cascadia Code" w:cs="Cascadia Code"/>
+        </w:rPr>
+        <w:t>("role")</w:t>
       </w:r>
     </w:p>
     <w:p>
@@ -9256,7 +12023,35 @@
         <w:rPr>
           <w:rFonts w:ascii="Cascadia Code" w:hAnsi="Cascadia Code" w:cs="Cascadia Code"/>
         </w:rPr>
-        <w:t xml:space="preserve">            raise HTTPException(status_code=401, detail="Invalid Token")</w:t>
+        <w:t xml:space="preserve">            raise </w:t>
+      </w:r>
+      <w:proofErr w:type="spellStart"/>
+      <w:r>
+        <w:rPr>
+          <w:rFonts w:ascii="Cascadia Code" w:hAnsi="Cascadia Code" w:cs="Cascadia Code"/>
+        </w:rPr>
+        <w:t>HTTPException</w:t>
+      </w:r>
+      <w:proofErr w:type="spellEnd"/>
+      <w:r>
+        <w:rPr>
+          <w:rFonts w:ascii="Cascadia Code" w:hAnsi="Cascadia Code" w:cs="Cascadia Code"/>
+        </w:rPr>
+        <w:t>(</w:t>
+      </w:r>
+      <w:proofErr w:type="spellStart"/>
+      <w:r>
+        <w:rPr>
+          <w:rFonts w:ascii="Cascadia Code" w:hAnsi="Cascadia Code" w:cs="Cascadia Code"/>
+        </w:rPr>
+        <w:t>status_code</w:t>
+      </w:r>
+      <w:proofErr w:type="spellEnd"/>
+      <w:r>
+        <w:rPr>
+          <w:rFonts w:ascii="Cascadia Code" w:hAnsi="Cascadia Code" w:cs="Cascadia Code"/>
+        </w:rPr>
+        <w:t>=401, detail="Invalid Token")</w:t>
       </w:r>
     </w:p>
     <w:p>
@@ -9324,27 +12119,69 @@
         <w:rPr>
           <w:rFonts w:ascii="Cascadia Code" w:hAnsi="Cascadia Code" w:cs="Cascadia Code"/>
         </w:rPr>
-        <w:t xml:space="preserve">    except JWTError:</w:t>
-      </w:r>
-    </w:p>
-    <w:p>
-      <w:pPr>
-        <w:pBdr>
-          <w:top w:val="single" w:sz="4" w:space="1" w:color="auto"/>
-          <w:left w:val="single" w:sz="4" w:space="4" w:color="auto"/>
-          <w:bottom w:val="single" w:sz="4" w:space="1" w:color="auto"/>
-          <w:right w:val="single" w:sz="4" w:space="4" w:color="auto"/>
-        </w:pBdr>
-        <w:spacing w:after="0" w:line="240" w:lineRule="auto"/>
-        <w:rPr>
-          <w:rFonts w:ascii="Cascadia Code" w:hAnsi="Cascadia Code" w:cs="Cascadia Code"/>
-        </w:rPr>
-      </w:pPr>
-      <w:r>
-        <w:rPr>
-          <w:rFonts w:ascii="Cascadia Code" w:hAnsi="Cascadia Code" w:cs="Cascadia Code"/>
-        </w:rPr>
-        <w:t xml:space="preserve">        raise HTTPException(status_code=401, detail="Token Expired or Invalid")</w:t>
+        <w:t xml:space="preserve">    except </w:t>
+      </w:r>
+      <w:proofErr w:type="spellStart"/>
+      <w:r>
+        <w:rPr>
+          <w:rFonts w:ascii="Cascadia Code" w:hAnsi="Cascadia Code" w:cs="Cascadia Code"/>
+        </w:rPr>
+        <w:t>JWTError</w:t>
+      </w:r>
+      <w:proofErr w:type="spellEnd"/>
+      <w:r>
+        <w:rPr>
+          <w:rFonts w:ascii="Cascadia Code" w:hAnsi="Cascadia Code" w:cs="Cascadia Code"/>
+        </w:rPr>
+        <w:t>:</w:t>
+      </w:r>
+    </w:p>
+    <w:p>
+      <w:pPr>
+        <w:pBdr>
+          <w:top w:val="single" w:sz="4" w:space="1" w:color="auto"/>
+          <w:left w:val="single" w:sz="4" w:space="4" w:color="auto"/>
+          <w:bottom w:val="single" w:sz="4" w:space="1" w:color="auto"/>
+          <w:right w:val="single" w:sz="4" w:space="4" w:color="auto"/>
+        </w:pBdr>
+        <w:spacing w:after="0" w:line="240" w:lineRule="auto"/>
+        <w:rPr>
+          <w:rFonts w:ascii="Cascadia Code" w:hAnsi="Cascadia Code" w:cs="Cascadia Code"/>
+        </w:rPr>
+      </w:pPr>
+      <w:r>
+        <w:rPr>
+          <w:rFonts w:ascii="Cascadia Code" w:hAnsi="Cascadia Code" w:cs="Cascadia Code"/>
+        </w:rPr>
+        <w:t xml:space="preserve">        raise </w:t>
+      </w:r>
+      <w:proofErr w:type="spellStart"/>
+      <w:r>
+        <w:rPr>
+          <w:rFonts w:ascii="Cascadia Code" w:hAnsi="Cascadia Code" w:cs="Cascadia Code"/>
+        </w:rPr>
+        <w:t>HTTPException</w:t>
+      </w:r>
+      <w:proofErr w:type="spellEnd"/>
+      <w:r>
+        <w:rPr>
+          <w:rFonts w:ascii="Cascadia Code" w:hAnsi="Cascadia Code" w:cs="Cascadia Code"/>
+        </w:rPr>
+        <w:t>(</w:t>
+      </w:r>
+      <w:proofErr w:type="spellStart"/>
+      <w:r>
+        <w:rPr>
+          <w:rFonts w:ascii="Cascadia Code" w:hAnsi="Cascadia Code" w:cs="Cascadia Code"/>
+        </w:rPr>
+        <w:t>status_code</w:t>
+      </w:r>
+      <w:proofErr w:type="spellEnd"/>
+      <w:r>
+        <w:rPr>
+          <w:rFonts w:ascii="Cascadia Code" w:hAnsi="Cascadia Code" w:cs="Cascadia Code"/>
+        </w:rPr>
+        <w:t>=401, detail="Token Expired or Invalid")</w:t>
       </w:r>
     </w:p>
     <w:p>
@@ -9432,7 +12269,35 @@
         <w:rPr>
           <w:rFonts w:ascii="Cascadia Code" w:hAnsi="Cascadia Code" w:cs="Cascadia Code"/>
         </w:rPr>
-        <w:t>def secure_area(user=Depends(get_current_user)):</w:t>
+        <w:t xml:space="preserve">def </w:t>
+      </w:r>
+      <w:proofErr w:type="spellStart"/>
+      <w:r>
+        <w:rPr>
+          <w:rFonts w:ascii="Cascadia Code" w:hAnsi="Cascadia Code" w:cs="Cascadia Code"/>
+        </w:rPr>
+        <w:t>secure_area</w:t>
+      </w:r>
+      <w:proofErr w:type="spellEnd"/>
+      <w:r>
+        <w:rPr>
+          <w:rFonts w:ascii="Cascadia Code" w:hAnsi="Cascadia Code" w:cs="Cascadia Code"/>
+        </w:rPr>
+        <w:t>(user=Depends(</w:t>
+      </w:r>
+      <w:proofErr w:type="spellStart"/>
+      <w:r>
+        <w:rPr>
+          <w:rFonts w:ascii="Cascadia Code" w:hAnsi="Cascadia Code" w:cs="Cascadia Code"/>
+        </w:rPr>
+        <w:t>get_current_user</w:t>
+      </w:r>
+      <w:proofErr w:type="spellEnd"/>
+      <w:r>
+        <w:rPr>
+          <w:rFonts w:ascii="Cascadia Code" w:hAnsi="Cascadia Code" w:cs="Cascadia Code"/>
+        </w:rPr>
+        <w:t>)):</w:t>
       </w:r>
     </w:p>
     <w:p>
@@ -9520,7 +12385,35 @@
         <w:rPr>
           <w:rFonts w:ascii="Cascadia Code" w:hAnsi="Cascadia Code" w:cs="Cascadia Code"/>
         </w:rPr>
-        <w:t>def admin_only(user=Depends(get_current_user)):</w:t>
+        <w:t xml:space="preserve">def </w:t>
+      </w:r>
+      <w:proofErr w:type="spellStart"/>
+      <w:r>
+        <w:rPr>
+          <w:rFonts w:ascii="Cascadia Code" w:hAnsi="Cascadia Code" w:cs="Cascadia Code"/>
+        </w:rPr>
+        <w:t>admin_only</w:t>
+      </w:r>
+      <w:proofErr w:type="spellEnd"/>
+      <w:r>
+        <w:rPr>
+          <w:rFonts w:ascii="Cascadia Code" w:hAnsi="Cascadia Code" w:cs="Cascadia Code"/>
+        </w:rPr>
+        <w:t>(user=Depends(</w:t>
+      </w:r>
+      <w:proofErr w:type="spellStart"/>
+      <w:r>
+        <w:rPr>
+          <w:rFonts w:ascii="Cascadia Code" w:hAnsi="Cascadia Code" w:cs="Cascadia Code"/>
+        </w:rPr>
+        <w:t>get_current_user</w:t>
+      </w:r>
+      <w:proofErr w:type="spellEnd"/>
+      <w:r>
+        <w:rPr>
+          <w:rFonts w:ascii="Cascadia Code" w:hAnsi="Cascadia Code" w:cs="Cascadia Code"/>
+        </w:rPr>
+        <w:t>)):</w:t>
       </w:r>
     </w:p>
     <w:p>
@@ -9560,7 +12453,35 @@
         <w:rPr>
           <w:rFonts w:ascii="Cascadia Code" w:hAnsi="Cascadia Code" w:cs="Cascadia Code"/>
         </w:rPr>
-        <w:t xml:space="preserve">        raise HTTPException(status_code=403, detail="Admin access required")</w:t>
+        <w:t xml:space="preserve">        raise </w:t>
+      </w:r>
+      <w:proofErr w:type="spellStart"/>
+      <w:r>
+        <w:rPr>
+          <w:rFonts w:ascii="Cascadia Code" w:hAnsi="Cascadia Code" w:cs="Cascadia Code"/>
+        </w:rPr>
+        <w:t>HTTPException</w:t>
+      </w:r>
+      <w:proofErr w:type="spellEnd"/>
+      <w:r>
+        <w:rPr>
+          <w:rFonts w:ascii="Cascadia Code" w:hAnsi="Cascadia Code" w:cs="Cascadia Code"/>
+        </w:rPr>
+        <w:t>(</w:t>
+      </w:r>
+      <w:proofErr w:type="spellStart"/>
+      <w:r>
+        <w:rPr>
+          <w:rFonts w:ascii="Cascadia Code" w:hAnsi="Cascadia Code" w:cs="Cascadia Code"/>
+        </w:rPr>
+        <w:t>status_code</w:t>
+      </w:r>
+      <w:proofErr w:type="spellEnd"/>
+      <w:r>
+        <w:rPr>
+          <w:rFonts w:ascii="Cascadia Code" w:hAnsi="Cascadia Code" w:cs="Cascadia Code"/>
+        </w:rPr>
+        <w:t>=403, detail="Admin access required")</w:t>
       </w:r>
     </w:p>
     <w:p>
@@ -9622,11 +12543,33 @@
           <w:rFonts w:ascii="Cascadia Code" w:hAnsi="Cascadia Code" w:cs="Cascadia Code"/>
         </w:rPr>
       </w:pPr>
-      <w:r>
-        <w:rPr>
-          <w:rFonts w:ascii="Cascadia Code" w:hAnsi="Cascadia Code" w:cs="Cascadia Code"/>
-        </w:rPr>
-        <w:t>uvicorn auth_service:app --reload --port 9000</w:t>
+      <w:proofErr w:type="spellStart"/>
+      <w:r>
+        <w:rPr>
+          <w:rFonts w:ascii="Cascadia Code" w:hAnsi="Cascadia Code" w:cs="Cascadia Code"/>
+        </w:rPr>
+        <w:t>uvicorn</w:t>
+      </w:r>
+      <w:proofErr w:type="spellEnd"/>
+      <w:r>
+        <w:rPr>
+          <w:rFonts w:ascii="Cascadia Code" w:hAnsi="Cascadia Code" w:cs="Cascadia Code"/>
+        </w:rPr>
+        <w:t xml:space="preserve"> </w:t>
+      </w:r>
+      <w:proofErr w:type="spellStart"/>
+      <w:r>
+        <w:rPr>
+          <w:rFonts w:ascii="Cascadia Code" w:hAnsi="Cascadia Code" w:cs="Cascadia Code"/>
+        </w:rPr>
+        <w:t>auth_service:app</w:t>
+      </w:r>
+      <w:proofErr w:type="spellEnd"/>
+      <w:r>
+        <w:rPr>
+          <w:rFonts w:ascii="Cascadia Code" w:hAnsi="Cascadia Code" w:cs="Cascadia Code"/>
+        </w:rPr>
+        <w:t xml:space="preserve"> --reload --port 9000</w:t>
       </w:r>
     </w:p>
     <w:p>
@@ -9671,28 +12614,44 @@
     </w:p>
     <w:p>
       <w:r>
-        <w:t>Body (x-www-form-urlencoded like OAuth2 expects)</w:t>
-      </w:r>
-    </w:p>
-    <w:p>
-      <w:pPr>
-        <w:pBdr>
-          <w:top w:val="single" w:sz="4" w:space="1" w:color="auto"/>
-          <w:left w:val="single" w:sz="4" w:space="4" w:color="auto"/>
-          <w:bottom w:val="single" w:sz="4" w:space="1" w:color="auto"/>
-          <w:right w:val="single" w:sz="4" w:space="4" w:color="auto"/>
-        </w:pBdr>
-        <w:spacing w:after="0" w:line="240" w:lineRule="auto"/>
-        <w:rPr>
-          <w:rFonts w:ascii="Cascadia Code" w:hAnsi="Cascadia Code" w:cs="Cascadia Code"/>
-        </w:rPr>
-      </w:pPr>
-      <w:r>
-        <w:rPr>
-          <w:rFonts w:ascii="Cascadia Code" w:hAnsi="Cascadia Code" w:cs="Cascadia Code"/>
-        </w:rPr>
-        <w:t>username=ajay</w:t>
-      </w:r>
+        <w:t>Body (x-www-form-</w:t>
+      </w:r>
+      <w:proofErr w:type="spellStart"/>
+      <w:r>
+        <w:t>urlencoded</w:t>
+      </w:r>
+      <w:proofErr w:type="spellEnd"/>
+      <w:r>
+        <w:t xml:space="preserve"> like OAuth2 expects)</w:t>
+      </w:r>
+    </w:p>
+    <w:p>
+      <w:pPr>
+        <w:pBdr>
+          <w:top w:val="single" w:sz="4" w:space="1" w:color="auto"/>
+          <w:left w:val="single" w:sz="4" w:space="4" w:color="auto"/>
+          <w:bottom w:val="single" w:sz="4" w:space="1" w:color="auto"/>
+          <w:right w:val="single" w:sz="4" w:space="4" w:color="auto"/>
+        </w:pBdr>
+        <w:spacing w:after="0" w:line="240" w:lineRule="auto"/>
+        <w:rPr>
+          <w:rFonts w:ascii="Cascadia Code" w:hAnsi="Cascadia Code" w:cs="Cascadia Code"/>
+        </w:rPr>
+      </w:pPr>
+      <w:r>
+        <w:rPr>
+          <w:rFonts w:ascii="Cascadia Code" w:hAnsi="Cascadia Code" w:cs="Cascadia Code"/>
+        </w:rPr>
+        <w:t>username=</w:t>
+      </w:r>
+      <w:proofErr w:type="spellStart"/>
+      <w:r>
+        <w:rPr>
+          <w:rFonts w:ascii="Cascadia Code" w:hAnsi="Cascadia Code" w:cs="Cascadia Code"/>
+        </w:rPr>
+        <w:t>ajay</w:t>
+      </w:r>
+      <w:proofErr w:type="spellEnd"/>
     </w:p>
     <w:p>
       <w:pPr>
@@ -9714,6 +12673,118 @@
         <w:t>password=password123</w:t>
       </w:r>
     </w:p>
+    <w:p/>
+    <w:p>
+      <w:pPr>
+        <w:pBdr>
+          <w:top w:val="single" w:sz="4" w:space="1" w:color="auto"/>
+          <w:left w:val="single" w:sz="4" w:space="4" w:color="auto"/>
+          <w:bottom w:val="single" w:sz="4" w:space="1" w:color="auto"/>
+          <w:right w:val="single" w:sz="4" w:space="4" w:color="auto"/>
+        </w:pBdr>
+        <w:spacing w:after="0" w:line="240" w:lineRule="auto"/>
+        <w:rPr>
+          <w:rFonts w:ascii="Cascadia Code" w:hAnsi="Cascadia Code" w:cs="Cascadia Code"/>
+        </w:rPr>
+      </w:pPr>
+      <w:r>
+        <w:rPr>
+          <w:rFonts w:ascii="Cascadia Code" w:hAnsi="Cascadia Code" w:cs="Cascadia Code"/>
+        </w:rPr>
+        <w:t xml:space="preserve">curl -X POST \ </w:t>
+      </w:r>
+    </w:p>
+    <w:p>
+      <w:pPr>
+        <w:pBdr>
+          <w:top w:val="single" w:sz="4" w:space="1" w:color="auto"/>
+          <w:left w:val="single" w:sz="4" w:space="4" w:color="auto"/>
+          <w:bottom w:val="single" w:sz="4" w:space="1" w:color="auto"/>
+          <w:right w:val="single" w:sz="4" w:space="4" w:color="auto"/>
+        </w:pBdr>
+        <w:spacing w:after="0" w:line="240" w:lineRule="auto"/>
+        <w:ind w:firstLine="720"/>
+        <w:rPr>
+          <w:rFonts w:ascii="Cascadia Code" w:hAnsi="Cascadia Code" w:cs="Cascadia Code"/>
+        </w:rPr>
+      </w:pPr>
+      <w:r>
+        <w:rPr>
+          <w:rFonts w:ascii="Cascadia Code" w:hAnsi="Cascadia Code" w:cs="Cascadia Code"/>
+        </w:rPr>
+        <w:t>-H "Content-Type: application/x-www-form-</w:t>
+      </w:r>
+      <w:proofErr w:type="spellStart"/>
+      <w:r>
+        <w:rPr>
+          <w:rFonts w:ascii="Cascadia Code" w:hAnsi="Cascadia Code" w:cs="Cascadia Code"/>
+        </w:rPr>
+        <w:t>urlencoded</w:t>
+      </w:r>
+      <w:proofErr w:type="spellEnd"/>
+      <w:r>
+        <w:rPr>
+          <w:rFonts w:ascii="Cascadia Code" w:hAnsi="Cascadia Code" w:cs="Cascadia Code"/>
+        </w:rPr>
+        <w:t xml:space="preserve">" \ </w:t>
+      </w:r>
+    </w:p>
+    <w:p>
+      <w:pPr>
+        <w:pBdr>
+          <w:top w:val="single" w:sz="4" w:space="1" w:color="auto"/>
+          <w:left w:val="single" w:sz="4" w:space="4" w:color="auto"/>
+          <w:bottom w:val="single" w:sz="4" w:space="1" w:color="auto"/>
+          <w:right w:val="single" w:sz="4" w:space="4" w:color="auto"/>
+        </w:pBdr>
+        <w:spacing w:after="0" w:line="240" w:lineRule="auto"/>
+        <w:ind w:firstLine="720"/>
+        <w:rPr>
+          <w:rFonts w:ascii="Cascadia Code" w:hAnsi="Cascadia Code" w:cs="Cascadia Code"/>
+        </w:rPr>
+      </w:pPr>
+      <w:r>
+        <w:rPr>
+          <w:rFonts w:ascii="Cascadia Code" w:hAnsi="Cascadia Code" w:cs="Cascadia Code"/>
+        </w:rPr>
+        <w:t>-d "username=</w:t>
+      </w:r>
+      <w:proofErr w:type="spellStart"/>
+      <w:r>
+        <w:rPr>
+          <w:rFonts w:ascii="Cascadia Code" w:hAnsi="Cascadia Code" w:cs="Cascadia Code"/>
+        </w:rPr>
+        <w:t>ajay&amp;password</w:t>
+      </w:r>
+      <w:proofErr w:type="spellEnd"/>
+      <w:r>
+        <w:rPr>
+          <w:rFonts w:ascii="Cascadia Code" w:hAnsi="Cascadia Code" w:cs="Cascadia Code"/>
+        </w:rPr>
+        <w:t xml:space="preserve">=password123" \ </w:t>
+      </w:r>
+    </w:p>
+    <w:p>
+      <w:pPr>
+        <w:pBdr>
+          <w:top w:val="single" w:sz="4" w:space="1" w:color="auto"/>
+          <w:left w:val="single" w:sz="4" w:space="4" w:color="auto"/>
+          <w:bottom w:val="single" w:sz="4" w:space="1" w:color="auto"/>
+          <w:right w:val="single" w:sz="4" w:space="4" w:color="auto"/>
+        </w:pBdr>
+        <w:spacing w:after="0" w:line="240" w:lineRule="auto"/>
+        <w:ind w:firstLine="720"/>
+        <w:rPr>
+          <w:rFonts w:ascii="Cascadia Code" w:hAnsi="Cascadia Code" w:cs="Cascadia Code"/>
+        </w:rPr>
+      </w:pPr>
+      <w:r>
+        <w:rPr>
+          <w:rFonts w:ascii="Cascadia Code" w:hAnsi="Cascadia Code" w:cs="Cascadia Code"/>
+        </w:rPr>
+        <w:t>http://localhost:9000/login</w:t>
+      </w:r>
+    </w:p>
     <w:p>
       <w:r>
         <w:t>Response:</w:t>
@@ -9756,27 +12827,55 @@
         <w:rPr>
           <w:rFonts w:ascii="Cascadia Code" w:hAnsi="Cascadia Code" w:cs="Cascadia Code"/>
         </w:rPr>
-        <w:t xml:space="preserve">  "access_token": "eyJhbGciOiJIUzI1NiIsInR5cCI6...",</w:t>
-      </w:r>
-    </w:p>
-    <w:p>
-      <w:pPr>
-        <w:pBdr>
-          <w:top w:val="single" w:sz="4" w:space="1" w:color="auto"/>
-          <w:left w:val="single" w:sz="4" w:space="4" w:color="auto"/>
-          <w:bottom w:val="single" w:sz="4" w:space="1" w:color="auto"/>
-          <w:right w:val="single" w:sz="4" w:space="4" w:color="auto"/>
-        </w:pBdr>
-        <w:spacing w:after="0" w:line="240" w:lineRule="auto"/>
-        <w:rPr>
-          <w:rFonts w:ascii="Cascadia Code" w:hAnsi="Cascadia Code" w:cs="Cascadia Code"/>
-        </w:rPr>
-      </w:pPr>
-      <w:r>
-        <w:rPr>
-          <w:rFonts w:ascii="Cascadia Code" w:hAnsi="Cascadia Code" w:cs="Cascadia Code"/>
-        </w:rPr>
-        <w:t xml:space="preserve">  "token_type": "bearer"</w:t>
+        <w:t xml:space="preserve">  "</w:t>
+      </w:r>
+      <w:proofErr w:type="spellStart"/>
+      <w:r>
+        <w:rPr>
+          <w:rFonts w:ascii="Cascadia Code" w:hAnsi="Cascadia Code" w:cs="Cascadia Code"/>
+        </w:rPr>
+        <w:t>access_token</w:t>
+      </w:r>
+      <w:proofErr w:type="spellEnd"/>
+      <w:r>
+        <w:rPr>
+          <w:rFonts w:ascii="Cascadia Code" w:hAnsi="Cascadia Code" w:cs="Cascadia Code"/>
+        </w:rPr>
+        <w:t>": "eyJhbGciOiJIUzI1NiIsInR5cCI6...",</w:t>
+      </w:r>
+    </w:p>
+    <w:p>
+      <w:pPr>
+        <w:pBdr>
+          <w:top w:val="single" w:sz="4" w:space="1" w:color="auto"/>
+          <w:left w:val="single" w:sz="4" w:space="4" w:color="auto"/>
+          <w:bottom w:val="single" w:sz="4" w:space="1" w:color="auto"/>
+          <w:right w:val="single" w:sz="4" w:space="4" w:color="auto"/>
+        </w:pBdr>
+        <w:spacing w:after="0" w:line="240" w:lineRule="auto"/>
+        <w:rPr>
+          <w:rFonts w:ascii="Cascadia Code" w:hAnsi="Cascadia Code" w:cs="Cascadia Code"/>
+        </w:rPr>
+      </w:pPr>
+      <w:r>
+        <w:rPr>
+          <w:rFonts w:ascii="Cascadia Code" w:hAnsi="Cascadia Code" w:cs="Cascadia Code"/>
+        </w:rPr>
+        <w:t xml:space="preserve">  "</w:t>
+      </w:r>
+      <w:proofErr w:type="spellStart"/>
+      <w:r>
+        <w:rPr>
+          <w:rFonts w:ascii="Cascadia Code" w:hAnsi="Cascadia Code" w:cs="Cascadia Code"/>
+        </w:rPr>
+        <w:t>token_type</w:t>
+      </w:r>
+      <w:proofErr w:type="spellEnd"/>
+      <w:r>
+        <w:rPr>
+          <w:rFonts w:ascii="Cascadia Code" w:hAnsi="Cascadia Code" w:cs="Cascadia Code"/>
+        </w:rPr>
+        <w:t>": "bearer"</w:t>
       </w:r>
     </w:p>
     <w:p>
@@ -9806,6 +12905,7 @@
       <w:bookmarkStart w:id="48" w:name="_Toc218864579"/>
       <w:bookmarkStart w:id="49" w:name="_Toc218933580"/>
       <w:r>
+        <w:lastRenderedPageBreak/>
         <w:t>Access Secure API</w:t>
       </w:r>
       <w:bookmarkEnd w:id="48"/>
@@ -9861,6 +12961,27 @@
         <w:t>Authorization: Bearer &lt;TOKEN&gt;</w:t>
       </w:r>
     </w:p>
+    <w:p/>
+    <w:p>
+      <w:pPr>
+        <w:pBdr>
+          <w:top w:val="single" w:sz="4" w:space="1" w:color="auto"/>
+          <w:left w:val="single" w:sz="4" w:space="4" w:color="auto"/>
+          <w:bottom w:val="single" w:sz="4" w:space="1" w:color="auto"/>
+          <w:right w:val="single" w:sz="4" w:space="4" w:color="auto"/>
+        </w:pBdr>
+        <w:spacing w:after="0" w:line="240" w:lineRule="auto"/>
+        <w:rPr>
+          <w:rFonts w:ascii="Cascadia Code" w:hAnsi="Cascadia Code" w:cs="Cascadia Code"/>
+        </w:rPr>
+      </w:pPr>
+      <w:r>
+        <w:rPr>
+          <w:rFonts w:ascii="Cascadia Code" w:hAnsi="Cascadia Code" w:cs="Cascadia Code"/>
+        </w:rPr>
+        <w:t>curl -H "Authorization: Bearer &lt;TOKEN&gt;" http://localhost:9000/secure</w:t>
+      </w:r>
+    </w:p>
     <w:p>
       <w:pPr>
         <w:pStyle w:val="Heading3"/>
@@ -9868,7 +12989,6 @@
       <w:bookmarkStart w:id="50" w:name="_Toc218864580"/>
       <w:bookmarkStart w:id="51" w:name="_Toc218933581"/>
       <w:r>
-        <w:lastRenderedPageBreak/>
         <w:t>Admin Only</w:t>
       </w:r>
       <w:bookmarkEnd w:id="50"/>
@@ -9903,8 +13023,13 @@
         </w:numPr>
       </w:pPr>
       <w:r>
-        <w:t>Works for ajay</w:t>
-      </w:r>
+        <w:t xml:space="preserve">Works for </w:t>
+      </w:r>
+      <w:proofErr w:type="spellStart"/>
+      <w:r>
+        <w:t>ajay</w:t>
+      </w:r>
+      <w:proofErr w:type="spellEnd"/>
     </w:p>
     <w:p>
       <w:pPr>
@@ -12011,7 +15136,6 @@
   <w:style w:type="character" w:default="1" w:styleId="DefaultParagraphFont">
     <w:name w:val="Default Paragraph Font"/>
     <w:uiPriority w:val="1"/>
-    <w:semiHidden/>
     <w:unhideWhenUsed/>
   </w:style>
   <w:style w:type="table" w:default="1" w:styleId="TableNormal">
@@ -12620,6 +15744,7 @@
   <w:rsids>
     <w:rsidRoot w:val="0055277E"/>
     <w:rsid w:val="001320D7"/>
+    <w:rsid w:val="00390A86"/>
     <w:rsid w:val="0055277E"/>
     <w:rsid w:val="005E05EE"/>
     <w:rsid w:val="00864ADC"/>
